--- a/07-驱动电路/01-电机驱动/伺服电机驱动电路/伺服电机驱动电路.docx
+++ b/07-驱动电路/01-电机驱动/伺服电机驱动电路/伺服电机驱动电路.docx
@@ -2793,6 +2793,20 @@
     </w:p>
     <w:bookmarkEnd w:id="26"/>
     <w:bookmarkEnd w:id="27"/>
+    <w:p>
+      <w:pPr>
+        <w:spacing w:before="360"/>
+        <w:jc w:val="center"/>
+      </w:pPr>
+      <w:r>
+        <w:rPr>
+          <w:rFonts w:ascii="Times New Roman" w:hAnsi="Times New Roman"/>
+          <w:color w:val="555555"/>
+          <w:sz w:val="21"/>
+        </w:rPr>
+        <w:t>材料收集者：杜文杰</w:t>
+      </w:r>
+    </w:p>
     <w:sectPr>
       <w:headerReference r:id="rId9" w:type="default"/>
       <w:footerReference r:id="rId10" w:type="default"/>

--- a/07-驱动电路/01-电机驱动/伺服电机驱动电路/伺服电机驱动电路.docx
+++ b/07-驱动电路/01-电机驱动/伺服电机驱动电路/伺服电机驱动电路.docx
@@ -1,6 +1,6 @@
 
 <file path=word/document.xml><?xml version="1.0" encoding="utf-8"?>
-<w:document xmlns:w="http://schemas.openxmlformats.org/wordprocessingml/2006/main" xmlns:m="http://schemas.openxmlformats.org/officeDocument/2006/math" xmlns:r="http://schemas.openxmlformats.org/officeDocument/2006/relationships" xmlns:o="urn:schemas-microsoft-com:office:office" xmlns:v="urn:schemas-microsoft-com:vml" xmlns:w10="urn:schemas-microsoft-com:office:word" xmlns:a="http://schemas.openxmlformats.org/drawingml/2006/main" xmlns:pic="http://schemas.openxmlformats.org/drawingml/2006/picture" xmlns:wp="http://schemas.openxmlformats.org/drawingml/2006/wordprocessingDrawing">
+<w:document xmlns:m="http://schemas.openxmlformats.org/officeDocument/2006/math" xmlns:r="http://schemas.openxmlformats.org/officeDocument/2006/relationships" xmlns:w="http://schemas.openxmlformats.org/wordprocessingml/2006/main" xmlns:o="urn:schemas-microsoft-com:office:office" xmlns:v="urn:schemas-microsoft-com:vml" xmlns:w10="urn:schemas-microsoft-com:office:word" xmlns:a="http://schemas.openxmlformats.org/drawingml/2006/main" xmlns:pic="http://schemas.openxmlformats.org/drawingml/2006/picture" xmlns:wp="http://schemas.openxmlformats.org/drawingml/2006/wordprocessingDrawing">
   <w:body>
     <w:bookmarkStart w:id="27" w:name="伺服电机驱动电路"/>
     <w:p>
@@ -9,7 +9,7 @@
       </w:pPr>
       <w:r>
         <w:rPr>
-          <w:rFonts w:hint="eastAsia"/>
+          <w:rFonts w:hint="eastAsia" w:eastAsia="黑体"/>
         </w:rPr>
         <w:t xml:space="preserve">伺服电机驱动电路</w:t>
       </w:r>
@@ -21,7 +21,7 @@
       </w:pPr>
       <w:r>
         <w:rPr>
-          <w:rFonts w:hint="eastAsia"/>
+          <w:rFonts w:hint="eastAsia" w:eastAsia="黑体"/>
         </w:rPr>
         <w:t xml:space="preserve">拓扑描述</w:t>
       </w:r>
@@ -32,16 +32,19 @@
       </w:pPr>
       <w:r>
         <w:rPr>
-          <w:rFonts w:hint="eastAsia"/>
+          <w:rFonts w:hint="eastAsia" w:eastAsia="黑体"/>
         </w:rPr>
         <w:t xml:space="preserve">由</w:t>
       </w:r>
       <w:r>
+        <w:rPr>
+          <w:rFonts w:eastAsia="黑体"/>
+        </w:rPr>
         <w:t xml:space="preserve"> </w:t>
       </w:r>
       <w:r>
         <w:rPr>
-          <w:rFonts w:hint="eastAsia"/>
+          <w:rFonts w:hint="eastAsia" w:eastAsia="黑体"/>
           <w:b/>
           <w:bCs/>
         </w:rPr>
@@ -49,6 +52,7 @@
       </w:r>
       <w:r>
         <w:rPr>
+          <w:rFonts w:eastAsia="黑体"/>
           <w:b/>
           <w:bCs/>
         </w:rPr>
@@ -88,40 +92,49 @@
       </m:oMath>
       <w:r>
         <w:rPr>
-          <w:rFonts w:hint="eastAsia"/>
+          <w:rFonts w:hint="eastAsia" w:eastAsia="黑体"/>
           <w:b/>
           <w:bCs/>
         </w:rPr>
         <w:t xml:space="preserve">）</w:t>
       </w:r>
       <w:r>
+        <w:rPr>
+          <w:rFonts w:eastAsia="黑体"/>
+        </w:rPr>
         <w:t xml:space="preserve">、</w:t>
       </w:r>
       <w:r>
         <w:rPr>
-          <w:rFonts w:hint="eastAsia"/>
+          <w:rFonts w:hint="eastAsia" w:eastAsia="黑体"/>
           <w:b/>
           <w:bCs/>
         </w:rPr>
         <w:t xml:space="preserve">电流采样与反馈元件</w:t>
       </w:r>
       <w:r>
+        <w:rPr>
+          <w:rFonts w:eastAsia="黑体"/>
+        </w:rPr>
         <w:t xml:space="preserve">、</w:t>
       </w:r>
       <w:r>
         <w:rPr>
-          <w:rFonts w:hint="eastAsia"/>
+          <w:rFonts w:hint="eastAsia" w:eastAsia="黑体"/>
           <w:b/>
           <w:bCs/>
         </w:rPr>
         <w:t xml:space="preserve">速度/位置传感器（编码器）</w:t>
       </w:r>
       <w:r>
+        <w:rPr>
+          <w:rFonts w:eastAsia="黑体"/>
+        </w:rPr>
         <w:t xml:space="preserve">、</w:t>
       </w:r>
       <w:r>
         <w:rPr>
-          <w:rFonts w:hint="eastAsia"/>
+          <w:rFonts w:hint="eastAsia" w:eastAsia="黑体"/>
           <w:b/>
           <w:bCs/>
         </w:rPr>
@@ -129,6 +142,7 @@
       </w:r>
       <w:r>
         <w:rPr>
+          <w:rFonts w:eastAsia="黑体"/>
           <w:b/>
           <w:bCs/>
         </w:rPr>
@@ -136,27 +150,33 @@
       </w:r>
       <w:r>
         <w:rPr>
-          <w:rFonts w:hint="eastAsia"/>
+          <w:rFonts w:hint="eastAsia" w:eastAsia="黑体"/>
           <w:b/>
           <w:bCs/>
         </w:rPr>
         <w:t xml:space="preserve">或矢量控制算法）</w:t>
       </w:r>
       <w:r>
+        <w:rPr>
+          <w:rFonts w:eastAsia="黑体"/>
+        </w:rPr>
         <w:t xml:space="preserve"> </w:t>
       </w:r>
       <w:r>
         <w:rPr>
-          <w:rFonts w:hint="eastAsia"/>
+          <w:rFonts w:hint="eastAsia" w:eastAsia="黑体"/>
         </w:rPr>
         <w:t xml:space="preserve">与</w:t>
       </w:r>
       <w:r>
+        <w:rPr>
+          <w:rFonts w:eastAsia="黑体"/>
+        </w:rPr>
         <w:t xml:space="preserve"> </w:t>
       </w:r>
       <w:r>
         <w:rPr>
-          <w:rFonts w:hint="eastAsia"/>
+          <w:rFonts w:hint="eastAsia" w:eastAsia="黑体"/>
           <w:b/>
           <w:bCs/>
         </w:rPr>
@@ -164,6 +184,7 @@
       </w:r>
       <w:r>
         <w:rPr>
+          <w:rFonts w:eastAsia="黑体"/>
           <w:b/>
           <w:bCs/>
         </w:rPr>
@@ -175,15 +196,21 @@
         </m:r>
       </m:oMath>
       <w:r>
+        <w:rPr>
+          <w:rFonts w:eastAsia="黑体"/>
+        </w:rPr>
         <w:t xml:space="preserve"> </w:t>
       </w:r>
       <w:r>
         <w:rPr>
-          <w:rFonts w:hint="eastAsia"/>
+          <w:rFonts w:hint="eastAsia" w:eastAsia="黑体"/>
         </w:rPr>
         <w:t xml:space="preserve">组成，其中</w:t>
       </w:r>
       <w:r>
+        <w:rPr>
+          <w:rFonts w:eastAsia="黑体"/>
+        </w:rPr>
         <w:t xml:space="preserve"> </w:t>
       </w:r>
       <m:oMath>
@@ -201,6 +228,9 @@
         </m:sSub>
       </m:oMath>
       <w:r>
+        <w:rPr>
+          <w:rFonts w:eastAsia="黑体"/>
+        </w:rPr>
         <w:t xml:space="preserve">、</w:t>
       </w:r>
       <m:oMath>
@@ -218,20 +248,26 @@
         </m:sSub>
       </m:oMath>
       <w:r>
+        <w:rPr>
+          <w:rFonts w:eastAsia="黑体"/>
+        </w:rPr>
         <w:t xml:space="preserve"> </w:t>
       </w:r>
       <w:r>
         <w:rPr>
-          <w:rFonts w:hint="eastAsia"/>
+          <w:rFonts w:hint="eastAsia" w:eastAsia="黑体"/>
         </w:rPr>
         <w:t xml:space="preserve">为</w:t>
       </w:r>
       <w:r>
+        <w:rPr>
+          <w:rFonts w:eastAsia="黑体"/>
+        </w:rPr>
         <w:t xml:space="preserve"> A </w:t>
       </w:r>
       <w:r>
         <w:rPr>
-          <w:rFonts w:hint="eastAsia"/>
+          <w:rFonts w:hint="eastAsia" w:eastAsia="黑体"/>
         </w:rPr>
         <w:t xml:space="preserve">相桥臂（上下管），</w:t>
       </w:r>
@@ -250,6 +286,9 @@
         </m:sSub>
       </m:oMath>
       <w:r>
+        <w:rPr>
+          <w:rFonts w:eastAsia="黑体"/>
+        </w:rPr>
         <w:t xml:space="preserve">、</w:t>
       </w:r>
       <m:oMath>
@@ -267,20 +306,26 @@
         </m:sSub>
       </m:oMath>
       <w:r>
+        <w:rPr>
+          <w:rFonts w:eastAsia="黑体"/>
+        </w:rPr>
         <w:t xml:space="preserve"> </w:t>
       </w:r>
       <w:r>
         <w:rPr>
-          <w:rFonts w:hint="eastAsia"/>
+          <w:rFonts w:hint="eastAsia" w:eastAsia="黑体"/>
         </w:rPr>
         <w:t xml:space="preserve">为</w:t>
       </w:r>
       <w:r>
+        <w:rPr>
+          <w:rFonts w:eastAsia="黑体"/>
+        </w:rPr>
         <w:t xml:space="preserve"> B </w:t>
       </w:r>
       <w:r>
         <w:rPr>
-          <w:rFonts w:hint="eastAsia"/>
+          <w:rFonts w:hint="eastAsia" w:eastAsia="黑体"/>
         </w:rPr>
         <w:t xml:space="preserve">相桥臂，</w:t>
       </w:r>
@@ -299,6 +344,9 @@
         </m:sSub>
       </m:oMath>
       <w:r>
+        <w:rPr>
+          <w:rFonts w:eastAsia="黑体"/>
+        </w:rPr>
         <w:t xml:space="preserve">、</w:t>
       </w:r>
       <m:oMath>
@@ -316,35 +364,44 @@
         </m:sSub>
       </m:oMath>
       <w:r>
+        <w:rPr>
+          <w:rFonts w:eastAsia="黑体"/>
+        </w:rPr>
         <w:t xml:space="preserve"> </w:t>
       </w:r>
       <w:r>
         <w:rPr>
-          <w:rFonts w:hint="eastAsia"/>
+          <w:rFonts w:hint="eastAsia" w:eastAsia="黑体"/>
         </w:rPr>
         <w:t xml:space="preserve">为</w:t>
       </w:r>
       <w:r>
+        <w:rPr>
+          <w:rFonts w:eastAsia="黑体"/>
+        </w:rPr>
         <w:t xml:space="preserve"> C </w:t>
       </w:r>
       <w:r>
         <w:rPr>
-          <w:rFonts w:hint="eastAsia"/>
+          <w:rFonts w:hint="eastAsia" w:eastAsia="黑体"/>
         </w:rPr>
         <w:t xml:space="preserve">相桥臂。电路共有</w:t>
       </w:r>
       <w:r>
+        <w:rPr>
+          <w:rFonts w:eastAsia="黑体"/>
+        </w:rPr>
         <w:t xml:space="preserve"> 6 </w:t>
       </w:r>
       <w:r>
         <w:rPr>
-          <w:rFonts w:hint="eastAsia"/>
+          <w:rFonts w:hint="eastAsia" w:eastAsia="黑体"/>
         </w:rPr>
         <w:t xml:space="preserve">个关键节点：</w:t>
       </w:r>
       <w:r>
         <w:rPr>
-          <w:rFonts w:hint="eastAsia"/>
+          <w:rFonts w:hint="eastAsia" w:eastAsia="黑体"/>
           <w:b/>
           <w:bCs/>
         </w:rPr>
@@ -352,6 +409,7 @@
       </w:r>
       <w:r>
         <w:rPr>
+          <w:rFonts w:eastAsia="黑体"/>
           <w:b/>
           <w:bCs/>
         </w:rPr>
@@ -359,7 +417,7 @@
       </w:r>
       <w:r>
         <w:rPr>
-          <w:rFonts w:hint="eastAsia"/>
+          <w:rFonts w:hint="eastAsia" w:eastAsia="黑体"/>
           <w:b/>
           <w:bCs/>
         </w:rPr>
@@ -367,6 +425,7 @@
       </w:r>
       <w:r>
         <w:rPr>
+          <w:rFonts w:eastAsia="黑体"/>
           <w:b/>
           <w:bCs/>
         </w:rPr>
@@ -397,11 +456,14 @@
       </m:oMath>
       <w:r>
         <w:rPr>
-          <w:rFonts w:hint="eastAsia"/>
+          <w:rFonts w:hint="eastAsia" w:eastAsia="黑体"/>
         </w:rPr>
         <w:t xml:space="preserve">（电源正极与</w:t>
       </w:r>
       <w:r>
+        <w:rPr>
+          <w:rFonts w:eastAsia="黑体"/>
+        </w:rPr>
         <w:t xml:space="preserve"> </w:t>
       </w:r>
       <m:oMath>
@@ -419,6 +481,9 @@
         </m:sSub>
       </m:oMath>
       <w:r>
+        <w:rPr>
+          <w:rFonts w:eastAsia="黑体"/>
+        </w:rPr>
         <w:t xml:space="preserve">、</w:t>
       </w:r>
       <m:oMath>
@@ -436,6 +501,9 @@
         </m:sSub>
       </m:oMath>
       <w:r>
+        <w:rPr>
+          <w:rFonts w:eastAsia="黑体"/>
+        </w:rPr>
         <w:t xml:space="preserve">、</w:t>
       </w:r>
       <m:oMath>
@@ -453,26 +521,32 @@
         </m:sSub>
       </m:oMath>
       <w:r>
+        <w:rPr>
+          <w:rFonts w:eastAsia="黑体"/>
+        </w:rPr>
         <w:t xml:space="preserve"> </w:t>
       </w:r>
       <w:r>
         <w:rPr>
-          <w:rFonts w:hint="eastAsia"/>
+          <w:rFonts w:hint="eastAsia" w:eastAsia="黑体"/>
         </w:rPr>
         <w:t xml:space="preserve">的漏极</w:t>
       </w:r>
       <w:r>
+        <w:rPr>
+          <w:rFonts w:eastAsia="黑体"/>
+        </w:rPr>
         <w:t xml:space="preserve"> D </w:t>
       </w:r>
       <w:r>
         <w:rPr>
-          <w:rFonts w:hint="eastAsia"/>
+          <w:rFonts w:hint="eastAsia" w:eastAsia="黑体"/>
         </w:rPr>
         <w:t xml:space="preserve">相连）；</w:t>
       </w:r>
       <w:r>
         <w:rPr>
-          <w:rFonts w:hint="eastAsia"/>
+          <w:rFonts w:hint="eastAsia" w:eastAsia="黑体"/>
           <w:b/>
           <w:bCs/>
         </w:rPr>
@@ -480,6 +554,7 @@
       </w:r>
       <w:r>
         <w:rPr>
+          <w:rFonts w:eastAsia="黑体"/>
           <w:b/>
           <w:bCs/>
         </w:rPr>
@@ -487,7 +562,7 @@
       </w:r>
       <w:r>
         <w:rPr>
-          <w:rFonts w:hint="eastAsia"/>
+          <w:rFonts w:hint="eastAsia" w:eastAsia="黑体"/>
           <w:b/>
           <w:bCs/>
         </w:rPr>
@@ -495,6 +570,7 @@
       </w:r>
       <w:r>
         <w:rPr>
+          <w:rFonts w:eastAsia="黑体"/>
           <w:b/>
           <w:bCs/>
         </w:rPr>
@@ -502,11 +578,14 @@
       </w:r>
       <w:r>
         <w:rPr>
-          <w:rFonts w:hint="eastAsia"/>
+          <w:rFonts w:hint="eastAsia" w:eastAsia="黑体"/>
         </w:rPr>
         <w:t xml:space="preserve">（电源负极与</w:t>
       </w:r>
       <w:r>
+        <w:rPr>
+          <w:rFonts w:eastAsia="黑体"/>
+        </w:rPr>
         <w:t xml:space="preserve"> </w:t>
       </w:r>
       <m:oMath>
@@ -524,6 +603,9 @@
         </m:sSub>
       </m:oMath>
       <w:r>
+        <w:rPr>
+          <w:rFonts w:eastAsia="黑体"/>
+        </w:rPr>
         <w:t xml:space="preserve">、</w:t>
       </w:r>
       <m:oMath>
@@ -541,6 +623,9 @@
         </m:sSub>
       </m:oMath>
       <w:r>
+        <w:rPr>
+          <w:rFonts w:eastAsia="黑体"/>
+        </w:rPr>
         <w:t xml:space="preserve">、</w:t>
       </w:r>
       <m:oMath>
@@ -558,26 +643,32 @@
         </m:sSub>
       </m:oMath>
       <w:r>
+        <w:rPr>
+          <w:rFonts w:eastAsia="黑体"/>
+        </w:rPr>
         <w:t xml:space="preserve"> </w:t>
       </w:r>
       <w:r>
         <w:rPr>
-          <w:rFonts w:hint="eastAsia"/>
+          <w:rFonts w:hint="eastAsia" w:eastAsia="黑体"/>
         </w:rPr>
         <w:t xml:space="preserve">的源极</w:t>
       </w:r>
       <w:r>
+        <w:rPr>
+          <w:rFonts w:eastAsia="黑体"/>
+        </w:rPr>
         <w:t xml:space="preserve"> S </w:t>
       </w:r>
       <w:r>
         <w:rPr>
-          <w:rFonts w:hint="eastAsia"/>
+          <w:rFonts w:hint="eastAsia" w:eastAsia="黑体"/>
         </w:rPr>
         <w:t xml:space="preserve">相连）；</w:t>
       </w:r>
       <w:r>
         <w:rPr>
-          <w:rFonts w:hint="eastAsia"/>
+          <w:rFonts w:hint="eastAsia" w:eastAsia="黑体"/>
           <w:b/>
           <w:bCs/>
         </w:rPr>
@@ -585,6 +676,7 @@
       </w:r>
       <w:r>
         <w:rPr>
+          <w:rFonts w:eastAsia="黑体"/>
           <w:b/>
           <w:bCs/>
         </w:rPr>
@@ -592,7 +684,7 @@
       </w:r>
       <w:r>
         <w:rPr>
-          <w:rFonts w:hint="eastAsia"/>
+          <w:rFonts w:hint="eastAsia" w:eastAsia="黑体"/>
           <w:b/>
           <w:bCs/>
         </w:rPr>
@@ -600,7 +692,7 @@
       </w:r>
       <w:r>
         <w:rPr>
-          <w:rFonts w:hint="eastAsia"/>
+          <w:rFonts w:hint="eastAsia" w:eastAsia="黑体"/>
         </w:rPr>
         <w:t xml:space="preserve">（</w:t>
       </w:r>
@@ -619,15 +711,21 @@
         </m:sSub>
       </m:oMath>
       <w:r>
+        <w:rPr>
+          <w:rFonts w:eastAsia="黑体"/>
+        </w:rPr>
         <w:t xml:space="preserve"> </w:t>
       </w:r>
       <w:r>
         <w:rPr>
-          <w:rFonts w:hint="eastAsia"/>
+          <w:rFonts w:hint="eastAsia" w:eastAsia="黑体"/>
         </w:rPr>
         <w:t xml:space="preserve">源极</w:t>
       </w:r>
       <w:r>
+        <w:rPr>
+          <w:rFonts w:eastAsia="黑体"/>
+        </w:rPr>
         <w:t xml:space="preserve"> S、</w:t>
       </w:r>
       <m:oMath>
@@ -645,35 +743,44 @@
         </m:sSub>
       </m:oMath>
       <w:r>
+        <w:rPr>
+          <w:rFonts w:eastAsia="黑体"/>
+        </w:rPr>
         <w:t xml:space="preserve"> </w:t>
       </w:r>
       <w:r>
         <w:rPr>
-          <w:rFonts w:hint="eastAsia"/>
+          <w:rFonts w:hint="eastAsia" w:eastAsia="黑体"/>
         </w:rPr>
         <w:t xml:space="preserve">漏极</w:t>
       </w:r>
       <w:r>
+        <w:rPr>
+          <w:rFonts w:eastAsia="黑体"/>
+        </w:rPr>
         <w:t xml:space="preserve"> </w:t>
       </w:r>
       <w:r>
         <w:rPr>
-          <w:rFonts w:hint="eastAsia"/>
+          <w:rFonts w:hint="eastAsia" w:eastAsia="黑体"/>
         </w:rPr>
         <w:t xml:space="preserve">D、电机</w:t>
       </w:r>
       <w:r>
+        <w:rPr>
+          <w:rFonts w:eastAsia="黑体"/>
+        </w:rPr>
         <w:t xml:space="preserve"> A </w:t>
       </w:r>
       <w:r>
         <w:rPr>
-          <w:rFonts w:hint="eastAsia"/>
+          <w:rFonts w:hint="eastAsia" w:eastAsia="黑体"/>
         </w:rPr>
         <w:t xml:space="preserve">相绕组一端相连）；</w:t>
       </w:r>
       <w:r>
         <w:rPr>
-          <w:rFonts w:hint="eastAsia"/>
+          <w:rFonts w:hint="eastAsia" w:eastAsia="黑体"/>
           <w:b/>
           <w:bCs/>
         </w:rPr>
@@ -681,6 +788,7 @@
       </w:r>
       <w:r>
         <w:rPr>
+          <w:rFonts w:eastAsia="黑体"/>
           <w:b/>
           <w:bCs/>
         </w:rPr>
@@ -688,7 +796,7 @@
       </w:r>
       <w:r>
         <w:rPr>
-          <w:rFonts w:hint="eastAsia"/>
+          <w:rFonts w:hint="eastAsia" w:eastAsia="黑体"/>
           <w:b/>
           <w:bCs/>
         </w:rPr>
@@ -696,7 +804,7 @@
       </w:r>
       <w:r>
         <w:rPr>
-          <w:rFonts w:hint="eastAsia"/>
+          <w:rFonts w:hint="eastAsia" w:eastAsia="黑体"/>
         </w:rPr>
         <w:t xml:space="preserve">（</w:t>
       </w:r>
@@ -715,15 +823,21 @@
         </m:sSub>
       </m:oMath>
       <w:r>
+        <w:rPr>
+          <w:rFonts w:eastAsia="黑体"/>
+        </w:rPr>
         <w:t xml:space="preserve"> </w:t>
       </w:r>
       <w:r>
         <w:rPr>
-          <w:rFonts w:hint="eastAsia"/>
+          <w:rFonts w:hint="eastAsia" w:eastAsia="黑体"/>
         </w:rPr>
         <w:t xml:space="preserve">源极</w:t>
       </w:r>
       <w:r>
+        <w:rPr>
+          <w:rFonts w:eastAsia="黑体"/>
+        </w:rPr>
         <w:t xml:space="preserve"> S、</w:t>
       </w:r>
       <m:oMath>
@@ -741,35 +855,44 @@
         </m:sSub>
       </m:oMath>
       <w:r>
+        <w:rPr>
+          <w:rFonts w:eastAsia="黑体"/>
+        </w:rPr>
         <w:t xml:space="preserve"> </w:t>
       </w:r>
       <w:r>
         <w:rPr>
-          <w:rFonts w:hint="eastAsia"/>
+          <w:rFonts w:hint="eastAsia" w:eastAsia="黑体"/>
         </w:rPr>
         <w:t xml:space="preserve">漏极</w:t>
       </w:r>
       <w:r>
+        <w:rPr>
+          <w:rFonts w:eastAsia="黑体"/>
+        </w:rPr>
         <w:t xml:space="preserve"> </w:t>
       </w:r>
       <w:r>
         <w:rPr>
-          <w:rFonts w:hint="eastAsia"/>
+          <w:rFonts w:hint="eastAsia" w:eastAsia="黑体"/>
         </w:rPr>
         <w:t xml:space="preserve">D、电机</w:t>
       </w:r>
       <w:r>
+        <w:rPr>
+          <w:rFonts w:eastAsia="黑体"/>
+        </w:rPr>
         <w:t xml:space="preserve"> B </w:t>
       </w:r>
       <w:r>
         <w:rPr>
-          <w:rFonts w:hint="eastAsia"/>
+          <w:rFonts w:hint="eastAsia" w:eastAsia="黑体"/>
         </w:rPr>
         <w:t xml:space="preserve">相绕组一端相连）；</w:t>
       </w:r>
       <w:r>
         <w:rPr>
-          <w:rFonts w:hint="eastAsia"/>
+          <w:rFonts w:hint="eastAsia" w:eastAsia="黑体"/>
           <w:b/>
           <w:bCs/>
         </w:rPr>
@@ -777,6 +900,7 @@
       </w:r>
       <w:r>
         <w:rPr>
+          <w:rFonts w:eastAsia="黑体"/>
           <w:b/>
           <w:bCs/>
         </w:rPr>
@@ -784,7 +908,7 @@
       </w:r>
       <w:r>
         <w:rPr>
-          <w:rFonts w:hint="eastAsia"/>
+          <w:rFonts w:hint="eastAsia" w:eastAsia="黑体"/>
           <w:b/>
           <w:bCs/>
         </w:rPr>
@@ -792,7 +916,7 @@
       </w:r>
       <w:r>
         <w:rPr>
-          <w:rFonts w:hint="eastAsia"/>
+          <w:rFonts w:hint="eastAsia" w:eastAsia="黑体"/>
         </w:rPr>
         <w:t xml:space="preserve">（</w:t>
       </w:r>
@@ -811,15 +935,21 @@
         </m:sSub>
       </m:oMath>
       <w:r>
+        <w:rPr>
+          <w:rFonts w:eastAsia="黑体"/>
+        </w:rPr>
         <w:t xml:space="preserve"> </w:t>
       </w:r>
       <w:r>
         <w:rPr>
-          <w:rFonts w:hint="eastAsia"/>
+          <w:rFonts w:hint="eastAsia" w:eastAsia="黑体"/>
         </w:rPr>
         <w:t xml:space="preserve">源极</w:t>
       </w:r>
       <w:r>
+        <w:rPr>
+          <w:rFonts w:eastAsia="黑体"/>
+        </w:rPr>
         <w:t xml:space="preserve"> S、</w:t>
       </w:r>
       <m:oMath>
@@ -837,35 +967,44 @@
         </m:sSub>
       </m:oMath>
       <w:r>
+        <w:rPr>
+          <w:rFonts w:eastAsia="黑体"/>
+        </w:rPr>
         <w:t xml:space="preserve"> </w:t>
       </w:r>
       <w:r>
         <w:rPr>
-          <w:rFonts w:hint="eastAsia"/>
+          <w:rFonts w:hint="eastAsia" w:eastAsia="黑体"/>
         </w:rPr>
         <w:t xml:space="preserve">漏极</w:t>
       </w:r>
       <w:r>
+        <w:rPr>
+          <w:rFonts w:eastAsia="黑体"/>
+        </w:rPr>
         <w:t xml:space="preserve"> </w:t>
       </w:r>
       <w:r>
         <w:rPr>
-          <w:rFonts w:hint="eastAsia"/>
+          <w:rFonts w:hint="eastAsia" w:eastAsia="黑体"/>
         </w:rPr>
         <w:t xml:space="preserve">D、电机</w:t>
       </w:r>
       <w:r>
+        <w:rPr>
+          <w:rFonts w:eastAsia="黑体"/>
+        </w:rPr>
         <w:t xml:space="preserve"> C </w:t>
       </w:r>
       <w:r>
         <w:rPr>
-          <w:rFonts w:hint="eastAsia"/>
+          <w:rFonts w:hint="eastAsia" w:eastAsia="黑体"/>
         </w:rPr>
         <w:t xml:space="preserve">相绕组一端相连）；</w:t>
       </w:r>
       <w:r>
         <w:rPr>
-          <w:rFonts w:hint="eastAsia"/>
+          <w:rFonts w:hint="eastAsia" w:eastAsia="黑体"/>
           <w:b/>
           <w:bCs/>
         </w:rPr>
@@ -873,6 +1012,7 @@
       </w:r>
       <w:r>
         <w:rPr>
+          <w:rFonts w:eastAsia="黑体"/>
           <w:b/>
           <w:bCs/>
         </w:rPr>
@@ -880,7 +1020,7 @@
       </w:r>
       <w:r>
         <w:rPr>
-          <w:rFonts w:hint="eastAsia"/>
+          <w:rFonts w:hint="eastAsia" w:eastAsia="黑体"/>
           <w:b/>
           <w:bCs/>
         </w:rPr>
@@ -888,7 +1028,7 @@
       </w:r>
       <w:r>
         <w:rPr>
-          <w:rFonts w:hint="eastAsia"/>
+          <w:rFonts w:hint="eastAsia" w:eastAsia="黑体"/>
         </w:rPr>
         <w:t xml:space="preserve">（星形接法共点）。</w:t>
       </w:r>
@@ -897,7 +1037,7 @@
       <w:pPr/>
       <w:r>
         <w:rPr>
-          <w:rFonts w:hint="eastAsia"/>
+          <w:rFonts w:hint="eastAsia" w:eastAsia="黑体"/>
         </w:rPr>
         <w:t xml:space="preserve">各元件管脚连接：</w:t>
       </w:r>
@@ -917,6 +1057,7 @@
       </m:oMath>
       <w:r>
         <w:rPr>
+          <w:rFonts w:eastAsia="黑体"/>
           <w:b/>
           <w:bCs/>
         </w:rPr>
@@ -938,6 +1079,7 @@
       </m:oMath>
       <w:r>
         <w:rPr>
+          <w:rFonts w:eastAsia="黑体"/>
           <w:b/>
           <w:bCs/>
         </w:rPr>
@@ -958,47 +1100,62 @@
         </m:sSub>
       </m:oMath>
       <w:r>
+        <w:rPr>
+          <w:rFonts w:eastAsia="黑体"/>
+        </w:rPr>
         <w:t xml:space="preserve"> </w:t>
       </w:r>
       <w:r>
         <w:rPr>
-          <w:rFonts w:hint="eastAsia"/>
+          <w:rFonts w:hint="eastAsia" w:eastAsia="黑体"/>
         </w:rPr>
         <w:t xml:space="preserve">的</w:t>
       </w:r>
       <w:r>
+        <w:rPr>
+          <w:rFonts w:eastAsia="黑体"/>
+        </w:rPr>
         <w:t xml:space="preserve"> G </w:t>
       </w:r>
       <w:r>
         <w:rPr>
-          <w:rFonts w:hint="eastAsia"/>
+          <w:rFonts w:hint="eastAsia" w:eastAsia="黑体"/>
         </w:rPr>
         <w:t xml:space="preserve">分别接</w:t>
       </w:r>
       <w:r>
+        <w:rPr>
+          <w:rFonts w:eastAsia="黑体"/>
+        </w:rPr>
         <w:t xml:space="preserve"> A/B/C </w:t>
       </w:r>
       <w:r>
         <w:rPr>
-          <w:rFonts w:hint="eastAsia"/>
+          <w:rFonts w:hint="eastAsia" w:eastAsia="黑体"/>
         </w:rPr>
         <w:t xml:space="preserve">相上驱动信号、D</w:t>
       </w:r>
       <w:r>
+        <w:rPr>
+          <w:rFonts w:eastAsia="黑体"/>
+        </w:rPr>
         <w:t xml:space="preserve"> </w:t>
       </w:r>
       <w:r>
         <w:rPr>
-          <w:rFonts w:hint="eastAsia"/>
+          <w:rFonts w:hint="eastAsia" w:eastAsia="黑体"/>
         </w:rPr>
         <w:t xml:space="preserve">接节点①母线正端、S</w:t>
       </w:r>
       <w:r>
+        <w:rPr>
+          <w:rFonts w:eastAsia="黑体"/>
+        </w:rPr>
         <w:t xml:space="preserve"> </w:t>
       </w:r>
       <w:r>
         <w:rPr>
-          <w:rFonts w:hint="eastAsia"/>
+          <w:rFonts w:hint="eastAsia" w:eastAsia="黑体"/>
         </w:rPr>
         <w:t xml:space="preserve">分别接节点③/④/⑤相节点；</w:t>
       </w:r>
@@ -1018,6 +1175,7 @@
       </m:oMath>
       <w:r>
         <w:rPr>
+          <w:rFonts w:eastAsia="黑体"/>
           <w:b/>
           <w:bCs/>
         </w:rPr>
@@ -1039,6 +1197,7 @@
       </m:oMath>
       <w:r>
         <w:rPr>
+          <w:rFonts w:eastAsia="黑体"/>
           <w:b/>
           <w:bCs/>
         </w:rPr>
@@ -1059,53 +1218,68 @@
         </m:sSub>
       </m:oMath>
       <w:r>
+        <w:rPr>
+          <w:rFonts w:eastAsia="黑体"/>
+        </w:rPr>
         <w:t xml:space="preserve"> </w:t>
       </w:r>
       <w:r>
         <w:rPr>
-          <w:rFonts w:hint="eastAsia"/>
+          <w:rFonts w:hint="eastAsia" w:eastAsia="黑体"/>
         </w:rPr>
         <w:t xml:space="preserve">的</w:t>
       </w:r>
       <w:r>
+        <w:rPr>
+          <w:rFonts w:eastAsia="黑体"/>
+        </w:rPr>
         <w:t xml:space="preserve"> G </w:t>
       </w:r>
       <w:r>
         <w:rPr>
-          <w:rFonts w:hint="eastAsia"/>
+          <w:rFonts w:hint="eastAsia" w:eastAsia="黑体"/>
         </w:rPr>
         <w:t xml:space="preserve">分别接</w:t>
       </w:r>
       <w:r>
+        <w:rPr>
+          <w:rFonts w:eastAsia="黑体"/>
+        </w:rPr>
         <w:t xml:space="preserve"> A/B/C </w:t>
       </w:r>
       <w:r>
         <w:rPr>
-          <w:rFonts w:hint="eastAsia"/>
+          <w:rFonts w:hint="eastAsia" w:eastAsia="黑体"/>
         </w:rPr>
         <w:t xml:space="preserve">相下驱动信号、D</w:t>
       </w:r>
       <w:r>
+        <w:rPr>
+          <w:rFonts w:eastAsia="黑体"/>
+        </w:rPr>
         <w:t xml:space="preserve"> </w:t>
       </w:r>
       <w:r>
         <w:rPr>
-          <w:rFonts w:hint="eastAsia"/>
+          <w:rFonts w:hint="eastAsia" w:eastAsia="黑体"/>
         </w:rPr>
         <w:t xml:space="preserve">分别接节点③/④/⑤相节点、S</w:t>
       </w:r>
       <w:r>
+        <w:rPr>
+          <w:rFonts w:eastAsia="黑体"/>
+        </w:rPr>
         <w:t xml:space="preserve"> </w:t>
       </w:r>
       <w:r>
         <w:rPr>
-          <w:rFonts w:hint="eastAsia"/>
+          <w:rFonts w:hint="eastAsia" w:eastAsia="黑体"/>
         </w:rPr>
         <w:t xml:space="preserve">接节点②地；</w:t>
       </w:r>
       <w:r>
         <w:rPr>
-          <w:rFonts w:hint="eastAsia"/>
+          <w:rFonts w:hint="eastAsia" w:eastAsia="黑体"/>
           <w:b/>
           <w:bCs/>
         </w:rPr>
@@ -1113,6 +1287,7 @@
       </w:r>
       <w:r>
         <w:rPr>
+          <w:rFonts w:eastAsia="黑体"/>
           <w:b/>
           <w:bCs/>
         </w:rPr>
@@ -1124,26 +1299,32 @@
         </m:r>
       </m:oMath>
       <w:r>
+        <w:rPr>
+          <w:rFonts w:eastAsia="黑体"/>
+        </w:rPr>
         <w:t xml:space="preserve"> </w:t>
       </w:r>
       <w:r>
         <w:rPr>
-          <w:rFonts w:hint="eastAsia"/>
+          <w:rFonts w:hint="eastAsia" w:eastAsia="黑体"/>
         </w:rPr>
         <w:t xml:space="preserve">的三相绕组</w:t>
       </w:r>
       <w:r>
+        <w:rPr>
+          <w:rFonts w:eastAsia="黑体"/>
+        </w:rPr>
         <w:t xml:space="preserve"> A、B、C </w:t>
       </w:r>
       <w:r>
         <w:rPr>
-          <w:rFonts w:hint="eastAsia"/>
+          <w:rFonts w:hint="eastAsia" w:eastAsia="黑体"/>
         </w:rPr>
         <w:t xml:space="preserve">分别一端接节点③、④、⑤，另一端接节点⑥中性点；</w:t>
       </w:r>
       <w:r>
         <w:rPr>
-          <w:rFonts w:hint="eastAsia"/>
+          <w:rFonts w:hint="eastAsia" w:eastAsia="黑体"/>
           <w:b/>
           <w:bCs/>
         </w:rPr>
@@ -1151,13 +1332,13 @@
       </w:r>
       <w:r>
         <w:rPr>
-          <w:rFonts w:hint="eastAsia"/>
+          <w:rFonts w:hint="eastAsia" w:eastAsia="黑体"/>
         </w:rPr>
         <w:t xml:space="preserve">串于母线或相线，采样信号送控制器；</w:t>
       </w:r>
       <w:r>
         <w:rPr>
-          <w:rFonts w:hint="eastAsia"/>
+          <w:rFonts w:hint="eastAsia" w:eastAsia="黑体"/>
           <w:b/>
           <w:bCs/>
         </w:rPr>
@@ -1165,16 +1346,19 @@
       </w:r>
       <w:r>
         <w:rPr>
-          <w:rFonts w:hint="eastAsia"/>
+          <w:rFonts w:hint="eastAsia" w:eastAsia="黑体"/>
         </w:rPr>
         <w:t xml:space="preserve">接于电机轴，其</w:t>
       </w:r>
       <w:r>
+        <w:rPr>
+          <w:rFonts w:eastAsia="黑体"/>
+        </w:rPr>
         <w:t xml:space="preserve"> </w:t>
       </w:r>
       <w:r>
         <w:rPr>
-          <w:rFonts w:hint="eastAsia"/>
+          <w:rFonts w:hint="eastAsia" w:eastAsia="黑体"/>
         </w:rPr>
         <w:t xml:space="preserve">A/B/Z（或绝对式）信号送控制器构成速度/位置反馈回路。</w:t>
       </w:r>
@@ -1183,16 +1367,19 @@
       <w:pPr/>
       <w:r>
         <w:rPr>
-          <w:rFonts w:hint="eastAsia"/>
+          <w:rFonts w:hint="eastAsia" w:eastAsia="黑体"/>
         </w:rPr>
         <w:t xml:space="preserve">由此构成”三相全桥逆变</w:t>
       </w:r>
       <w:r>
+        <w:rPr>
+          <w:rFonts w:eastAsia="黑体"/>
+        </w:rPr>
         <w:t xml:space="preserve"> + </w:t>
       </w:r>
       <w:r>
         <w:rPr>
-          <w:rFonts w:hint="eastAsia"/>
+          <w:rFonts w:hint="eastAsia" w:eastAsia="黑体"/>
         </w:rPr>
         <w:t xml:space="preserve">闭环矢量控制（FOC）“组态：电流采样构成最内环、编码器反馈构成速度/位置外环，控制器按电流/速度/位置三环由内向外整定实现对永磁同步伺服电机的精确转矩、转速与位置控制，属高性能闭环驱动。</w:t>
       </w:r>
@@ -1205,7 +1392,7 @@
       </w:pPr>
       <w:r>
         <w:rPr>
-          <w:rFonts w:hint="eastAsia"/>
+          <w:rFonts w:hint="eastAsia" w:eastAsia="黑体"/>
         </w:rPr>
         <w:t xml:space="preserve">工作原理</w:t>
       </w:r>
@@ -1216,16 +1403,19 @@
       </w:pPr>
       <w:r>
         <w:rPr>
-          <w:rFonts w:hint="eastAsia"/>
+          <w:rFonts w:hint="eastAsia" w:eastAsia="黑体"/>
         </w:rPr>
         <w:t xml:space="preserve">控制器根据位置/速度指令与编码器反馈的误差，经</w:t>
       </w:r>
       <w:r>
+        <w:rPr>
+          <w:rFonts w:eastAsia="黑体"/>
+        </w:rPr>
         <w:t xml:space="preserve"> </w:t>
       </w:r>
       <w:r>
         <w:rPr>
-          <w:rFonts w:hint="eastAsia"/>
+          <w:rFonts w:hint="eastAsia" w:eastAsia="黑体"/>
         </w:rPr>
         <w:t xml:space="preserve">PID/矢量算法产生三相电压指令，由逆变器向定子绕组注入相应电流，产生旋转磁场牵引转子。电流环在最内层，速度环/位置环在外层逐级闭环，实现高精度、快响应。</w:t>
       </w:r>
@@ -1238,7 +1428,7 @@
       </w:pPr>
       <w:r>
         <w:rPr>
-          <w:rFonts w:hint="eastAsia"/>
+          <w:rFonts w:hint="eastAsia" w:eastAsia="黑体"/>
         </w:rPr>
         <w:t xml:space="preserve">关键计算公式</w:t>
       </w:r>
@@ -1252,7 +1442,7 @@
       </w:pPr>
       <w:r>
         <w:rPr>
-          <w:rFonts w:hint="eastAsia"/>
+          <w:rFonts w:hint="eastAsia" w:eastAsia="黑体"/>
         </w:rPr>
         <w:t xml:space="preserve">位置环误差：</w:t>
       </w:r>
@@ -1341,11 +1531,14 @@
         </w:numPr>
       </w:pPr>
       <w:r>
+        <w:rPr>
+          <w:rFonts w:eastAsia="黑体"/>
+        </w:rPr>
         <w:t xml:space="preserve">PID </w:t>
       </w:r>
       <w:r>
         <w:rPr>
-          <w:rFonts w:hint="eastAsia"/>
+          <w:rFonts w:hint="eastAsia" w:eastAsia="黑体"/>
         </w:rPr>
         <w:t xml:space="preserve">控制律：</w:t>
       </w:r>
@@ -1471,16 +1664,19 @@
       </w:pPr>
       <w:r>
         <w:rPr>
-          <w:rFonts w:hint="eastAsia"/>
+          <w:rFonts w:hint="eastAsia" w:eastAsia="黑体"/>
         </w:rPr>
         <w:t xml:space="preserve">电磁转矩（矢量控制</w:t>
       </w:r>
       <w:r>
+        <w:rPr>
+          <w:rFonts w:eastAsia="黑体"/>
+        </w:rPr>
         <w:t xml:space="preserve"> </w:t>
       </w:r>
       <w:r>
         <w:rPr>
-          <w:rFonts w:hint="eastAsia"/>
+          <w:rFonts w:hint="eastAsia" w:eastAsia="黑体"/>
         </w:rPr>
         <w:t xml:space="preserve">FOC）：</w:t>
       </w:r>
@@ -1564,7 +1760,7 @@
       </w:pPr>
       <w:r>
         <w:rPr>
-          <w:rFonts w:hint="eastAsia"/>
+          <w:rFonts w:hint="eastAsia" w:eastAsia="黑体"/>
         </w:rPr>
         <w:t xml:space="preserve">机械方程：</w:t>
       </w:r>
@@ -1654,7 +1850,7 @@
       </w:pPr>
       <w:r>
         <w:rPr>
-          <w:rFonts w:hint="eastAsia"/>
+          <w:rFonts w:hint="eastAsia" w:eastAsia="黑体"/>
         </w:rPr>
         <w:t xml:space="preserve">反电动势：</w:t>
       </w:r>
@@ -1730,7 +1926,7 @@
             </w:pPr>
             <w:r>
               <w:rPr>
-                <w:rFonts w:hint="eastAsia"/>
+                <w:rFonts w:hint="eastAsia" w:eastAsia="黑体"/>
               </w:rPr>
               <w:t xml:space="preserve">符号</w:t>
             </w:r>
@@ -1744,7 +1940,7 @@
             </w:pPr>
             <w:r>
               <w:rPr>
-                <w:rFonts w:hint="eastAsia"/>
+                <w:rFonts w:hint="eastAsia" w:eastAsia="黑体"/>
               </w:rPr>
               <w:t xml:space="preserve">含义</w:t>
             </w:r>
@@ -1758,7 +1954,7 @@
             </w:pPr>
             <w:r>
               <w:rPr>
-                <w:rFonts w:hint="eastAsia"/>
+                <w:rFonts w:hint="eastAsia" w:eastAsia="黑体"/>
               </w:rPr>
               <w:t xml:space="preserve">单位</w:t>
             </w:r>
@@ -1823,6 +2019,9 @@
               </m:sSub>
             </m:oMath>
             <w:r>
+              <w:rPr>
+                <w:rFonts w:eastAsia="黑体"/>
+              </w:rPr>
               <w:t xml:space="preserve">​</w:t>
             </w:r>
           </w:p>
@@ -1834,11 +2033,14 @@
               <w:pStyle w:val="Compact"/>
             </w:pPr>
             <w:r>
+              <w:rPr>
+                <w:rFonts w:eastAsia="黑体"/>
+              </w:rPr>
               <w:t xml:space="preserve">PID </w:t>
             </w:r>
             <w:r>
               <w:rPr>
-                <w:rFonts w:hint="eastAsia"/>
+                <w:rFonts w:hint="eastAsia" w:eastAsia="黑体"/>
               </w:rPr>
               <w:t xml:space="preserve">系数</w:t>
             </w:r>
@@ -1851,6 +2053,9 @@
               <w:pStyle w:val="Compact"/>
             </w:pPr>
             <w:r>
+              <w:rPr>
+                <w:rFonts w:eastAsia="黑体"/>
+              </w:rPr>
               <w:t xml:space="preserve">—</w:t>
             </w:r>
           </w:p>
@@ -1869,6 +2074,9 @@
               </m:r>
             </m:oMath>
             <w:r>
+              <w:rPr>
+                <w:rFonts w:eastAsia="黑体"/>
+              </w:rPr>
               <w:t xml:space="preserve">​</w:t>
             </w:r>
           </w:p>
@@ -1881,7 +2089,7 @@
             </w:pPr>
             <w:r>
               <w:rPr>
-                <w:rFonts w:hint="eastAsia"/>
+                <w:rFonts w:hint="eastAsia" w:eastAsia="黑体"/>
               </w:rPr>
               <w:t xml:space="preserve">控制误差</w:t>
             </w:r>
@@ -1894,6 +2102,9 @@
               <w:pStyle w:val="Compact"/>
             </w:pPr>
             <w:r>
+              <w:rPr>
+                <w:rFonts w:eastAsia="黑体"/>
+              </w:rPr>
               <w:t xml:space="preserve">—</w:t>
             </w:r>
           </w:p>
@@ -1912,6 +2123,9 @@
               </m:r>
             </m:oMath>
             <w:r>
+              <w:rPr>
+                <w:rFonts w:eastAsia="黑体"/>
+              </w:rPr>
               <w:t xml:space="preserve">​</w:t>
             </w:r>
           </w:p>
@@ -1924,7 +2138,7 @@
             </w:pPr>
             <w:r>
               <w:rPr>
-                <w:rFonts w:hint="eastAsia"/>
+                <w:rFonts w:hint="eastAsia" w:eastAsia="黑体"/>
               </w:rPr>
               <w:t xml:space="preserve">极对数</w:t>
             </w:r>
@@ -1937,6 +2151,9 @@
               <w:pStyle w:val="Compact"/>
             </w:pPr>
             <w:r>
+              <w:rPr>
+                <w:rFonts w:eastAsia="黑体"/>
+              </w:rPr>
               <w:t xml:space="preserve">—</w:t>
             </w:r>
           </w:p>
@@ -1964,6 +2181,9 @@
               </m:sSub>
             </m:oMath>
             <w:r>
+              <w:rPr>
+                <w:rFonts w:eastAsia="黑体"/>
+              </w:rPr>
               <w:t xml:space="preserve">​</w:t>
             </w:r>
           </w:p>
@@ -1976,7 +2196,7 @@
             </w:pPr>
             <w:r>
               <w:rPr>
-                <w:rFonts w:hint="eastAsia"/>
+                <w:rFonts w:hint="eastAsia" w:eastAsia="黑体"/>
               </w:rPr>
               <w:t xml:space="preserve">转子磁链</w:t>
             </w:r>
@@ -1989,6 +2209,9 @@
               <w:pStyle w:val="Compact"/>
             </w:pPr>
             <w:r>
+              <w:rPr>
+                <w:rFonts w:eastAsia="黑体"/>
+              </w:rPr>
               <w:t xml:space="preserve">Wb</w:t>
             </w:r>
           </w:p>
@@ -2016,6 +2239,9 @@
               </m:sSub>
             </m:oMath>
             <w:r>
+              <w:rPr>
+                <w:rFonts w:eastAsia="黑体"/>
+              </w:rPr>
               <w:t xml:space="preserve">​</w:t>
             </w:r>
           </w:p>
@@ -2028,7 +2254,7 @@
             </w:pPr>
             <w:r>
               <w:rPr>
-                <w:rFonts w:hint="eastAsia"/>
+                <w:rFonts w:hint="eastAsia" w:eastAsia="黑体"/>
               </w:rPr>
               <w:t xml:space="preserve">交轴电流</w:t>
             </w:r>
@@ -2041,6 +2267,9 @@
               <w:pStyle w:val="Compact"/>
             </w:pPr>
             <w:r>
+              <w:rPr>
+                <w:rFonts w:eastAsia="黑体"/>
+              </w:rPr>
               <w:t xml:space="preserve">A</w:t>
             </w:r>
           </w:p>
@@ -2059,6 +2288,9 @@
               </m:r>
             </m:oMath>
             <w:r>
+              <w:rPr>
+                <w:rFonts w:eastAsia="黑体"/>
+              </w:rPr>
               <w:t xml:space="preserve">​</w:t>
             </w:r>
           </w:p>
@@ -2071,7 +2303,7 @@
             </w:pPr>
             <w:r>
               <w:rPr>
-                <w:rFonts w:hint="eastAsia"/>
+                <w:rFonts w:hint="eastAsia" w:eastAsia="黑体"/>
               </w:rPr>
               <w:t xml:space="preserve">转动惯量</w:t>
             </w:r>
@@ -2084,6 +2316,9 @@
               <w:pStyle w:val="Compact"/>
             </w:pPr>
             <w:r>
+              <w:rPr>
+                <w:rFonts w:eastAsia="黑体"/>
+              </w:rPr>
               <w:t xml:space="preserve">kg·m²</w:t>
             </w:r>
           </w:p>
@@ -2120,6 +2355,9 @@
               </m:sSub>
             </m:oMath>
             <w:r>
+              <w:rPr>
+                <w:rFonts w:eastAsia="黑体"/>
+              </w:rPr>
               <w:t xml:space="preserve">​</w:t>
             </w:r>
           </w:p>
@@ -2132,7 +2370,7 @@
             </w:pPr>
             <w:r>
               <w:rPr>
-                <w:rFonts w:hint="eastAsia"/>
+                <w:rFonts w:hint="eastAsia" w:eastAsia="黑体"/>
               </w:rPr>
               <w:t xml:space="preserve">电磁/负载转矩</w:t>
             </w:r>
@@ -2145,6 +2383,9 @@
               <w:pStyle w:val="Compact"/>
             </w:pPr>
             <w:r>
+              <w:rPr>
+                <w:rFonts w:eastAsia="黑体"/>
+              </w:rPr>
               <w:t xml:space="preserve">N·m</w:t>
             </w:r>
           </w:p>
@@ -2163,6 +2404,9 @@
               </m:r>
             </m:oMath>
             <w:r>
+              <w:rPr>
+                <w:rFonts w:eastAsia="黑体"/>
+              </w:rPr>
               <w:t xml:space="preserve">​</w:t>
             </w:r>
           </w:p>
@@ -2175,7 +2419,7 @@
             </w:pPr>
             <w:r>
               <w:rPr>
-                <w:rFonts w:hint="eastAsia"/>
+                <w:rFonts w:hint="eastAsia" w:eastAsia="黑体"/>
               </w:rPr>
               <w:t xml:space="preserve">阻尼系数</w:t>
             </w:r>
@@ -2188,6 +2432,9 @@
               <w:pStyle w:val="Compact"/>
             </w:pPr>
             <w:r>
+              <w:rPr>
+                <w:rFonts w:eastAsia="黑体"/>
+              </w:rPr>
               <w:t xml:space="preserve">N·m·s/rad</w:t>
             </w:r>
           </w:p>
@@ -2202,7 +2449,7 @@
       </w:pPr>
       <w:r>
         <w:rPr>
-          <w:rFonts w:hint="eastAsia"/>
+          <w:rFonts w:hint="eastAsia" w:eastAsia="黑体"/>
         </w:rPr>
         <w:t xml:space="preserve">元件调整影响</w:t>
       </w:r>
@@ -2231,6 +2478,7 @@
       </m:oMath>
       <w:r>
         <w:rPr>
+          <w:rFonts w:eastAsia="黑体"/>
           <w:b/>
           <w:bCs/>
         </w:rPr>
@@ -2238,21 +2486,27 @@
       </w:r>
       <w:r>
         <w:rPr>
-          <w:rFonts w:hint="eastAsia"/>
+          <w:rFonts w:hint="eastAsia" w:eastAsia="黑体"/>
           <w:b/>
           <w:bCs/>
         </w:rPr>
         <w:t xml:space="preserve">增大</w:t>
       </w:r>
       <w:r>
+        <w:rPr>
+          <w:rFonts w:eastAsia="黑体"/>
+        </w:rPr>
         <w:t xml:space="preserve"> </w:t>
       </w:r>
       <w:r>
+        <w:rPr>
+          <w:rFonts w:eastAsia="黑体"/>
+        </w:rPr>
         <w:t xml:space="preserve">→ </w:t>
       </w:r>
       <w:r>
         <w:rPr>
-          <w:rFonts w:hint="eastAsia"/>
+          <w:rFonts w:hint="eastAsia" w:eastAsia="黑体"/>
         </w:rPr>
         <w:t xml:space="preserve">响应加快，但过大会振荡、超调。</w:t>
       </w:r>
@@ -2281,6 +2535,7 @@
       </m:oMath>
       <w:r>
         <w:rPr>
+          <w:rFonts w:eastAsia="黑体"/>
           <w:b/>
           <w:bCs/>
         </w:rPr>
@@ -2288,21 +2543,27 @@
       </w:r>
       <w:r>
         <w:rPr>
-          <w:rFonts w:hint="eastAsia"/>
+          <w:rFonts w:hint="eastAsia" w:eastAsia="黑体"/>
           <w:b/>
           <w:bCs/>
         </w:rPr>
         <w:t xml:space="preserve">增大</w:t>
       </w:r>
       <w:r>
+        <w:rPr>
+          <w:rFonts w:eastAsia="黑体"/>
+        </w:rPr>
         <w:t xml:space="preserve"> </w:t>
       </w:r>
       <w:r>
+        <w:rPr>
+          <w:rFonts w:eastAsia="黑体"/>
+        </w:rPr>
         <w:t xml:space="preserve">→ </w:t>
       </w:r>
       <w:r>
         <w:rPr>
-          <w:rFonts w:hint="eastAsia"/>
+          <w:rFonts w:hint="eastAsia" w:eastAsia="黑体"/>
         </w:rPr>
         <w:t xml:space="preserve">消除稳态误差加快，但过大会积分饱和、振荡。</w:t>
       </w:r>
@@ -2317,21 +2578,27 @@
       </w:pPr>
       <w:r>
         <w:rPr>
-          <w:rFonts w:hint="eastAsia"/>
+          <w:rFonts w:hint="eastAsia" w:eastAsia="黑体"/>
           <w:b/>
           <w:bCs/>
         </w:rPr>
         <w:t xml:space="preserve">电流采样电阻增大</w:t>
       </w:r>
       <w:r>
+        <w:rPr>
+          <w:rFonts w:eastAsia="黑体"/>
+        </w:rPr>
         <w:t xml:space="preserve"> </w:t>
       </w:r>
       <w:r>
+        <w:rPr>
+          <w:rFonts w:eastAsia="黑体"/>
+        </w:rPr>
         <w:t xml:space="preserve">→ </w:t>
       </w:r>
       <w:r>
         <w:rPr>
-          <w:rFonts w:hint="eastAsia"/>
+          <w:rFonts w:hint="eastAsia" w:eastAsia="黑体"/>
         </w:rPr>
         <w:t xml:space="preserve">反馈信噪比提高，但损耗增大。</w:t>
       </w:r>
@@ -2346,21 +2613,27 @@
       </w:pPr>
       <w:r>
         <w:rPr>
-          <w:rFonts w:hint="eastAsia"/>
+          <w:rFonts w:hint="eastAsia" w:eastAsia="黑体"/>
           <w:b/>
           <w:bCs/>
         </w:rPr>
         <w:t xml:space="preserve">编码器分辨率提高</w:t>
       </w:r>
       <w:r>
+        <w:rPr>
+          <w:rFonts w:eastAsia="黑体"/>
+        </w:rPr>
         <w:t xml:space="preserve"> </w:t>
       </w:r>
       <w:r>
+        <w:rPr>
+          <w:rFonts w:eastAsia="黑体"/>
+        </w:rPr>
         <w:t xml:space="preserve">→ </w:t>
       </w:r>
       <w:r>
         <w:rPr>
-          <w:rFonts w:hint="eastAsia"/>
+          <w:rFonts w:hint="eastAsia" w:eastAsia="黑体"/>
         </w:rPr>
         <w:t xml:space="preserve">位置/速度反馈更精确、低速更平稳。</w:t>
       </w:r>
@@ -2373,7 +2646,7 @@
       </w:pPr>
       <w:r>
         <w:rPr>
-          <w:rFonts w:hint="eastAsia"/>
+          <w:rFonts w:hint="eastAsia" w:eastAsia="黑体"/>
         </w:rPr>
         <w:t xml:space="preserve">典型参数示例</w:t>
       </w:r>
@@ -2388,11 +2661,14 @@
       </w:pPr>
       <w:r>
         <w:rPr>
-          <w:rFonts w:hint="eastAsia"/>
+          <w:rFonts w:hint="eastAsia" w:eastAsia="黑体"/>
         </w:rPr>
         <w:t xml:space="preserve">取</w:t>
       </w:r>
       <w:r>
+        <w:rPr>
+          <w:rFonts w:eastAsia="黑体"/>
+        </w:rPr>
         <w:t xml:space="preserve"> </w:t>
       </w:r>
       <m:oMath>
@@ -2410,6 +2686,9 @@
         </m:r>
       </m:oMath>
       <w:r>
+        <w:rPr>
+          <w:rFonts w:eastAsia="黑体"/>
+        </w:rPr>
         <w:t xml:space="preserve">、</w:t>
       </w:r>
       <m:oMath>
@@ -2446,6 +2725,9 @@
         </m:r>
       </m:oMath>
       <w:r>
+        <w:rPr>
+          <w:rFonts w:eastAsia="黑体"/>
+        </w:rPr>
         <w:t xml:space="preserve">、</w:t>
       </w:r>
       <m:oMath>
@@ -2483,7 +2765,7 @@
       </m:oMath>
       <w:r>
         <w:rPr>
-          <w:rFonts w:hint="eastAsia"/>
+          <w:rFonts w:hint="eastAsia" w:eastAsia="黑体"/>
         </w:rPr>
         <w:t xml:space="preserve">：</w:t>
       </w:r>
@@ -2560,6 +2842,9 @@
         </m:r>
       </m:oMath>
       <w:r>
+        <w:rPr>
+          <w:rFonts w:eastAsia="黑体"/>
+        </w:rPr>
         <w:t xml:space="preserve">。</w:t>
       </w:r>
     </w:p>
@@ -2573,7 +2858,7 @@
       </w:pPr>
       <w:r>
         <w:rPr>
-          <w:rFonts w:hint="eastAsia"/>
+          <w:rFonts w:hint="eastAsia" w:eastAsia="黑体"/>
         </w:rPr>
         <w:t xml:space="preserve">位置环整定一般按带宽逐层：电流环最高、速度环居中、位置环最低。</w:t>
       </w:r>
@@ -2586,7 +2871,7 @@
       </w:pPr>
       <w:r>
         <w:rPr>
-          <w:rFonts w:hint="eastAsia"/>
+          <w:rFonts w:hint="eastAsia" w:eastAsia="黑体"/>
         </w:rPr>
         <w:t xml:space="preserve">常见器件型号</w:t>
       </w:r>
@@ -2601,25 +2886,31 @@
       </w:pPr>
       <w:r>
         <w:rPr>
-          <w:rFonts w:hint="eastAsia"/>
+          <w:rFonts w:hint="eastAsia" w:eastAsia="黑体"/>
         </w:rPr>
         <w:t xml:space="preserve">驱动：TRINAMIC</w:t>
       </w:r>
       <w:r>
+        <w:rPr>
+          <w:rFonts w:eastAsia="黑体"/>
+        </w:rPr>
         <w:t xml:space="preserve"> </w:t>
       </w:r>
       <w:r>
         <w:rPr>
-          <w:rFonts w:hint="eastAsia"/>
+          <w:rFonts w:hint="eastAsia" w:eastAsia="黑体"/>
         </w:rPr>
         <w:t xml:space="preserve">TMC4671（FOC</w:t>
       </w:r>
       <w:r>
+        <w:rPr>
+          <w:rFonts w:eastAsia="黑体"/>
+        </w:rPr>
         <w:t xml:space="preserve"> </w:t>
       </w:r>
       <w:r>
         <w:rPr>
-          <w:rFonts w:hint="eastAsia"/>
+          <w:rFonts w:hint="eastAsia" w:eastAsia="黑体"/>
         </w:rPr>
         <w:t xml:space="preserve">伺服控制）、DRV8353。</w:t>
       </w:r>
@@ -2634,16 +2925,19 @@
       </w:pPr>
       <w:r>
         <w:rPr>
-          <w:rFonts w:hint="eastAsia"/>
+          <w:rFonts w:hint="eastAsia" w:eastAsia="黑体"/>
         </w:rPr>
         <w:t xml:space="preserve">编码器：增量式/绝对式编码器（如</w:t>
       </w:r>
       <w:r>
+        <w:rPr>
+          <w:rFonts w:eastAsia="黑体"/>
+        </w:rPr>
         <w:t xml:space="preserve"> </w:t>
       </w:r>
       <w:r>
         <w:rPr>
-          <w:rFonts w:hint="eastAsia"/>
+          <w:rFonts w:hint="eastAsia" w:eastAsia="黑体"/>
         </w:rPr>
         <w:t xml:space="preserve">Tamagawa、多摩川）。</w:t>
       </w:r>
@@ -2658,7 +2952,7 @@
       </w:pPr>
       <w:r>
         <w:rPr>
-          <w:rFonts w:hint="eastAsia"/>
+          <w:rFonts w:hint="eastAsia" w:eastAsia="黑体"/>
         </w:rPr>
         <w:t xml:space="preserve">MCU：STM32F4/G4、TMS320F28379。</w:t>
       </w:r>
@@ -2671,7 +2965,7 @@
       </w:pPr>
       <w:r>
         <w:rPr>
-          <w:rFonts w:hint="eastAsia"/>
+          <w:rFonts w:hint="eastAsia" w:eastAsia="黑体"/>
         </w:rPr>
         <w:t xml:space="preserve">注意事项</w:t>
       </w:r>
@@ -2686,7 +2980,7 @@
       </w:pPr>
       <w:r>
         <w:rPr>
-          <w:rFonts w:hint="eastAsia"/>
+          <w:rFonts w:hint="eastAsia" w:eastAsia="黑体"/>
         </w:rPr>
         <w:t xml:space="preserve">三环（电流/速度/位置）需自内向外整定，避免级联不稳定。</w:t>
       </w:r>
@@ -2701,16 +2995,19 @@
       </w:pPr>
       <w:r>
         <w:rPr>
-          <w:rFonts w:hint="eastAsia"/>
+          <w:rFonts w:hint="eastAsia" w:eastAsia="黑体"/>
         </w:rPr>
         <w:t xml:space="preserve">电流采样与</w:t>
       </w:r>
       <w:r>
+        <w:rPr>
+          <w:rFonts w:eastAsia="黑体"/>
+        </w:rPr>
         <w:t xml:space="preserve"> PWM </w:t>
       </w:r>
       <w:r>
         <w:rPr>
-          <w:rFonts w:hint="eastAsia"/>
+          <w:rFonts w:hint="eastAsia" w:eastAsia="黑体"/>
         </w:rPr>
         <w:t xml:space="preserve">同步、死区补偿影响控制精度。</w:t>
       </w:r>
@@ -2725,7 +3022,7 @@
       </w:pPr>
       <w:r>
         <w:rPr>
-          <w:rFonts w:hint="eastAsia"/>
+          <w:rFonts w:hint="eastAsia" w:eastAsia="黑体"/>
         </w:rPr>
         <w:t xml:space="preserve">需过流、过压、过热与堵转保护，防止功率级损坏。</w:t>
       </w:r>
@@ -2738,7 +3035,7 @@
       </w:pPr>
       <w:r>
         <w:rPr>
-          <w:rFonts w:hint="eastAsia"/>
+          <w:rFonts w:hint="eastAsia" w:eastAsia="黑体"/>
         </w:rPr>
         <w:t xml:space="preserve">参考资料</w:t>
       </w:r>
@@ -2752,6 +3049,9 @@
         </w:numPr>
       </w:pPr>
       <w:r>
+        <w:rPr>
+          <w:rFonts w:eastAsia="黑体"/>
+        </w:rPr>
         <w:t xml:space="preserve">Wikipedia: Servomotor、Servo drive。</w:t>
       </w:r>
     </w:p>
@@ -2764,15 +3064,21 @@
         </w:numPr>
       </w:pPr>
       <w:r>
+        <w:rPr>
+          <w:rFonts w:eastAsia="黑体"/>
+        </w:rPr>
         <w:t xml:space="preserve">TI </w:t>
       </w:r>
       <w:r>
         <w:rPr>
-          <w:rFonts w:hint="eastAsia"/>
+          <w:rFonts w:hint="eastAsia" w:eastAsia="黑体"/>
         </w:rPr>
         <w:t xml:space="preserve">应用笔记：FOC</w:t>
       </w:r>
       <w:r>
+        <w:rPr>
+          <w:rFonts w:eastAsia="黑体"/>
+        </w:rPr>
         <w:t xml:space="preserve"> Design (InstaSPIN)。</w:t>
       </w:r>
     </w:p>
@@ -2786,7 +3092,7 @@
       </w:pPr>
       <w:r>
         <w:rPr>
-          <w:rFonts w:hint="eastAsia"/>
+          <w:rFonts w:hint="eastAsia" w:eastAsia="黑体"/>
         </w:rPr>
         <w:t xml:space="preserve">《运动控制系统》教材。</w:t>
       </w:r>
@@ -2800,11 +3106,11 @@
       </w:pPr>
       <w:r>
         <w:rPr>
-          <w:rFonts w:ascii="Times New Roman" w:hAnsi="Times New Roman"/>
+          <w:rFonts w:ascii="Times New Roman" w:hAnsi="Times New Roman" w:eastAsia="黑体"/>
           <w:color w:val="555555"/>
           <w:sz w:val="21"/>
         </w:rPr>
-        <w:t>材料收集者：杜文杰</w:t>
+        <w:t>材料收集者：杜文杰，WX手机：19519196569，QQ:3478827729</w:t>
       </w:r>
     </w:p>
     <w:sectPr>
@@ -2824,7 +3130,7 @@
 </file>
 
 <file path=word/footer1.xml><?xml version="1.0" encoding="utf-8"?>
-<w:ftr xmlns:m="http://schemas.openxmlformats.org/officeDocument/2006/math" xmlns:mc="http://schemas.openxmlformats.org/markup-compatibility/2006" xmlns:mo="http://schemas.microsoft.com/office/mac/office/2008/main" xmlns:mv="urn:schemas-microsoft-com:mac:vml" xmlns:o="urn:schemas-microsoft-com:office:office" xmlns:r="http://schemas.openxmlformats.org/officeDocument/2006/relationships" xmlns:v="urn:schemas-microsoft-com:vml" xmlns:w10="urn:schemas-microsoft-com:office:word" xmlns:w14="http://schemas.microsoft.com/office/word/2010/wordml" xmlns:w="http://schemas.openxmlformats.org/wordprocessingml/2006/main" xmlns:wne="http://schemas.microsoft.com/office/word/2006/wordml" xmlns:wp14="http://schemas.microsoft.com/office/word/2010/wordprocessingDrawing" xmlns:wp="http://schemas.openxmlformats.org/drawingml/2006/wordprocessingDrawing" xmlns:wpc="http://schemas.microsoft.com/office/word/2010/wordprocessingCanvas" xmlns:wpg="http://schemas.microsoft.com/office/word/2010/wordprocessingGroup" xmlns:wpi="http://schemas.microsoft.com/office/word/2010/wordprocessingInk" xmlns:wps="http://schemas.microsoft.com/office/word/2010/wordprocessingShape" mc:Ignorable="w14 wp14">
+<w:ftr xmlns:mc="http://schemas.openxmlformats.org/markup-compatibility/2006" xmlns:w="http://schemas.openxmlformats.org/wordprocessingml/2006/main" xmlns:m="http://schemas.openxmlformats.org/officeDocument/2006/math" xmlns:mo="http://schemas.microsoft.com/office/mac/office/2008/main" xmlns:mv="urn:schemas-microsoft-com:mac:vml" xmlns:o="urn:schemas-microsoft-com:office:office" xmlns:r="http://schemas.openxmlformats.org/officeDocument/2006/relationships" xmlns:v="urn:schemas-microsoft-com:vml" xmlns:w10="urn:schemas-microsoft-com:office:word" xmlns:w14="http://schemas.microsoft.com/office/word/2010/wordml" xmlns:wne="http://schemas.microsoft.com/office/word/2006/wordml" xmlns:wp14="http://schemas.microsoft.com/office/word/2010/wordprocessingDrawing" xmlns:wp="http://schemas.openxmlformats.org/drawingml/2006/wordprocessingDrawing" xmlns:wpc="http://schemas.microsoft.com/office/word/2010/wordprocessingCanvas" xmlns:wpg="http://schemas.microsoft.com/office/word/2010/wordprocessingGroup" xmlns:wpi="http://schemas.microsoft.com/office/word/2010/wordprocessingInk" xmlns:wps="http://schemas.microsoft.com/office/word/2010/wordprocessingShape" mc:Ignorable="w14 wp14">
   <w:p>
     <w:pPr>
       <w:pStyle w:val="Footer"/>
@@ -2832,12 +3138,14 @@
     </w:pPr>
     <w:r>
       <w:rPr>
+        <w:rFonts w:eastAsia="黑体"/>
         <w:sz w:val="18"/>
       </w:rPr>
       <w:t xml:space="preserve">第 </w:t>
     </w:r>
     <w:r>
       <w:rPr>
+        <w:rFonts w:eastAsia="黑体"/>
         <w:sz w:val="18"/>
       </w:rPr>
       <w:fldChar w:fldCharType="begin"/>
@@ -2846,6 +3154,7 @@
     </w:r>
     <w:r>
       <w:rPr>
+        <w:rFonts w:eastAsia="黑体"/>
         <w:sz w:val="18"/>
       </w:rPr>
       <w:t xml:space="preserve"> 页</w:t>
@@ -2859,6 +3168,9 @@
   <w:footnote w:type="continuationSeparator" w:id="0">
     <w:p>
       <w:r>
+        <w:rPr>
+          <w:rFonts w:eastAsia="黑体"/>
+        </w:rPr>
         <w:continuationSeparator/>
       </w:r>
     </w:p>
@@ -2866,6 +3178,9 @@
   <w:footnote w:type="separator" w:id="-1">
     <w:p>
       <w:r>
+        <w:rPr>
+          <w:rFonts w:eastAsia="黑体"/>
+        </w:rPr>
         <w:separator/>
       </w:r>
     </w:p>
@@ -2874,7 +3189,7 @@
 </file>
 
 <file path=word/header1.xml><?xml version="1.0" encoding="utf-8"?>
-<w:hdr xmlns:m="http://schemas.openxmlformats.org/officeDocument/2006/math" xmlns:mc="http://schemas.openxmlformats.org/markup-compatibility/2006" xmlns:mo="http://schemas.microsoft.com/office/mac/office/2008/main" xmlns:mv="urn:schemas-microsoft-com:mac:vml" xmlns:o="urn:schemas-microsoft-com:office:office" xmlns:r="http://schemas.openxmlformats.org/officeDocument/2006/relationships" xmlns:v="urn:schemas-microsoft-com:vml" xmlns:w10="urn:schemas-microsoft-com:office:word" xmlns:w14="http://schemas.microsoft.com/office/word/2010/wordml" xmlns:w="http://schemas.openxmlformats.org/wordprocessingml/2006/main" xmlns:wne="http://schemas.microsoft.com/office/word/2006/wordml" xmlns:wp14="http://schemas.microsoft.com/office/word/2010/wordprocessingDrawing" xmlns:wp="http://schemas.openxmlformats.org/drawingml/2006/wordprocessingDrawing" xmlns:wpc="http://schemas.microsoft.com/office/word/2010/wordprocessingCanvas" xmlns:wpg="http://schemas.microsoft.com/office/word/2010/wordprocessingGroup" xmlns:wpi="http://schemas.microsoft.com/office/word/2010/wordprocessingInk" xmlns:wps="http://schemas.microsoft.com/office/word/2010/wordprocessingShape" mc:Ignorable="w14 wp14">
+<w:hdr xmlns:mc="http://schemas.openxmlformats.org/markup-compatibility/2006" xmlns:w="http://schemas.openxmlformats.org/wordprocessingml/2006/main" xmlns:m="http://schemas.openxmlformats.org/officeDocument/2006/math" xmlns:mo="http://schemas.microsoft.com/office/mac/office/2008/main" xmlns:mv="urn:schemas-microsoft-com:mac:vml" xmlns:o="urn:schemas-microsoft-com:office:office" xmlns:r="http://schemas.openxmlformats.org/officeDocument/2006/relationships" xmlns:v="urn:schemas-microsoft-com:vml" xmlns:w10="urn:schemas-microsoft-com:office:word" xmlns:w14="http://schemas.microsoft.com/office/word/2010/wordml" xmlns:wne="http://schemas.microsoft.com/office/word/2006/wordml" xmlns:wp14="http://schemas.microsoft.com/office/word/2010/wordprocessingDrawing" xmlns:wp="http://schemas.openxmlformats.org/drawingml/2006/wordprocessingDrawing" xmlns:wpc="http://schemas.microsoft.com/office/word/2010/wordprocessingCanvas" xmlns:wpg="http://schemas.microsoft.com/office/word/2010/wordprocessingGroup" xmlns:wpi="http://schemas.microsoft.com/office/word/2010/wordprocessingInk" xmlns:wps="http://schemas.microsoft.com/office/word/2010/wordprocessingShape" mc:Ignorable="w14 wp14">
   <w:p>
     <w:pPr>
       <w:pStyle w:val="Header"/>
@@ -2882,7 +3197,7 @@
     </w:pPr>
     <w:r>
       <w:rPr>
-        <w:rFonts w:ascii="Times New Roman" w:hAnsi="Times New Roman"/>
+        <w:rFonts w:ascii="Times New Roman" w:hAnsi="Times New Roman" w:eastAsia="黑体"/>
         <w:sz w:val="18"/>
         <w:rFonts w:eastAsia="黑体"/>
         <w:rFonts w:eastAsia="黑体"/>
@@ -2894,7 +3209,7 @@
 </file>
 
 <file path=word/numbering.xml><?xml version="1.0" encoding="utf-8"?>
-<w:numbering xmlns:m="http://schemas.openxmlformats.org/officeDocument/2006/math" xmlns:mc="http://schemas.openxmlformats.org/markup-compatibility/2006" xmlns:mo="http://schemas.microsoft.com/office/mac/office/2008/main" xmlns:mv="urn:schemas-microsoft-com:mac:vml" xmlns:o="urn:schemas-microsoft-com:office:office" xmlns:r="http://schemas.openxmlformats.org/officeDocument/2006/relationships" xmlns:v="urn:schemas-microsoft-com:vml" xmlns:w="http://schemas.openxmlformats.org/wordprocessingml/2006/main" xmlns:w10="urn:schemas-microsoft-com:office:word" xmlns:w14="http://schemas.microsoft.com/office/word/2010/wordml" xmlns:wne="http://schemas.microsoft.com/office/word/2006/wordml" xmlns:wp="http://schemas.openxmlformats.org/drawingml/2006/wordprocessingDrawing" xmlns:wp14="http://schemas.microsoft.com/office/word/2010/wordprocessingDrawing" xmlns:wpc="http://schemas.microsoft.com/office/word/2010/wordprocessingCanvas" xmlns:wpg="http://schemas.microsoft.com/office/word/2010/wordprocessingGroup" xmlns:wpi="http://schemas.microsoft.com/office/word/2010/wordprocessingInk" xmlns:wps="http://schemas.microsoft.com/office/word/2010/wordprocessingShape" mc:Ignorable="w14 wp14">
+<w:numbering xmlns:mc="http://schemas.openxmlformats.org/markup-compatibility/2006" xmlns:w="http://schemas.openxmlformats.org/wordprocessingml/2006/main" xmlns:m="http://schemas.openxmlformats.org/officeDocument/2006/math" xmlns:mo="http://schemas.microsoft.com/office/mac/office/2008/main" xmlns:mv="urn:schemas-microsoft-com:mac:vml" xmlns:o="urn:schemas-microsoft-com:office:office" xmlns:r="http://schemas.openxmlformats.org/officeDocument/2006/relationships" xmlns:v="urn:schemas-microsoft-com:vml" xmlns:w10="urn:schemas-microsoft-com:office:word" xmlns:w14="http://schemas.microsoft.com/office/word/2010/wordml" xmlns:wne="http://schemas.microsoft.com/office/word/2006/wordml" xmlns:wp="http://schemas.openxmlformats.org/drawingml/2006/wordprocessingDrawing" xmlns:wp14="http://schemas.microsoft.com/office/word/2010/wordprocessingDrawing" xmlns:wpc="http://schemas.microsoft.com/office/word/2010/wordprocessingCanvas" xmlns:wpg="http://schemas.microsoft.com/office/word/2010/wordprocessingGroup" xmlns:wpi="http://schemas.microsoft.com/office/word/2010/wordprocessingInk" xmlns:wps="http://schemas.microsoft.com/office/word/2010/wordprocessingShape" mc:Ignorable="w14 wp14">
   <w:abstractNum w:abstractNumId="0">
     <w:nsid w:val="FFFFFF7C"/>
     <w:multiLevelType w:val="singleLevel"/>
@@ -2981,7 +3296,7 @@
         <w:ind w:hanging="360" w:left="1440"/>
       </w:pPr>
       <w:rPr>
-        <w:rFonts w:ascii="Symbol" w:hAnsi="Symbol" w:hint="default"/>
+        <w:rFonts w:ascii="Symbol" w:hAnsi="Symbol" w:hint="default" w:eastAsia="黑体"/>
       </w:rPr>
     </w:lvl>
   </w:abstractNum>
@@ -3002,7 +3317,7 @@
         <w:ind w:hanging="360" w:left="1080"/>
       </w:pPr>
       <w:rPr>
-        <w:rFonts w:ascii="Symbol" w:hAnsi="Symbol" w:hint="default"/>
+        <w:rFonts w:ascii="Symbol" w:hAnsi="Symbol" w:hint="default" w:eastAsia="黑体"/>
       </w:rPr>
     </w:lvl>
   </w:abstractNum>
@@ -3023,7 +3338,7 @@
         <w:ind w:hanging="360" w:left="720"/>
       </w:pPr>
       <w:rPr>
-        <w:rFonts w:ascii="Symbol" w:hAnsi="Symbol" w:hint="default"/>
+        <w:rFonts w:ascii="Symbol" w:hAnsi="Symbol" w:hint="default" w:eastAsia="黑体"/>
       </w:rPr>
     </w:lvl>
   </w:abstractNum>
@@ -3062,7 +3377,7 @@
         <w:ind w:hanging="360" w:left="360"/>
       </w:pPr>
       <w:rPr>
-        <w:rFonts w:ascii="Symbol" w:hAnsi="Symbol" w:hint="default"/>
+        <w:rFonts w:ascii="Symbol" w:hAnsi="Symbol" w:hint="default" w:eastAsia="黑体"/>
       </w:rPr>
     </w:lvl>
   </w:abstractNum>
@@ -3153,7 +3468,7 @@
         <w:ind w:left="720" w:hanging="360"/>
       </w:pPr>
       <w:rPr>
-        <w:rFonts w:ascii="Symbol" w:hAnsi="Symbol" w:cs="Symbol" w:hint="default"/>
+        <w:rFonts w:ascii="Symbol" w:hAnsi="Symbol" w:cs="Symbol" w:hint="default" w:eastAsia="黑体"/>
       </w:rPr>
     </w:lvl>
     <w:lvl w:ilvl="1">
@@ -3164,7 +3479,7 @@
         <w:ind w:left="1440" w:hanging="360"/>
       </w:pPr>
       <w:rPr>
-        <w:rFonts w:ascii="Courier New" w:hAnsi="Courier New" w:cs="Courier New" w:hint="default"/>
+        <w:rFonts w:ascii="Courier New" w:hAnsi="Courier New" w:cs="Courier New" w:hint="default" w:eastAsia="黑体"/>
       </w:rPr>
     </w:lvl>
     <w:lvl w:ilvl="2">
@@ -3175,7 +3490,7 @@
         <w:ind w:left="2160" w:hanging="360"/>
       </w:pPr>
       <w:rPr>
-        <w:rFonts w:ascii="Wingdings" w:hAnsi="Wingdings" w:cs="Wingdings" w:hint="default"/>
+        <w:rFonts w:ascii="Wingdings" w:hAnsi="Wingdings" w:cs="Wingdings" w:hint="default" w:eastAsia="黑体"/>
       </w:rPr>
     </w:lvl>
     <w:lvl w:ilvl="3">
@@ -3186,7 +3501,7 @@
         <w:ind w:left="2880" w:hanging="360"/>
       </w:pPr>
       <w:rPr>
-        <w:rFonts w:ascii="Symbol" w:hAnsi="Symbol" w:cs="Symbol" w:hint="default"/>
+        <w:rFonts w:ascii="Symbol" w:hAnsi="Symbol" w:cs="Symbol" w:hint="default" w:eastAsia="黑体"/>
       </w:rPr>
     </w:lvl>
     <w:lvl w:ilvl="4">
@@ -3197,7 +3512,7 @@
         <w:ind w:left="3600" w:hanging="360"/>
       </w:pPr>
       <w:rPr>
-        <w:rFonts w:ascii="Courier New" w:hAnsi="Courier New" w:cs="Courier New" w:hint="default"/>
+        <w:rFonts w:ascii="Courier New" w:hAnsi="Courier New" w:cs="Courier New" w:hint="default" w:eastAsia="黑体"/>
       </w:rPr>
     </w:lvl>
     <w:lvl w:ilvl="5">
@@ -3208,7 +3523,7 @@
         <w:ind w:left="4320" w:hanging="360"/>
       </w:pPr>
       <w:rPr>
-        <w:rFonts w:ascii="Wingdings" w:hAnsi="Wingdings" w:cs="Wingdings" w:hint="default"/>
+        <w:rFonts w:ascii="Wingdings" w:hAnsi="Wingdings" w:cs="Wingdings" w:hint="default" w:eastAsia="黑体"/>
       </w:rPr>
     </w:lvl>
     <w:lvl w:ilvl="6">
@@ -3219,7 +3534,7 @@
         <w:ind w:left="5040" w:hanging="360"/>
       </w:pPr>
       <w:rPr>
-        <w:rFonts w:ascii="Symbol" w:hAnsi="Symbol" w:cs="Symbol" w:hint="default"/>
+        <w:rFonts w:ascii="Symbol" w:hAnsi="Symbol" w:cs="Symbol" w:hint="default" w:eastAsia="黑体"/>
       </w:rPr>
     </w:lvl>
     <w:lvl w:ilvl="7">
@@ -3230,7 +3545,7 @@
         <w:ind w:left="5760" w:hanging="360"/>
       </w:pPr>
       <w:rPr>
-        <w:rFonts w:ascii="Courier New" w:hAnsi="Courier New" w:cs="Courier New" w:hint="default"/>
+        <w:rFonts w:ascii="Courier New" w:hAnsi="Courier New" w:cs="Courier New" w:hint="default" w:eastAsia="黑体"/>
       </w:rPr>
     </w:lvl>
     <w:lvl w:ilvl="8">
@@ -3241,7 +3556,7 @@
         <w:ind w:left="6480" w:hanging="360"/>
       </w:pPr>
       <w:rPr>
-        <w:rFonts w:ascii="Wingdings" w:hAnsi="Wingdings" w:cs="Wingdings" w:hint="default"/>
+        <w:rFonts w:ascii="Wingdings" w:hAnsi="Wingdings" w:cs="Wingdings" w:hint="default" w:eastAsia="黑体"/>
       </w:rPr>
     </w:lvl>
   </w:abstractNum>
@@ -3297,11 +3612,11 @@
 </file>
 
 <file path=word/styles.xml><?xml version="1.0" encoding="utf-8"?>
-<w:styles xmlns:mc="http://schemas.openxmlformats.org/markup-compatibility/2006" xmlns:r="http://schemas.openxmlformats.org/officeDocument/2006/relationships" xmlns:w="http://schemas.openxmlformats.org/wordprocessingml/2006/main" xmlns:w14="http://schemas.microsoft.com/office/word/2010/wordml" mc:Ignorable="w14">
+<w:styles xmlns:mc="http://schemas.openxmlformats.org/markup-compatibility/2006" xmlns:w="http://schemas.openxmlformats.org/wordprocessingml/2006/main" xmlns:r="http://schemas.openxmlformats.org/officeDocument/2006/relationships" xmlns:w14="http://schemas.microsoft.com/office/word/2010/wordml" mc:Ignorable="w14">
   <w:docDefaults>
     <w:rPrDefault>
       <w:rPr>
-        <w:rFonts w:asciiTheme="minorHAnsi" w:cstheme="minorBidi" w:eastAsiaTheme="minorEastAsia" w:hAnsiTheme="minorHAnsi"/>
+        <w:rFonts w:asciiTheme="minorHAnsi" w:cstheme="minorBidi" w:hAnsiTheme="minorHAnsi" w:eastAsia="黑体"/>
         <w:sz w:val="22"/>
         <w:szCs w:val="22"/>
         <w:lang w:bidi="ar-SA" w:eastAsia="en-US" w:val="en-US"/>
@@ -3523,7 +3838,7 @@
       <w:outlineLvl w:val="0"/>
     </w:pPr>
     <w:rPr>
-      <w:rFonts w:ascii="Times New Roman" w:asciiTheme="majorHAnsi" w:cstheme="majorBidi" w:eastAsia="黑体" w:eastAsiaTheme="majorEastAsia" w:hAnsi="Times New Roman" w:hAnsiTheme="majorHAnsi"/>
+      <w:rFonts w:ascii="Times New Roman" w:asciiTheme="majorHAnsi" w:cstheme="majorBidi" w:eastAsia="黑体" w:hAnsi="Times New Roman" w:hAnsiTheme="majorHAnsi"/>
       <w:b/>
       <w:bCs/>
       <w:color w:val="1F3864"/>
@@ -3547,7 +3862,7 @@
       <w:outlineLvl w:val="1"/>
     </w:pPr>
     <w:rPr>
-      <w:rFonts w:ascii="Times New Roman" w:asciiTheme="majorHAnsi" w:cstheme="majorBidi" w:eastAsia="黑体" w:eastAsiaTheme="majorEastAsia" w:hAnsi="Times New Roman" w:hAnsiTheme="majorHAnsi"/>
+      <w:rFonts w:ascii="Times New Roman" w:asciiTheme="majorHAnsi" w:cstheme="majorBidi" w:eastAsia="黑体" w:hAnsi="Times New Roman" w:hAnsiTheme="majorHAnsi"/>
       <w:b/>
       <w:bCs/>
       <w:color w:val="2E4E7E"/>
@@ -3571,7 +3886,7 @@
       <w:outlineLvl w:val="2"/>
     </w:pPr>
     <w:rPr>
-      <w:rFonts w:ascii="Times New Roman" w:asciiTheme="majorHAnsi" w:cstheme="majorBidi" w:eastAsia="黑体" w:eastAsiaTheme="majorEastAsia" w:hAnsi="Times New Roman" w:hAnsiTheme="majorHAnsi"/>
+      <w:rFonts w:ascii="Times New Roman" w:asciiTheme="majorHAnsi" w:cstheme="majorBidi" w:eastAsia="黑体" w:hAnsi="Times New Roman" w:hAnsiTheme="majorHAnsi"/>
       <w:b/>
       <w:bCs/>
       <w:color w:val="2E4E7E"/>
@@ -3595,7 +3910,7 @@
       <w:outlineLvl w:val="3"/>
     </w:pPr>
     <w:rPr>
-      <w:rFonts w:ascii="Times New Roman" w:asciiTheme="majorHAnsi" w:cstheme="majorBidi" w:eastAsia="黑体" w:eastAsiaTheme="majorEastAsia" w:hAnsi="Times New Roman" w:hAnsiTheme="majorHAnsi"/>
+      <w:rFonts w:ascii="Times New Roman" w:asciiTheme="majorHAnsi" w:cstheme="majorBidi" w:eastAsia="黑体" w:hAnsi="Times New Roman" w:hAnsiTheme="majorHAnsi"/>
       <w:b/>
       <w:bCs/>
       <w:i/>
@@ -3621,7 +3936,7 @@
       <w:outlineLvl w:val="4"/>
     </w:pPr>
     <w:rPr>
-      <w:rFonts w:ascii="Times New Roman" w:asciiTheme="majorHAnsi" w:cstheme="majorBidi" w:eastAsia="黑体" w:eastAsiaTheme="majorEastAsia" w:hAnsi="Times New Roman" w:hAnsiTheme="majorHAnsi"/>
+      <w:rFonts w:ascii="Times New Roman" w:asciiTheme="majorHAnsi" w:cstheme="majorBidi" w:eastAsia="黑体" w:hAnsi="Times New Roman" w:hAnsiTheme="majorHAnsi"/>
       <w:b/>
       <w:color w:val="333333"/>
       <w:sz w:val="22"/>
@@ -3644,7 +3959,7 @@
       <w:outlineLvl w:val="5"/>
     </w:pPr>
     <w:rPr>
-      <w:rFonts w:asciiTheme="majorHAnsi" w:cstheme="majorBidi" w:eastAsiaTheme="majorEastAsia" w:hAnsiTheme="majorHAnsi"/>
+      <w:rFonts w:asciiTheme="majorHAnsi" w:cstheme="majorBidi" w:hAnsiTheme="majorHAnsi" w:eastAsia="黑体"/>
       <w:i/>
       <w:iCs/>
       <w:color w:themeColor="accent1" w:themeShade="7F" w:val="243F60"/>
@@ -3667,7 +3982,7 @@
       <w:outlineLvl w:val="6"/>
     </w:pPr>
     <w:rPr>
-      <w:rFonts w:asciiTheme="majorHAnsi" w:cstheme="majorBidi" w:eastAsiaTheme="majorEastAsia" w:hAnsiTheme="majorHAnsi"/>
+      <w:rFonts w:asciiTheme="majorHAnsi" w:cstheme="majorBidi" w:hAnsiTheme="majorHAnsi" w:eastAsia="黑体"/>
       <w:i/>
       <w:iCs/>
       <w:color w:themeColor="text1" w:themeTint="BF" w:val="404040"/>
@@ -3690,7 +4005,7 @@
       <w:outlineLvl w:val="7"/>
     </w:pPr>
     <w:rPr>
-      <w:rFonts w:asciiTheme="majorHAnsi" w:cstheme="majorBidi" w:eastAsiaTheme="majorEastAsia" w:hAnsiTheme="majorHAnsi"/>
+      <w:rFonts w:asciiTheme="majorHAnsi" w:cstheme="majorBidi" w:hAnsiTheme="majorHAnsi" w:eastAsia="黑体"/>
       <w:color w:themeColor="accent1" w:val="4F81BD"/>
       <w:sz w:val="20"/>
       <w:szCs w:val="20"/>
@@ -3713,7 +4028,7 @@
       <w:outlineLvl w:val="8"/>
     </w:pPr>
     <w:rPr>
-      <w:rFonts w:asciiTheme="majorHAnsi" w:cstheme="majorBidi" w:eastAsiaTheme="majorEastAsia" w:hAnsiTheme="majorHAnsi"/>
+      <w:rFonts w:asciiTheme="majorHAnsi" w:cstheme="majorBidi" w:hAnsiTheme="majorHAnsi" w:eastAsia="黑体"/>
       <w:i/>
       <w:iCs/>
       <w:color w:themeColor="text1" w:themeTint="BF" w:val="404040"/>
@@ -3764,7 +4079,7 @@
     <w:uiPriority w:val="9"/>
     <w:rsid w:val="00FC693F"/>
     <w:rPr>
-      <w:rFonts w:asciiTheme="majorHAnsi" w:cstheme="majorBidi" w:eastAsiaTheme="majorEastAsia" w:hAnsiTheme="majorHAnsi"/>
+      <w:rFonts w:asciiTheme="majorHAnsi" w:cstheme="majorBidi" w:hAnsiTheme="majorHAnsi" w:eastAsia="黑体"/>
       <w:b/>
       <w:bCs/>
       <w:color w:themeColor="accent1" w:themeShade="BF" w:val="365F91"/>
@@ -3779,7 +4094,7 @@
     <w:uiPriority w:val="9"/>
     <w:rsid w:val="00FC693F"/>
     <w:rPr>
-      <w:rFonts w:asciiTheme="majorHAnsi" w:cstheme="majorBidi" w:eastAsiaTheme="majorEastAsia" w:hAnsiTheme="majorHAnsi"/>
+      <w:rFonts w:asciiTheme="majorHAnsi" w:cstheme="majorBidi" w:hAnsiTheme="majorHAnsi" w:eastAsia="黑体"/>
       <w:b/>
       <w:bCs/>
       <w:color w:themeColor="accent1" w:val="4F81BD"/>
@@ -3794,7 +4109,7 @@
     <w:uiPriority w:val="9"/>
     <w:rsid w:val="00FC693F"/>
     <w:rPr>
-      <w:rFonts w:asciiTheme="majorHAnsi" w:cstheme="majorBidi" w:eastAsiaTheme="majorEastAsia" w:hAnsiTheme="majorHAnsi"/>
+      <w:rFonts w:asciiTheme="majorHAnsi" w:cstheme="majorBidi" w:hAnsiTheme="majorHAnsi" w:eastAsia="黑体"/>
       <w:b/>
       <w:bCs/>
       <w:color w:themeColor="accent1" w:val="4F81BD"/>
@@ -3817,7 +4132,7 @@
       <w:contextualSpacing/>
     </w:pPr>
     <w:rPr>
-      <w:rFonts w:ascii="Times New Roman" w:asciiTheme="majorHAnsi" w:cstheme="majorBidi" w:eastAsia="黑体" w:eastAsiaTheme="majorEastAsia" w:hAnsi="Times New Roman" w:hAnsiTheme="majorHAnsi"/>
+      <w:rFonts w:ascii="Times New Roman" w:asciiTheme="majorHAnsi" w:cstheme="majorBidi" w:eastAsia="黑体" w:hAnsi="Times New Roman" w:hAnsiTheme="majorHAnsi"/>
       <w:b/>
       <w:color w:val="1F3864"/>
       <w:spacing w:val="5"/>
@@ -3833,7 +4148,7 @@
     <w:uiPriority w:val="10"/>
     <w:rsid w:val="00FC693F"/>
     <w:rPr>
-      <w:rFonts w:asciiTheme="majorHAnsi" w:cstheme="majorBidi" w:eastAsiaTheme="majorEastAsia" w:hAnsiTheme="majorHAnsi"/>
+      <w:rFonts w:asciiTheme="majorHAnsi" w:cstheme="majorBidi" w:hAnsiTheme="majorHAnsi" w:eastAsia="黑体"/>
       <w:color w:themeColor="text2" w:themeShade="BF" w:val="17365D"/>
       <w:spacing w:val="5"/>
       <w:kern w:val="28"/>
@@ -3855,7 +4170,7 @@
       </w:numPr>
     </w:pPr>
     <w:rPr>
-      <w:rFonts w:asciiTheme="majorHAnsi" w:cstheme="majorBidi" w:eastAsiaTheme="majorEastAsia" w:hAnsiTheme="majorHAnsi"/>
+      <w:rFonts w:asciiTheme="majorHAnsi" w:cstheme="majorBidi" w:hAnsiTheme="majorHAnsi" w:eastAsia="黑体"/>
       <w:i/>
       <w:iCs/>
       <w:color w:themeColor="accent1" w:val="4F81BD"/>
@@ -3871,7 +4186,7 @@
     <w:uiPriority w:val="11"/>
     <w:rsid w:val="00FC693F"/>
     <w:rPr>
-      <w:rFonts w:asciiTheme="majorHAnsi" w:cstheme="majorBidi" w:eastAsiaTheme="majorEastAsia" w:hAnsiTheme="majorHAnsi"/>
+      <w:rFonts w:asciiTheme="majorHAnsi" w:cstheme="majorBidi" w:hAnsiTheme="majorHAnsi" w:eastAsia="黑体"/>
       <w:i/>
       <w:iCs/>
       <w:color w:themeColor="accent1" w:val="4F81BD"/>
@@ -3938,6 +4253,7 @@
       <w:spacing w:after="120"/>
     </w:pPr>
     <w:rPr>
+      <w:rFonts w:eastAsia="黑体"/>
       <w:sz w:val="16"/>
       <w:szCs w:val="16"/>
     </w:rPr>
@@ -3949,6 +4265,7 @@
     <w:uiPriority w:val="99"/>
     <w:rsid w:val="00AA1D8D"/>
     <w:rPr>
+      <w:rFonts w:eastAsia="黑体"/>
       <w:sz w:val="16"/>
       <w:szCs w:val="16"/>
     </w:rPr>
@@ -4118,7 +4435,7 @@
       </w:tabs>
     </w:pPr>
     <w:rPr>
-      <w:rFonts w:ascii="Courier" w:hAnsi="Courier"/>
+      <w:rFonts w:ascii="Courier" w:hAnsi="Courier" w:eastAsia="黑体"/>
       <w:sz w:val="20"/>
       <w:szCs w:val="20"/>
     </w:rPr>
@@ -4130,7 +4447,7 @@
     <w:uiPriority w:val="99"/>
     <w:rsid w:val="0029639D"/>
     <w:rPr>
-      <w:rFonts w:ascii="Courier" w:hAnsi="Courier"/>
+      <w:rFonts w:ascii="Courier" w:hAnsi="Courier" w:eastAsia="黑体"/>
       <w:sz w:val="20"/>
       <w:szCs w:val="20"/>
     </w:rPr>
@@ -4166,6 +4483,7 @@
     <w:uiPriority w:val="29"/>
     <w:rsid w:val="00FC693F"/>
     <w:rPr>
+      <w:rFonts w:eastAsia="黑体"/>
       <w:i/>
       <w:iCs/>
       <w:color w:themeColor="text1" w:val="000000"/>
@@ -4179,7 +4497,7 @@
     <w:semiHidden/>
     <w:rsid w:val="00FC693F"/>
     <w:rPr>
-      <w:rFonts w:asciiTheme="majorHAnsi" w:cstheme="majorBidi" w:eastAsiaTheme="majorEastAsia" w:hAnsiTheme="majorHAnsi"/>
+      <w:rFonts w:asciiTheme="majorHAnsi" w:cstheme="majorBidi" w:hAnsiTheme="majorHAnsi" w:eastAsia="黑体"/>
       <w:b/>
       <w:bCs/>
       <w:i/>
@@ -4195,7 +4513,7 @@
     <w:semiHidden/>
     <w:rsid w:val="00FC693F"/>
     <w:rPr>
-      <w:rFonts w:asciiTheme="majorHAnsi" w:cstheme="majorBidi" w:eastAsiaTheme="majorEastAsia" w:hAnsiTheme="majorHAnsi"/>
+      <w:rFonts w:asciiTheme="majorHAnsi" w:cstheme="majorBidi" w:hAnsiTheme="majorHAnsi" w:eastAsia="黑体"/>
       <w:color w:themeColor="accent1" w:themeShade="7F" w:val="243F60"/>
     </w:rPr>
   </w:style>
@@ -4207,7 +4525,7 @@
     <w:semiHidden/>
     <w:rsid w:val="00FC693F"/>
     <w:rPr>
-      <w:rFonts w:asciiTheme="majorHAnsi" w:cstheme="majorBidi" w:eastAsiaTheme="majorEastAsia" w:hAnsiTheme="majorHAnsi"/>
+      <w:rFonts w:asciiTheme="majorHAnsi" w:cstheme="majorBidi" w:hAnsiTheme="majorHAnsi" w:eastAsia="黑体"/>
       <w:i/>
       <w:iCs/>
       <w:color w:themeColor="accent1" w:themeShade="7F" w:val="243F60"/>
@@ -4221,7 +4539,7 @@
     <w:semiHidden/>
     <w:rsid w:val="00FC693F"/>
     <w:rPr>
-      <w:rFonts w:asciiTheme="majorHAnsi" w:cstheme="majorBidi" w:eastAsiaTheme="majorEastAsia" w:hAnsiTheme="majorHAnsi"/>
+      <w:rFonts w:asciiTheme="majorHAnsi" w:cstheme="majorBidi" w:hAnsiTheme="majorHAnsi" w:eastAsia="黑体"/>
       <w:i/>
       <w:iCs/>
       <w:color w:themeColor="text1" w:themeTint="BF" w:val="404040"/>
@@ -4235,7 +4553,7 @@
     <w:semiHidden/>
     <w:rsid w:val="00FC693F"/>
     <w:rPr>
-      <w:rFonts w:asciiTheme="majorHAnsi" w:cstheme="majorBidi" w:eastAsiaTheme="majorEastAsia" w:hAnsiTheme="majorHAnsi"/>
+      <w:rFonts w:asciiTheme="majorHAnsi" w:cstheme="majorBidi" w:hAnsiTheme="majorHAnsi" w:eastAsia="黑体"/>
       <w:color w:themeColor="accent1" w:val="4F81BD"/>
       <w:sz w:val="20"/>
       <w:szCs w:val="20"/>
@@ -4249,7 +4567,7 @@
     <w:semiHidden/>
     <w:rsid w:val="00FC693F"/>
     <w:rPr>
-      <w:rFonts w:asciiTheme="majorHAnsi" w:cstheme="majorBidi" w:eastAsiaTheme="majorEastAsia" w:hAnsiTheme="majorHAnsi"/>
+      <w:rFonts w:asciiTheme="majorHAnsi" w:cstheme="majorBidi" w:hAnsiTheme="majorHAnsi" w:eastAsia="黑体"/>
       <w:i/>
       <w:iCs/>
       <w:color w:themeColor="text1" w:themeTint="BF" w:val="404040"/>
@@ -4270,6 +4588,7 @@
       <w:spacing w:line="240" w:lineRule="auto"/>
     </w:pPr>
     <w:rPr>
+      <w:rFonts w:eastAsia="黑体"/>
       <w:b/>
       <w:bCs/>
       <w:color w:themeColor="accent1" w:val="4F81BD"/>
@@ -4284,6 +4603,7 @@
     <w:qFormat/>
     <w:rsid w:val="00FC693F"/>
     <w:rPr>
+      <w:rFonts w:eastAsia="黑体"/>
       <w:b/>
       <w:bCs/>
     </w:rPr>
@@ -4295,6 +4615,7 @@
     <w:qFormat/>
     <w:rsid w:val="00FC693F"/>
     <w:rPr>
+      <w:rFonts w:eastAsia="黑体"/>
       <w:i/>
       <w:iCs/>
     </w:rPr>
@@ -4315,6 +4636,7 @@
       <w:ind w:left="936" w:right="936"/>
     </w:pPr>
     <w:rPr>
+      <w:rFonts w:eastAsia="黑体"/>
       <w:b/>
       <w:bCs/>
       <w:i/>
@@ -4329,6 +4651,7 @@
     <w:uiPriority w:val="30"/>
     <w:rsid w:val="00FC693F"/>
     <w:rPr>
+      <w:rFonts w:eastAsia="黑体"/>
       <w:b/>
       <w:bCs/>
       <w:i/>
@@ -4343,6 +4666,7 @@
     <w:qFormat/>
     <w:rsid w:val="00FC693F"/>
     <w:rPr>
+      <w:rFonts w:eastAsia="黑体"/>
       <w:i/>
       <w:iCs/>
       <w:color w:themeColor="text1" w:themeTint="7F" w:val="808080"/>
@@ -4355,6 +4679,7 @@
     <w:qFormat/>
     <w:rsid w:val="00FC693F"/>
     <w:rPr>
+      <w:rFonts w:eastAsia="黑体"/>
       <w:b/>
       <w:bCs/>
       <w:i/>
@@ -4369,6 +4694,7 @@
     <w:qFormat/>
     <w:rsid w:val="00FC693F"/>
     <w:rPr>
+      <w:rFonts w:eastAsia="黑体"/>
       <w:smallCaps/>
       <w:color w:themeColor="accent2" w:val="C0504D"/>
       <w:u w:val="single"/>
@@ -4381,6 +4707,7 @@
     <w:qFormat/>
     <w:rsid w:val="00FC693F"/>
     <w:rPr>
+      <w:rFonts w:eastAsia="黑体"/>
       <w:b/>
       <w:bCs/>
       <w:smallCaps/>
@@ -4396,6 +4723,7 @@
     <w:qFormat/>
     <w:rsid w:val="00FC693F"/>
     <w:rPr>
+      <w:rFonts w:eastAsia="黑体"/>
       <w:b/>
       <w:bCs/>
       <w:smallCaps/>
@@ -4450,6 +4778,7 @@
       <w:spacing w:after="0" w:line="240" w:lineRule="auto"/>
     </w:pPr>
     <w:rPr>
+      <w:rFonts w:eastAsia="黑体"/>
       <w:color w:themeColor="text1" w:themeShade="BF" w:val="000000"/>
     </w:rPr>
     <w:tblPr>
@@ -4472,6 +4801,7 @@
         <w:spacing w:after="0" w:before="0" w:line="240" w:lineRule="auto"/>
       </w:pPr>
       <w:rPr>
+        <w:rFonts w:eastAsia="黑体"/>
         <w:b/>
         <w:bCs/>
       </w:rPr>
@@ -4492,6 +4822,7 @@
         <w:spacing w:after="0" w:before="0" w:line="240" w:lineRule="auto"/>
       </w:pPr>
       <w:rPr>
+        <w:rFonts w:eastAsia="黑体"/>
         <w:b/>
         <w:bCs/>
       </w:rPr>
@@ -4509,12 +4840,14 @@
     </w:tblStylePr>
     <w:tblStylePr w:type="firstCol">
       <w:rPr>
+        <w:rFonts w:eastAsia="黑体"/>
         <w:b/>
         <w:bCs/>
       </w:rPr>
     </w:tblStylePr>
     <w:tblStylePr w:type="lastCol">
       <w:rPr>
+        <w:rFonts w:eastAsia="黑体"/>
         <w:b/>
         <w:bCs/>
       </w:rPr>
@@ -4553,6 +4886,7 @@
       <w:spacing w:after="0" w:line="240" w:lineRule="auto"/>
     </w:pPr>
     <w:rPr>
+      <w:rFonts w:eastAsia="黑体"/>
       <w:color w:themeColor="accent1" w:themeShade="BF" w:val="365F91"/>
     </w:rPr>
     <w:tblPr>
@@ -4575,6 +4909,7 @@
         <w:spacing w:after="0" w:before="0" w:line="240" w:lineRule="auto"/>
       </w:pPr>
       <w:rPr>
+        <w:rFonts w:eastAsia="黑体"/>
         <w:b/>
         <w:bCs/>
       </w:rPr>
@@ -4595,6 +4930,7 @@
         <w:spacing w:after="0" w:before="0" w:line="240" w:lineRule="auto"/>
       </w:pPr>
       <w:rPr>
+        <w:rFonts w:eastAsia="黑体"/>
         <w:b/>
         <w:bCs/>
       </w:rPr>
@@ -4612,12 +4948,14 @@
     </w:tblStylePr>
     <w:tblStylePr w:type="firstCol">
       <w:rPr>
+        <w:rFonts w:eastAsia="黑体"/>
         <w:b/>
         <w:bCs/>
       </w:rPr>
     </w:tblStylePr>
     <w:tblStylePr w:type="lastCol">
       <w:rPr>
+        <w:rFonts w:eastAsia="黑体"/>
         <w:b/>
         <w:bCs/>
       </w:rPr>
@@ -4656,6 +4994,7 @@
       <w:spacing w:after="0" w:line="240" w:lineRule="auto"/>
     </w:pPr>
     <w:rPr>
+      <w:rFonts w:eastAsia="黑体"/>
       <w:color w:themeColor="accent2" w:themeShade="BF" w:val="943634"/>
     </w:rPr>
     <w:tblPr>
@@ -4678,6 +5017,7 @@
         <w:spacing w:after="0" w:before="0" w:line="240" w:lineRule="auto"/>
       </w:pPr>
       <w:rPr>
+        <w:rFonts w:eastAsia="黑体"/>
         <w:b/>
         <w:bCs/>
       </w:rPr>
@@ -4698,6 +5038,7 @@
         <w:spacing w:after="0" w:before="0" w:line="240" w:lineRule="auto"/>
       </w:pPr>
       <w:rPr>
+        <w:rFonts w:eastAsia="黑体"/>
         <w:b/>
         <w:bCs/>
       </w:rPr>
@@ -4715,12 +5056,14 @@
     </w:tblStylePr>
     <w:tblStylePr w:type="firstCol">
       <w:rPr>
+        <w:rFonts w:eastAsia="黑体"/>
         <w:b/>
         <w:bCs/>
       </w:rPr>
     </w:tblStylePr>
     <w:tblStylePr w:type="lastCol">
       <w:rPr>
+        <w:rFonts w:eastAsia="黑体"/>
         <w:b/>
         <w:bCs/>
       </w:rPr>
@@ -4759,6 +5102,7 @@
       <w:spacing w:after="0" w:line="240" w:lineRule="auto"/>
     </w:pPr>
     <w:rPr>
+      <w:rFonts w:eastAsia="黑体"/>
       <w:color w:themeColor="accent3" w:themeShade="BF" w:val="76923C"/>
     </w:rPr>
     <w:tblPr>
@@ -4781,6 +5125,7 @@
         <w:spacing w:after="0" w:before="0" w:line="240" w:lineRule="auto"/>
       </w:pPr>
       <w:rPr>
+        <w:rFonts w:eastAsia="黑体"/>
         <w:b/>
         <w:bCs/>
       </w:rPr>
@@ -4801,6 +5146,7 @@
         <w:spacing w:after="0" w:before="0" w:line="240" w:lineRule="auto"/>
       </w:pPr>
       <w:rPr>
+        <w:rFonts w:eastAsia="黑体"/>
         <w:b/>
         <w:bCs/>
       </w:rPr>
@@ -4818,12 +5164,14 @@
     </w:tblStylePr>
     <w:tblStylePr w:type="firstCol">
       <w:rPr>
+        <w:rFonts w:eastAsia="黑体"/>
         <w:b/>
         <w:bCs/>
       </w:rPr>
     </w:tblStylePr>
     <w:tblStylePr w:type="lastCol">
       <w:rPr>
+        <w:rFonts w:eastAsia="黑体"/>
         <w:b/>
         <w:bCs/>
       </w:rPr>
@@ -4862,6 +5210,7 @@
       <w:spacing w:after="0" w:line="240" w:lineRule="auto"/>
     </w:pPr>
     <w:rPr>
+      <w:rFonts w:eastAsia="黑体"/>
       <w:color w:themeColor="accent4" w:themeShade="BF" w:val="5F497A"/>
     </w:rPr>
     <w:tblPr>
@@ -4884,6 +5233,7 @@
         <w:spacing w:after="0" w:before="0" w:line="240" w:lineRule="auto"/>
       </w:pPr>
       <w:rPr>
+        <w:rFonts w:eastAsia="黑体"/>
         <w:b/>
         <w:bCs/>
       </w:rPr>
@@ -4904,6 +5254,7 @@
         <w:spacing w:after="0" w:before="0" w:line="240" w:lineRule="auto"/>
       </w:pPr>
       <w:rPr>
+        <w:rFonts w:eastAsia="黑体"/>
         <w:b/>
         <w:bCs/>
       </w:rPr>
@@ -4921,12 +5272,14 @@
     </w:tblStylePr>
     <w:tblStylePr w:type="firstCol">
       <w:rPr>
+        <w:rFonts w:eastAsia="黑体"/>
         <w:b/>
         <w:bCs/>
       </w:rPr>
     </w:tblStylePr>
     <w:tblStylePr w:type="lastCol">
       <w:rPr>
+        <w:rFonts w:eastAsia="黑体"/>
         <w:b/>
         <w:bCs/>
       </w:rPr>
@@ -4965,6 +5318,7 @@
       <w:spacing w:after="0" w:line="240" w:lineRule="auto"/>
     </w:pPr>
     <w:rPr>
+      <w:rFonts w:eastAsia="黑体"/>
       <w:color w:themeColor="accent5" w:themeShade="BF" w:val="31849B"/>
     </w:rPr>
     <w:tblPr>
@@ -4987,6 +5341,7 @@
         <w:spacing w:after="0" w:before="0" w:line="240" w:lineRule="auto"/>
       </w:pPr>
       <w:rPr>
+        <w:rFonts w:eastAsia="黑体"/>
         <w:b/>
         <w:bCs/>
       </w:rPr>
@@ -5007,6 +5362,7 @@
         <w:spacing w:after="0" w:before="0" w:line="240" w:lineRule="auto"/>
       </w:pPr>
       <w:rPr>
+        <w:rFonts w:eastAsia="黑体"/>
         <w:b/>
         <w:bCs/>
       </w:rPr>
@@ -5024,12 +5380,14 @@
     </w:tblStylePr>
     <w:tblStylePr w:type="firstCol">
       <w:rPr>
+        <w:rFonts w:eastAsia="黑体"/>
         <w:b/>
         <w:bCs/>
       </w:rPr>
     </w:tblStylePr>
     <w:tblStylePr w:type="lastCol">
       <w:rPr>
+        <w:rFonts w:eastAsia="黑体"/>
         <w:b/>
         <w:bCs/>
       </w:rPr>
@@ -5068,6 +5426,7 @@
       <w:spacing w:after="0" w:line="240" w:lineRule="auto"/>
     </w:pPr>
     <w:rPr>
+      <w:rFonts w:eastAsia="黑体"/>
       <w:color w:themeColor="accent6" w:themeShade="BF" w:val="E36C0A"/>
     </w:rPr>
     <w:tblPr>
@@ -5090,6 +5449,7 @@
         <w:spacing w:after="0" w:before="0" w:line="240" w:lineRule="auto"/>
       </w:pPr>
       <w:rPr>
+        <w:rFonts w:eastAsia="黑体"/>
         <w:b/>
         <w:bCs/>
       </w:rPr>
@@ -5110,6 +5470,7 @@
         <w:spacing w:after="0" w:before="0" w:line="240" w:lineRule="auto"/>
       </w:pPr>
       <w:rPr>
+        <w:rFonts w:eastAsia="黑体"/>
         <w:b/>
         <w:bCs/>
       </w:rPr>
@@ -5127,12 +5488,14 @@
     </w:tblStylePr>
     <w:tblStylePr w:type="firstCol">
       <w:rPr>
+        <w:rFonts w:eastAsia="黑体"/>
         <w:b/>
         <w:bCs/>
       </w:rPr>
     </w:tblStylePr>
     <w:tblStylePr w:type="lastCol">
       <w:rPr>
+        <w:rFonts w:eastAsia="黑体"/>
         <w:b/>
         <w:bCs/>
       </w:rPr>
@@ -5192,6 +5555,7 @@
         <w:spacing w:after="0" w:before="0" w:line="240" w:lineRule="auto"/>
       </w:pPr>
       <w:rPr>
+        <w:rFonts w:eastAsia="黑体"/>
         <w:b/>
         <w:bCs/>
         <w:color w:themeColor="background1" w:val="FFFFFF"/>
@@ -5206,6 +5570,7 @@
         <w:spacing w:after="0" w:before="0" w:line="240" w:lineRule="auto"/>
       </w:pPr>
       <w:rPr>
+        <w:rFonts w:eastAsia="黑体"/>
         <w:b/>
         <w:bCs/>
       </w:rPr>
@@ -5221,12 +5586,14 @@
     </w:tblStylePr>
     <w:tblStylePr w:type="firstCol">
       <w:rPr>
+        <w:rFonts w:eastAsia="黑体"/>
         <w:b/>
         <w:bCs/>
       </w:rPr>
     </w:tblStylePr>
     <w:tblStylePr w:type="lastCol">
       <w:rPr>
+        <w:rFonts w:eastAsia="黑体"/>
         <w:b/>
         <w:bCs/>
       </w:rPr>
@@ -5284,6 +5651,7 @@
         <w:spacing w:after="0" w:before="0" w:line="240" w:lineRule="auto"/>
       </w:pPr>
       <w:rPr>
+        <w:rFonts w:eastAsia="黑体"/>
         <w:b/>
         <w:bCs/>
         <w:color w:themeColor="background1" w:val="FFFFFF"/>
@@ -5298,6 +5666,7 @@
         <w:spacing w:after="0" w:before="0" w:line="240" w:lineRule="auto"/>
       </w:pPr>
       <w:rPr>
+        <w:rFonts w:eastAsia="黑体"/>
         <w:b/>
         <w:bCs/>
       </w:rPr>
@@ -5313,12 +5682,14 @@
     </w:tblStylePr>
     <w:tblStylePr w:type="firstCol">
       <w:rPr>
+        <w:rFonts w:eastAsia="黑体"/>
         <w:b/>
         <w:bCs/>
       </w:rPr>
     </w:tblStylePr>
     <w:tblStylePr w:type="lastCol">
       <w:rPr>
+        <w:rFonts w:eastAsia="黑体"/>
         <w:b/>
         <w:bCs/>
       </w:rPr>
@@ -5376,6 +5747,7 @@
         <w:spacing w:after="0" w:before="0" w:line="240" w:lineRule="auto"/>
       </w:pPr>
       <w:rPr>
+        <w:rFonts w:eastAsia="黑体"/>
         <w:b/>
         <w:bCs/>
         <w:color w:themeColor="background1" w:val="FFFFFF"/>
@@ -5390,6 +5762,7 @@
         <w:spacing w:after="0" w:before="0" w:line="240" w:lineRule="auto"/>
       </w:pPr>
       <w:rPr>
+        <w:rFonts w:eastAsia="黑体"/>
         <w:b/>
         <w:bCs/>
       </w:rPr>
@@ -5405,12 +5778,14 @@
     </w:tblStylePr>
     <w:tblStylePr w:type="firstCol">
       <w:rPr>
+        <w:rFonts w:eastAsia="黑体"/>
         <w:b/>
         <w:bCs/>
       </w:rPr>
     </w:tblStylePr>
     <w:tblStylePr w:type="lastCol">
       <w:rPr>
+        <w:rFonts w:eastAsia="黑体"/>
         <w:b/>
         <w:bCs/>
       </w:rPr>
@@ -5468,6 +5843,7 @@
         <w:spacing w:after="0" w:before="0" w:line="240" w:lineRule="auto"/>
       </w:pPr>
       <w:rPr>
+        <w:rFonts w:eastAsia="黑体"/>
         <w:b/>
         <w:bCs/>
         <w:color w:themeColor="background1" w:val="FFFFFF"/>
@@ -5482,6 +5858,7 @@
         <w:spacing w:after="0" w:before="0" w:line="240" w:lineRule="auto"/>
       </w:pPr>
       <w:rPr>
+        <w:rFonts w:eastAsia="黑体"/>
         <w:b/>
         <w:bCs/>
       </w:rPr>
@@ -5497,12 +5874,14 @@
     </w:tblStylePr>
     <w:tblStylePr w:type="firstCol">
       <w:rPr>
+        <w:rFonts w:eastAsia="黑体"/>
         <w:b/>
         <w:bCs/>
       </w:rPr>
     </w:tblStylePr>
     <w:tblStylePr w:type="lastCol">
       <w:rPr>
+        <w:rFonts w:eastAsia="黑体"/>
         <w:b/>
         <w:bCs/>
       </w:rPr>
@@ -5560,6 +5939,7 @@
         <w:spacing w:after="0" w:before="0" w:line="240" w:lineRule="auto"/>
       </w:pPr>
       <w:rPr>
+        <w:rFonts w:eastAsia="黑体"/>
         <w:b/>
         <w:bCs/>
         <w:color w:themeColor="background1" w:val="FFFFFF"/>
@@ -5574,6 +5954,7 @@
         <w:spacing w:after="0" w:before="0" w:line="240" w:lineRule="auto"/>
       </w:pPr>
       <w:rPr>
+        <w:rFonts w:eastAsia="黑体"/>
         <w:b/>
         <w:bCs/>
       </w:rPr>
@@ -5589,12 +5970,14 @@
     </w:tblStylePr>
     <w:tblStylePr w:type="firstCol">
       <w:rPr>
+        <w:rFonts w:eastAsia="黑体"/>
         <w:b/>
         <w:bCs/>
       </w:rPr>
     </w:tblStylePr>
     <w:tblStylePr w:type="lastCol">
       <w:rPr>
+        <w:rFonts w:eastAsia="黑体"/>
         <w:b/>
         <w:bCs/>
       </w:rPr>
@@ -5652,6 +6035,7 @@
         <w:spacing w:after="0" w:before="0" w:line="240" w:lineRule="auto"/>
       </w:pPr>
       <w:rPr>
+        <w:rFonts w:eastAsia="黑体"/>
         <w:b/>
         <w:bCs/>
         <w:color w:themeColor="background1" w:val="FFFFFF"/>
@@ -5666,6 +6050,7 @@
         <w:spacing w:after="0" w:before="0" w:line="240" w:lineRule="auto"/>
       </w:pPr>
       <w:rPr>
+        <w:rFonts w:eastAsia="黑体"/>
         <w:b/>
         <w:bCs/>
       </w:rPr>
@@ -5681,12 +6066,14 @@
     </w:tblStylePr>
     <w:tblStylePr w:type="firstCol">
       <w:rPr>
+        <w:rFonts w:eastAsia="黑体"/>
         <w:b/>
         <w:bCs/>
       </w:rPr>
     </w:tblStylePr>
     <w:tblStylePr w:type="lastCol">
       <w:rPr>
+        <w:rFonts w:eastAsia="黑体"/>
         <w:b/>
         <w:bCs/>
       </w:rPr>
@@ -5744,6 +6131,7 @@
         <w:spacing w:after="0" w:before="0" w:line="240" w:lineRule="auto"/>
       </w:pPr>
       <w:rPr>
+        <w:rFonts w:eastAsia="黑体"/>
         <w:b/>
         <w:bCs/>
         <w:color w:themeColor="background1" w:val="FFFFFF"/>
@@ -5758,6 +6146,7 @@
         <w:spacing w:after="0" w:before="0" w:line="240" w:lineRule="auto"/>
       </w:pPr>
       <w:rPr>
+        <w:rFonts w:eastAsia="黑体"/>
         <w:b/>
         <w:bCs/>
       </w:rPr>
@@ -5773,12 +6162,14 @@
     </w:tblStylePr>
     <w:tblStylePr w:type="firstCol">
       <w:rPr>
+        <w:rFonts w:eastAsia="黑体"/>
         <w:b/>
         <w:bCs/>
       </w:rPr>
     </w:tblStylePr>
     <w:tblStylePr w:type="lastCol">
       <w:rPr>
+        <w:rFonts w:eastAsia="黑体"/>
         <w:b/>
         <w:bCs/>
       </w:rPr>
@@ -5838,7 +6229,7 @@
         <w:spacing w:after="0" w:before="0" w:line="240" w:lineRule="auto"/>
       </w:pPr>
       <w:rPr>
-        <w:rFonts w:asciiTheme="majorHAnsi" w:cstheme="majorBidi" w:eastAsiaTheme="majorEastAsia" w:hAnsiTheme="majorHAnsi"/>
+        <w:rFonts w:asciiTheme="majorHAnsi" w:cstheme="majorBidi" w:hAnsiTheme="majorHAnsi" w:eastAsia="黑体"/>
         <w:b/>
         <w:bCs/>
       </w:rPr>
@@ -5859,7 +6250,7 @@
         <w:spacing w:after="0" w:before="0" w:line="240" w:lineRule="auto"/>
       </w:pPr>
       <w:rPr>
-        <w:rFonts w:asciiTheme="majorHAnsi" w:cstheme="majorBidi" w:eastAsiaTheme="majorEastAsia" w:hAnsiTheme="majorHAnsi"/>
+        <w:rFonts w:asciiTheme="majorHAnsi" w:cstheme="majorBidi" w:hAnsiTheme="majorHAnsi" w:eastAsia="黑体"/>
         <w:b/>
         <w:bCs/>
       </w:rPr>
@@ -5877,14 +6268,14 @@
     </w:tblStylePr>
     <w:tblStylePr w:type="firstCol">
       <w:rPr>
-        <w:rFonts w:asciiTheme="majorHAnsi" w:cstheme="majorBidi" w:eastAsiaTheme="majorEastAsia" w:hAnsiTheme="majorHAnsi"/>
+        <w:rFonts w:asciiTheme="majorHAnsi" w:cstheme="majorBidi" w:hAnsiTheme="majorHAnsi" w:eastAsia="黑体"/>
         <w:b/>
         <w:bCs/>
       </w:rPr>
     </w:tblStylePr>
     <w:tblStylePr w:type="lastCol">
       <w:rPr>
-        <w:rFonts w:asciiTheme="majorHAnsi" w:cstheme="majorBidi" w:eastAsiaTheme="majorEastAsia" w:hAnsiTheme="majorHAnsi"/>
+        <w:rFonts w:asciiTheme="majorHAnsi" w:cstheme="majorBidi" w:hAnsiTheme="majorHAnsi" w:eastAsia="黑体"/>
         <w:b/>
         <w:bCs/>
       </w:rPr>
@@ -5968,7 +6359,7 @@
         <w:spacing w:after="0" w:before="0" w:line="240" w:lineRule="auto"/>
       </w:pPr>
       <w:rPr>
-        <w:rFonts w:asciiTheme="majorHAnsi" w:cstheme="majorBidi" w:eastAsiaTheme="majorEastAsia" w:hAnsiTheme="majorHAnsi"/>
+        <w:rFonts w:asciiTheme="majorHAnsi" w:cstheme="majorBidi" w:hAnsiTheme="majorHAnsi" w:eastAsia="黑体"/>
         <w:b/>
         <w:bCs/>
       </w:rPr>
@@ -5989,7 +6380,7 @@
         <w:spacing w:after="0" w:before="0" w:line="240" w:lineRule="auto"/>
       </w:pPr>
       <w:rPr>
-        <w:rFonts w:asciiTheme="majorHAnsi" w:cstheme="majorBidi" w:eastAsiaTheme="majorEastAsia" w:hAnsiTheme="majorHAnsi"/>
+        <w:rFonts w:asciiTheme="majorHAnsi" w:cstheme="majorBidi" w:hAnsiTheme="majorHAnsi" w:eastAsia="黑体"/>
         <w:b/>
         <w:bCs/>
       </w:rPr>
@@ -6007,14 +6398,14 @@
     </w:tblStylePr>
     <w:tblStylePr w:type="firstCol">
       <w:rPr>
-        <w:rFonts w:asciiTheme="majorHAnsi" w:cstheme="majorBidi" w:eastAsiaTheme="majorEastAsia" w:hAnsiTheme="majorHAnsi"/>
+        <w:rFonts w:asciiTheme="majorHAnsi" w:cstheme="majorBidi" w:hAnsiTheme="majorHAnsi" w:eastAsia="黑体"/>
         <w:b/>
         <w:bCs/>
       </w:rPr>
     </w:tblStylePr>
     <w:tblStylePr w:type="lastCol">
       <w:rPr>
-        <w:rFonts w:asciiTheme="majorHAnsi" w:cstheme="majorBidi" w:eastAsiaTheme="majorEastAsia" w:hAnsiTheme="majorHAnsi"/>
+        <w:rFonts w:asciiTheme="majorHAnsi" w:cstheme="majorBidi" w:hAnsiTheme="majorHAnsi" w:eastAsia="黑体"/>
         <w:b/>
         <w:bCs/>
       </w:rPr>
@@ -6098,7 +6489,7 @@
         <w:spacing w:after="0" w:before="0" w:line="240" w:lineRule="auto"/>
       </w:pPr>
       <w:rPr>
-        <w:rFonts w:asciiTheme="majorHAnsi" w:cstheme="majorBidi" w:eastAsiaTheme="majorEastAsia" w:hAnsiTheme="majorHAnsi"/>
+        <w:rFonts w:asciiTheme="majorHAnsi" w:cstheme="majorBidi" w:hAnsiTheme="majorHAnsi" w:eastAsia="黑体"/>
         <w:b/>
         <w:bCs/>
       </w:rPr>
@@ -6119,7 +6510,7 @@
         <w:spacing w:after="0" w:before="0" w:line="240" w:lineRule="auto"/>
       </w:pPr>
       <w:rPr>
-        <w:rFonts w:asciiTheme="majorHAnsi" w:cstheme="majorBidi" w:eastAsiaTheme="majorEastAsia" w:hAnsiTheme="majorHAnsi"/>
+        <w:rFonts w:asciiTheme="majorHAnsi" w:cstheme="majorBidi" w:hAnsiTheme="majorHAnsi" w:eastAsia="黑体"/>
         <w:b/>
         <w:bCs/>
       </w:rPr>
@@ -6137,14 +6528,14 @@
     </w:tblStylePr>
     <w:tblStylePr w:type="firstCol">
       <w:rPr>
-        <w:rFonts w:asciiTheme="majorHAnsi" w:cstheme="majorBidi" w:eastAsiaTheme="majorEastAsia" w:hAnsiTheme="majorHAnsi"/>
+        <w:rFonts w:asciiTheme="majorHAnsi" w:cstheme="majorBidi" w:hAnsiTheme="majorHAnsi" w:eastAsia="黑体"/>
         <w:b/>
         <w:bCs/>
       </w:rPr>
     </w:tblStylePr>
     <w:tblStylePr w:type="lastCol">
       <w:rPr>
-        <w:rFonts w:asciiTheme="majorHAnsi" w:cstheme="majorBidi" w:eastAsiaTheme="majorEastAsia" w:hAnsiTheme="majorHAnsi"/>
+        <w:rFonts w:asciiTheme="majorHAnsi" w:cstheme="majorBidi" w:hAnsiTheme="majorHAnsi" w:eastAsia="黑体"/>
         <w:b/>
         <w:bCs/>
       </w:rPr>
@@ -6228,7 +6619,7 @@
         <w:spacing w:after="0" w:before="0" w:line="240" w:lineRule="auto"/>
       </w:pPr>
       <w:rPr>
-        <w:rFonts w:asciiTheme="majorHAnsi" w:cstheme="majorBidi" w:eastAsiaTheme="majorEastAsia" w:hAnsiTheme="majorHAnsi"/>
+        <w:rFonts w:asciiTheme="majorHAnsi" w:cstheme="majorBidi" w:hAnsiTheme="majorHAnsi" w:eastAsia="黑体"/>
         <w:b/>
         <w:bCs/>
       </w:rPr>
@@ -6249,7 +6640,7 @@
         <w:spacing w:after="0" w:before="0" w:line="240" w:lineRule="auto"/>
       </w:pPr>
       <w:rPr>
-        <w:rFonts w:asciiTheme="majorHAnsi" w:cstheme="majorBidi" w:eastAsiaTheme="majorEastAsia" w:hAnsiTheme="majorHAnsi"/>
+        <w:rFonts w:asciiTheme="majorHAnsi" w:cstheme="majorBidi" w:hAnsiTheme="majorHAnsi" w:eastAsia="黑体"/>
         <w:b/>
         <w:bCs/>
       </w:rPr>
@@ -6267,14 +6658,14 @@
     </w:tblStylePr>
     <w:tblStylePr w:type="firstCol">
       <w:rPr>
-        <w:rFonts w:asciiTheme="majorHAnsi" w:cstheme="majorBidi" w:eastAsiaTheme="majorEastAsia" w:hAnsiTheme="majorHAnsi"/>
+        <w:rFonts w:asciiTheme="majorHAnsi" w:cstheme="majorBidi" w:hAnsiTheme="majorHAnsi" w:eastAsia="黑体"/>
         <w:b/>
         <w:bCs/>
       </w:rPr>
     </w:tblStylePr>
     <w:tblStylePr w:type="lastCol">
       <w:rPr>
-        <w:rFonts w:asciiTheme="majorHAnsi" w:cstheme="majorBidi" w:eastAsiaTheme="majorEastAsia" w:hAnsiTheme="majorHAnsi"/>
+        <w:rFonts w:asciiTheme="majorHAnsi" w:cstheme="majorBidi" w:hAnsiTheme="majorHAnsi" w:eastAsia="黑体"/>
         <w:b/>
         <w:bCs/>
       </w:rPr>
@@ -6358,7 +6749,7 @@
         <w:spacing w:after="0" w:before="0" w:line="240" w:lineRule="auto"/>
       </w:pPr>
       <w:rPr>
-        <w:rFonts w:asciiTheme="majorHAnsi" w:cstheme="majorBidi" w:eastAsiaTheme="majorEastAsia" w:hAnsiTheme="majorHAnsi"/>
+        <w:rFonts w:asciiTheme="majorHAnsi" w:cstheme="majorBidi" w:hAnsiTheme="majorHAnsi" w:eastAsia="黑体"/>
         <w:b/>
         <w:bCs/>
       </w:rPr>
@@ -6379,7 +6770,7 @@
         <w:spacing w:after="0" w:before="0" w:line="240" w:lineRule="auto"/>
       </w:pPr>
       <w:rPr>
-        <w:rFonts w:asciiTheme="majorHAnsi" w:cstheme="majorBidi" w:eastAsiaTheme="majorEastAsia" w:hAnsiTheme="majorHAnsi"/>
+        <w:rFonts w:asciiTheme="majorHAnsi" w:cstheme="majorBidi" w:hAnsiTheme="majorHAnsi" w:eastAsia="黑体"/>
         <w:b/>
         <w:bCs/>
       </w:rPr>
@@ -6397,14 +6788,14 @@
     </w:tblStylePr>
     <w:tblStylePr w:type="firstCol">
       <w:rPr>
-        <w:rFonts w:asciiTheme="majorHAnsi" w:cstheme="majorBidi" w:eastAsiaTheme="majorEastAsia" w:hAnsiTheme="majorHAnsi"/>
+        <w:rFonts w:asciiTheme="majorHAnsi" w:cstheme="majorBidi" w:hAnsiTheme="majorHAnsi" w:eastAsia="黑体"/>
         <w:b/>
         <w:bCs/>
       </w:rPr>
     </w:tblStylePr>
     <w:tblStylePr w:type="lastCol">
       <w:rPr>
-        <w:rFonts w:asciiTheme="majorHAnsi" w:cstheme="majorBidi" w:eastAsiaTheme="majorEastAsia" w:hAnsiTheme="majorHAnsi"/>
+        <w:rFonts w:asciiTheme="majorHAnsi" w:cstheme="majorBidi" w:hAnsiTheme="majorHAnsi" w:eastAsia="黑体"/>
         <w:b/>
         <w:bCs/>
       </w:rPr>
@@ -6488,7 +6879,7 @@
         <w:spacing w:after="0" w:before="0" w:line="240" w:lineRule="auto"/>
       </w:pPr>
       <w:rPr>
-        <w:rFonts w:asciiTheme="majorHAnsi" w:cstheme="majorBidi" w:eastAsiaTheme="majorEastAsia" w:hAnsiTheme="majorHAnsi"/>
+        <w:rFonts w:asciiTheme="majorHAnsi" w:cstheme="majorBidi" w:hAnsiTheme="majorHAnsi" w:eastAsia="黑体"/>
         <w:b/>
         <w:bCs/>
       </w:rPr>
@@ -6509,7 +6900,7 @@
         <w:spacing w:after="0" w:before="0" w:line="240" w:lineRule="auto"/>
       </w:pPr>
       <w:rPr>
-        <w:rFonts w:asciiTheme="majorHAnsi" w:cstheme="majorBidi" w:eastAsiaTheme="majorEastAsia" w:hAnsiTheme="majorHAnsi"/>
+        <w:rFonts w:asciiTheme="majorHAnsi" w:cstheme="majorBidi" w:hAnsiTheme="majorHAnsi" w:eastAsia="黑体"/>
         <w:b/>
         <w:bCs/>
       </w:rPr>
@@ -6527,14 +6918,14 @@
     </w:tblStylePr>
     <w:tblStylePr w:type="firstCol">
       <w:rPr>
-        <w:rFonts w:asciiTheme="majorHAnsi" w:cstheme="majorBidi" w:eastAsiaTheme="majorEastAsia" w:hAnsiTheme="majorHAnsi"/>
+        <w:rFonts w:asciiTheme="majorHAnsi" w:cstheme="majorBidi" w:hAnsiTheme="majorHAnsi" w:eastAsia="黑体"/>
         <w:b/>
         <w:bCs/>
       </w:rPr>
     </w:tblStylePr>
     <w:tblStylePr w:type="lastCol">
       <w:rPr>
-        <w:rFonts w:asciiTheme="majorHAnsi" w:cstheme="majorBidi" w:eastAsiaTheme="majorEastAsia" w:hAnsiTheme="majorHAnsi"/>
+        <w:rFonts w:asciiTheme="majorHAnsi" w:cstheme="majorBidi" w:hAnsiTheme="majorHAnsi" w:eastAsia="黑体"/>
         <w:b/>
         <w:bCs/>
       </w:rPr>
@@ -6618,7 +7009,7 @@
         <w:spacing w:after="0" w:before="0" w:line="240" w:lineRule="auto"/>
       </w:pPr>
       <w:rPr>
-        <w:rFonts w:asciiTheme="majorHAnsi" w:cstheme="majorBidi" w:eastAsiaTheme="majorEastAsia" w:hAnsiTheme="majorHAnsi"/>
+        <w:rFonts w:asciiTheme="majorHAnsi" w:cstheme="majorBidi" w:hAnsiTheme="majorHAnsi" w:eastAsia="黑体"/>
         <w:b/>
         <w:bCs/>
       </w:rPr>
@@ -6639,7 +7030,7 @@
         <w:spacing w:after="0" w:before="0" w:line="240" w:lineRule="auto"/>
       </w:pPr>
       <w:rPr>
-        <w:rFonts w:asciiTheme="majorHAnsi" w:cstheme="majorBidi" w:eastAsiaTheme="majorEastAsia" w:hAnsiTheme="majorHAnsi"/>
+        <w:rFonts w:asciiTheme="majorHAnsi" w:cstheme="majorBidi" w:hAnsiTheme="majorHAnsi" w:eastAsia="黑体"/>
         <w:b/>
         <w:bCs/>
       </w:rPr>
@@ -6657,14 +7048,14 @@
     </w:tblStylePr>
     <w:tblStylePr w:type="firstCol">
       <w:rPr>
-        <w:rFonts w:asciiTheme="majorHAnsi" w:cstheme="majorBidi" w:eastAsiaTheme="majorEastAsia" w:hAnsiTheme="majorHAnsi"/>
+        <w:rFonts w:asciiTheme="majorHAnsi" w:cstheme="majorBidi" w:hAnsiTheme="majorHAnsi" w:eastAsia="黑体"/>
         <w:b/>
         <w:bCs/>
       </w:rPr>
     </w:tblStylePr>
     <w:tblStylePr w:type="lastCol">
       <w:rPr>
-        <w:rFonts w:asciiTheme="majorHAnsi" w:cstheme="majorBidi" w:eastAsiaTheme="majorEastAsia" w:hAnsiTheme="majorHAnsi"/>
+        <w:rFonts w:asciiTheme="majorHAnsi" w:cstheme="majorBidi" w:hAnsiTheme="majorHAnsi" w:eastAsia="黑体"/>
         <w:b/>
         <w:bCs/>
       </w:rPr>
@@ -6747,6 +7138,7 @@
         <w:spacing w:after="0" w:before="0" w:line="240" w:lineRule="auto"/>
       </w:pPr>
       <w:rPr>
+        <w:rFonts w:eastAsia="黑体"/>
         <w:b/>
         <w:bCs/>
         <w:color w:themeColor="background1" w:val="FFFFFF"/>
@@ -6769,6 +7161,7 @@
         <w:spacing w:after="0" w:before="0" w:line="240" w:lineRule="auto"/>
       </w:pPr>
       <w:rPr>
+        <w:rFonts w:eastAsia="黑体"/>
         <w:b/>
         <w:bCs/>
       </w:rPr>
@@ -6786,12 +7179,14 @@
     </w:tblStylePr>
     <w:tblStylePr w:type="firstCol">
       <w:rPr>
+        <w:rFonts w:eastAsia="黑体"/>
         <w:b/>
         <w:bCs/>
       </w:rPr>
     </w:tblStylePr>
     <w:tblStylePr w:type="lastCol">
       <w:rPr>
+        <w:rFonts w:eastAsia="黑体"/>
         <w:b/>
         <w:bCs/>
       </w:rPr>
@@ -6853,6 +7248,7 @@
         <w:spacing w:after="0" w:before="0" w:line="240" w:lineRule="auto"/>
       </w:pPr>
       <w:rPr>
+        <w:rFonts w:eastAsia="黑体"/>
         <w:b/>
         <w:bCs/>
         <w:color w:themeColor="background1" w:val="FFFFFF"/>
@@ -6875,6 +7271,7 @@
         <w:spacing w:after="0" w:before="0" w:line="240" w:lineRule="auto"/>
       </w:pPr>
       <w:rPr>
+        <w:rFonts w:eastAsia="黑体"/>
         <w:b/>
         <w:bCs/>
       </w:rPr>
@@ -6892,12 +7289,14 @@
     </w:tblStylePr>
     <w:tblStylePr w:type="firstCol">
       <w:rPr>
+        <w:rFonts w:eastAsia="黑体"/>
         <w:b/>
         <w:bCs/>
       </w:rPr>
     </w:tblStylePr>
     <w:tblStylePr w:type="lastCol">
       <w:rPr>
+        <w:rFonts w:eastAsia="黑体"/>
         <w:b/>
         <w:bCs/>
       </w:rPr>
@@ -6959,6 +7358,7 @@
         <w:spacing w:after="0" w:before="0" w:line="240" w:lineRule="auto"/>
       </w:pPr>
       <w:rPr>
+        <w:rFonts w:eastAsia="黑体"/>
         <w:b/>
         <w:bCs/>
         <w:color w:themeColor="background1" w:val="FFFFFF"/>
@@ -6981,6 +7381,7 @@
         <w:spacing w:after="0" w:before="0" w:line="240" w:lineRule="auto"/>
       </w:pPr>
       <w:rPr>
+        <w:rFonts w:eastAsia="黑体"/>
         <w:b/>
         <w:bCs/>
       </w:rPr>
@@ -6998,12 +7399,14 @@
     </w:tblStylePr>
     <w:tblStylePr w:type="firstCol">
       <w:rPr>
+        <w:rFonts w:eastAsia="黑体"/>
         <w:b/>
         <w:bCs/>
       </w:rPr>
     </w:tblStylePr>
     <w:tblStylePr w:type="lastCol">
       <w:rPr>
+        <w:rFonts w:eastAsia="黑体"/>
         <w:b/>
         <w:bCs/>
       </w:rPr>
@@ -7065,6 +7468,7 @@
         <w:spacing w:after="0" w:before="0" w:line="240" w:lineRule="auto"/>
       </w:pPr>
       <w:rPr>
+        <w:rFonts w:eastAsia="黑体"/>
         <w:b/>
         <w:bCs/>
         <w:color w:themeColor="background1" w:val="FFFFFF"/>
@@ -7087,6 +7491,7 @@
         <w:spacing w:after="0" w:before="0" w:line="240" w:lineRule="auto"/>
       </w:pPr>
       <w:rPr>
+        <w:rFonts w:eastAsia="黑体"/>
         <w:b/>
         <w:bCs/>
       </w:rPr>
@@ -7104,12 +7509,14 @@
     </w:tblStylePr>
     <w:tblStylePr w:type="firstCol">
       <w:rPr>
+        <w:rFonts w:eastAsia="黑体"/>
         <w:b/>
         <w:bCs/>
       </w:rPr>
     </w:tblStylePr>
     <w:tblStylePr w:type="lastCol">
       <w:rPr>
+        <w:rFonts w:eastAsia="黑体"/>
         <w:b/>
         <w:bCs/>
       </w:rPr>
@@ -7171,6 +7578,7 @@
         <w:spacing w:after="0" w:before="0" w:line="240" w:lineRule="auto"/>
       </w:pPr>
       <w:rPr>
+        <w:rFonts w:eastAsia="黑体"/>
         <w:b/>
         <w:bCs/>
         <w:color w:themeColor="background1" w:val="FFFFFF"/>
@@ -7193,6 +7601,7 @@
         <w:spacing w:after="0" w:before="0" w:line="240" w:lineRule="auto"/>
       </w:pPr>
       <w:rPr>
+        <w:rFonts w:eastAsia="黑体"/>
         <w:b/>
         <w:bCs/>
       </w:rPr>
@@ -7210,12 +7619,14 @@
     </w:tblStylePr>
     <w:tblStylePr w:type="firstCol">
       <w:rPr>
+        <w:rFonts w:eastAsia="黑体"/>
         <w:b/>
         <w:bCs/>
       </w:rPr>
     </w:tblStylePr>
     <w:tblStylePr w:type="lastCol">
       <w:rPr>
+        <w:rFonts w:eastAsia="黑体"/>
         <w:b/>
         <w:bCs/>
       </w:rPr>
@@ -7277,6 +7688,7 @@
         <w:spacing w:after="0" w:before="0" w:line="240" w:lineRule="auto"/>
       </w:pPr>
       <w:rPr>
+        <w:rFonts w:eastAsia="黑体"/>
         <w:b/>
         <w:bCs/>
         <w:color w:themeColor="background1" w:val="FFFFFF"/>
@@ -7299,6 +7711,7 @@
         <w:spacing w:after="0" w:before="0" w:line="240" w:lineRule="auto"/>
       </w:pPr>
       <w:rPr>
+        <w:rFonts w:eastAsia="黑体"/>
         <w:b/>
         <w:bCs/>
       </w:rPr>
@@ -7316,12 +7729,14 @@
     </w:tblStylePr>
     <w:tblStylePr w:type="firstCol">
       <w:rPr>
+        <w:rFonts w:eastAsia="黑体"/>
         <w:b/>
         <w:bCs/>
       </w:rPr>
     </w:tblStylePr>
     <w:tblStylePr w:type="lastCol">
       <w:rPr>
+        <w:rFonts w:eastAsia="黑体"/>
         <w:b/>
         <w:bCs/>
       </w:rPr>
@@ -7383,6 +7798,7 @@
         <w:spacing w:after="0" w:before="0" w:line="240" w:lineRule="auto"/>
       </w:pPr>
       <w:rPr>
+        <w:rFonts w:eastAsia="黑体"/>
         <w:b/>
         <w:bCs/>
         <w:color w:themeColor="background1" w:val="FFFFFF"/>
@@ -7405,6 +7821,7 @@
         <w:spacing w:after="0" w:before="0" w:line="240" w:lineRule="auto"/>
       </w:pPr>
       <w:rPr>
+        <w:rFonts w:eastAsia="黑体"/>
         <w:b/>
         <w:bCs/>
       </w:rPr>
@@ -7422,12 +7839,14 @@
     </w:tblStylePr>
     <w:tblStylePr w:type="firstCol">
       <w:rPr>
+        <w:rFonts w:eastAsia="黑体"/>
         <w:b/>
         <w:bCs/>
       </w:rPr>
     </w:tblStylePr>
     <w:tblStylePr w:type="lastCol">
       <w:rPr>
+        <w:rFonts w:eastAsia="黑体"/>
         <w:b/>
         <w:bCs/>
       </w:rPr>
@@ -7486,6 +7905,7 @@
         <w:spacing w:after="0" w:before="0" w:line="240" w:lineRule="auto"/>
       </w:pPr>
       <w:rPr>
+        <w:rFonts w:eastAsia="黑体"/>
         <w:b/>
         <w:bCs/>
         <w:color w:themeColor="background1" w:val="FFFFFF"/>
@@ -7508,6 +7928,7 @@
         <w:spacing w:after="0" w:before="0" w:line="240" w:lineRule="auto"/>
       </w:pPr>
       <w:rPr>
+        <w:rFonts w:eastAsia="黑体"/>
         <w:color w:val="auto"/>
       </w:rPr>
       <w:tblPr/>
@@ -7525,6 +7946,7 @@
     </w:tblStylePr>
     <w:tblStylePr w:type="firstCol">
       <w:rPr>
+        <w:rFonts w:eastAsia="黑体"/>
         <w:b/>
         <w:bCs/>
         <w:color w:themeColor="background1" w:val="FFFFFF"/>
@@ -7544,6 +7966,7 @@
     </w:tblStylePr>
     <w:tblStylePr w:type="lastCol">
       <w:rPr>
+        <w:rFonts w:eastAsia="黑体"/>
         <w:b/>
         <w:bCs/>
         <w:color w:themeColor="background1" w:val="FFFFFF"/>
@@ -7592,6 +8015,7 @@
     </w:tblStylePr>
     <w:tblStylePr w:type="nwCell">
       <w:rPr>
+        <w:rFonts w:eastAsia="黑体"/>
         <w:color w:themeColor="background1" w:val="FFFFFF"/>
       </w:rPr>
       <w:tblPr/>
@@ -7635,6 +8059,7 @@
         <w:spacing w:after="0" w:before="0" w:line="240" w:lineRule="auto"/>
       </w:pPr>
       <w:rPr>
+        <w:rFonts w:eastAsia="黑体"/>
         <w:b/>
         <w:bCs/>
         <w:color w:themeColor="background1" w:val="FFFFFF"/>
@@ -7657,6 +8082,7 @@
         <w:spacing w:after="0" w:before="0" w:line="240" w:lineRule="auto"/>
       </w:pPr>
       <w:rPr>
+        <w:rFonts w:eastAsia="黑体"/>
         <w:color w:val="auto"/>
       </w:rPr>
       <w:tblPr/>
@@ -7674,6 +8100,7 @@
     </w:tblStylePr>
     <w:tblStylePr w:type="firstCol">
       <w:rPr>
+        <w:rFonts w:eastAsia="黑体"/>
         <w:b/>
         <w:bCs/>
         <w:color w:themeColor="background1" w:val="FFFFFF"/>
@@ -7693,6 +8120,7 @@
     </w:tblStylePr>
     <w:tblStylePr w:type="lastCol">
       <w:rPr>
+        <w:rFonts w:eastAsia="黑体"/>
         <w:b/>
         <w:bCs/>
         <w:color w:themeColor="background1" w:val="FFFFFF"/>
@@ -7741,6 +8169,7 @@
     </w:tblStylePr>
     <w:tblStylePr w:type="nwCell">
       <w:rPr>
+        <w:rFonts w:eastAsia="黑体"/>
         <w:color w:themeColor="background1" w:val="FFFFFF"/>
       </w:rPr>
       <w:tblPr/>
@@ -7784,6 +8213,7 @@
         <w:spacing w:after="0" w:before="0" w:line="240" w:lineRule="auto"/>
       </w:pPr>
       <w:rPr>
+        <w:rFonts w:eastAsia="黑体"/>
         <w:b/>
         <w:bCs/>
         <w:color w:themeColor="background1" w:val="FFFFFF"/>
@@ -7806,6 +8236,7 @@
         <w:spacing w:after="0" w:before="0" w:line="240" w:lineRule="auto"/>
       </w:pPr>
       <w:rPr>
+        <w:rFonts w:eastAsia="黑体"/>
         <w:color w:val="auto"/>
       </w:rPr>
       <w:tblPr/>
@@ -7823,6 +8254,7 @@
     </w:tblStylePr>
     <w:tblStylePr w:type="firstCol">
       <w:rPr>
+        <w:rFonts w:eastAsia="黑体"/>
         <w:b/>
         <w:bCs/>
         <w:color w:themeColor="background1" w:val="FFFFFF"/>
@@ -7842,6 +8274,7 @@
     </w:tblStylePr>
     <w:tblStylePr w:type="lastCol">
       <w:rPr>
+        <w:rFonts w:eastAsia="黑体"/>
         <w:b/>
         <w:bCs/>
         <w:color w:themeColor="background1" w:val="FFFFFF"/>
@@ -7890,6 +8323,7 @@
     </w:tblStylePr>
     <w:tblStylePr w:type="nwCell">
       <w:rPr>
+        <w:rFonts w:eastAsia="黑体"/>
         <w:color w:themeColor="background1" w:val="FFFFFF"/>
       </w:rPr>
       <w:tblPr/>
@@ -7933,6 +8367,7 @@
         <w:spacing w:after="0" w:before="0" w:line="240" w:lineRule="auto"/>
       </w:pPr>
       <w:rPr>
+        <w:rFonts w:eastAsia="黑体"/>
         <w:b/>
         <w:bCs/>
         <w:color w:themeColor="background1" w:val="FFFFFF"/>
@@ -7955,6 +8390,7 @@
         <w:spacing w:after="0" w:before="0" w:line="240" w:lineRule="auto"/>
       </w:pPr>
       <w:rPr>
+        <w:rFonts w:eastAsia="黑体"/>
         <w:color w:val="auto"/>
       </w:rPr>
       <w:tblPr/>
@@ -7972,6 +8408,7 @@
     </w:tblStylePr>
     <w:tblStylePr w:type="firstCol">
       <w:rPr>
+        <w:rFonts w:eastAsia="黑体"/>
         <w:b/>
         <w:bCs/>
         <w:color w:themeColor="background1" w:val="FFFFFF"/>
@@ -7991,6 +8428,7 @@
     </w:tblStylePr>
     <w:tblStylePr w:type="lastCol">
       <w:rPr>
+        <w:rFonts w:eastAsia="黑体"/>
         <w:b/>
         <w:bCs/>
         <w:color w:themeColor="background1" w:val="FFFFFF"/>
@@ -8039,6 +8477,7 @@
     </w:tblStylePr>
     <w:tblStylePr w:type="nwCell">
       <w:rPr>
+        <w:rFonts w:eastAsia="黑体"/>
         <w:color w:themeColor="background1" w:val="FFFFFF"/>
       </w:rPr>
       <w:tblPr/>
@@ -8082,6 +8521,7 @@
         <w:spacing w:after="0" w:before="0" w:line="240" w:lineRule="auto"/>
       </w:pPr>
       <w:rPr>
+        <w:rFonts w:eastAsia="黑体"/>
         <w:b/>
         <w:bCs/>
         <w:color w:themeColor="background1" w:val="FFFFFF"/>
@@ -8104,6 +8544,7 @@
         <w:spacing w:after="0" w:before="0" w:line="240" w:lineRule="auto"/>
       </w:pPr>
       <w:rPr>
+        <w:rFonts w:eastAsia="黑体"/>
         <w:color w:val="auto"/>
       </w:rPr>
       <w:tblPr/>
@@ -8121,6 +8562,7 @@
     </w:tblStylePr>
     <w:tblStylePr w:type="firstCol">
       <w:rPr>
+        <w:rFonts w:eastAsia="黑体"/>
         <w:b/>
         <w:bCs/>
         <w:color w:themeColor="background1" w:val="FFFFFF"/>
@@ -8140,6 +8582,7 @@
     </w:tblStylePr>
     <w:tblStylePr w:type="lastCol">
       <w:rPr>
+        <w:rFonts w:eastAsia="黑体"/>
         <w:b/>
         <w:bCs/>
         <w:color w:themeColor="background1" w:val="FFFFFF"/>
@@ -8188,6 +8631,7 @@
     </w:tblStylePr>
     <w:tblStylePr w:type="nwCell">
       <w:rPr>
+        <w:rFonts w:eastAsia="黑体"/>
         <w:color w:themeColor="background1" w:val="FFFFFF"/>
       </w:rPr>
       <w:tblPr/>
@@ -8231,6 +8675,7 @@
         <w:spacing w:after="0" w:before="0" w:line="240" w:lineRule="auto"/>
       </w:pPr>
       <w:rPr>
+        <w:rFonts w:eastAsia="黑体"/>
         <w:b/>
         <w:bCs/>
         <w:color w:themeColor="background1" w:val="FFFFFF"/>
@@ -8253,6 +8698,7 @@
         <w:spacing w:after="0" w:before="0" w:line="240" w:lineRule="auto"/>
       </w:pPr>
       <w:rPr>
+        <w:rFonts w:eastAsia="黑体"/>
         <w:color w:val="auto"/>
       </w:rPr>
       <w:tblPr/>
@@ -8270,6 +8716,7 @@
     </w:tblStylePr>
     <w:tblStylePr w:type="firstCol">
       <w:rPr>
+        <w:rFonts w:eastAsia="黑体"/>
         <w:b/>
         <w:bCs/>
         <w:color w:themeColor="background1" w:val="FFFFFF"/>
@@ -8289,6 +8736,7 @@
     </w:tblStylePr>
     <w:tblStylePr w:type="lastCol">
       <w:rPr>
+        <w:rFonts w:eastAsia="黑体"/>
         <w:b/>
         <w:bCs/>
         <w:color w:themeColor="background1" w:val="FFFFFF"/>
@@ -8337,6 +8785,7 @@
     </w:tblStylePr>
     <w:tblStylePr w:type="nwCell">
       <w:rPr>
+        <w:rFonts w:eastAsia="黑体"/>
         <w:color w:themeColor="background1" w:val="FFFFFF"/>
       </w:rPr>
       <w:tblPr/>
@@ -8380,6 +8829,7 @@
         <w:spacing w:after="0" w:before="0" w:line="240" w:lineRule="auto"/>
       </w:pPr>
       <w:rPr>
+        <w:rFonts w:eastAsia="黑体"/>
         <w:b/>
         <w:bCs/>
         <w:color w:themeColor="background1" w:val="FFFFFF"/>
@@ -8402,6 +8852,7 @@
         <w:spacing w:after="0" w:before="0" w:line="240" w:lineRule="auto"/>
       </w:pPr>
       <w:rPr>
+        <w:rFonts w:eastAsia="黑体"/>
         <w:color w:val="auto"/>
       </w:rPr>
       <w:tblPr/>
@@ -8419,6 +8870,7 @@
     </w:tblStylePr>
     <w:tblStylePr w:type="firstCol">
       <w:rPr>
+        <w:rFonts w:eastAsia="黑体"/>
         <w:b/>
         <w:bCs/>
         <w:color w:themeColor="background1" w:val="FFFFFF"/>
@@ -8438,6 +8890,7 @@
     </w:tblStylePr>
     <w:tblStylePr w:type="lastCol">
       <w:rPr>
+        <w:rFonts w:eastAsia="黑体"/>
         <w:b/>
         <w:bCs/>
         <w:color w:themeColor="background1" w:val="FFFFFF"/>
@@ -8486,6 +8939,7 @@
     </w:tblStylePr>
     <w:tblStylePr w:type="nwCell">
       <w:rPr>
+        <w:rFonts w:eastAsia="黑体"/>
         <w:color w:themeColor="background1" w:val="FFFFFF"/>
       </w:rPr>
       <w:tblPr/>
@@ -8510,6 +8964,7 @@
       <w:spacing w:after="0" w:line="240" w:lineRule="auto"/>
     </w:pPr>
     <w:rPr>
+      <w:rFonts w:eastAsia="黑体"/>
       <w:color w:themeColor="text1" w:val="000000"/>
     </w:rPr>
     <w:tblPr>
@@ -8529,7 +8984,7 @@
     </w:tblPr>
     <w:tblStylePr w:type="firstRow">
       <w:rPr>
-        <w:rFonts w:asciiTheme="majorHAnsi" w:cstheme="majorBidi" w:eastAsiaTheme="majorEastAsia" w:hAnsiTheme="majorHAnsi"/>
+        <w:rFonts w:asciiTheme="majorHAnsi" w:cstheme="majorBidi" w:hAnsiTheme="majorHAnsi" w:eastAsia="黑体"/>
       </w:rPr>
       <w:tblPr/>
       <w:tcPr>
@@ -8541,6 +8996,7 @@
     </w:tblStylePr>
     <w:tblStylePr w:type="lastRow">
       <w:rPr>
+        <w:rFonts w:eastAsia="黑体"/>
         <w:b/>
         <w:bCs/>
         <w:color w:themeColor="text2" w:val="1F497D"/>
@@ -8555,12 +9011,14 @@
     </w:tblStylePr>
     <w:tblStylePr w:type="firstCol">
       <w:rPr>
+        <w:rFonts w:eastAsia="黑体"/>
         <w:b/>
         <w:bCs/>
       </w:rPr>
     </w:tblStylePr>
     <w:tblStylePr w:type="lastCol">
       <w:rPr>
+        <w:rFonts w:eastAsia="黑体"/>
         <w:b/>
         <w:bCs/>
       </w:rPr>
@@ -8594,6 +9052,7 @@
       <w:spacing w:after="0" w:line="240" w:lineRule="auto"/>
     </w:pPr>
     <w:rPr>
+      <w:rFonts w:eastAsia="黑体"/>
       <w:color w:themeColor="text1" w:val="000000"/>
     </w:rPr>
     <w:tblPr>
@@ -8613,7 +9072,7 @@
     </w:tblPr>
     <w:tblStylePr w:type="firstRow">
       <w:rPr>
-        <w:rFonts w:asciiTheme="majorHAnsi" w:cstheme="majorBidi" w:eastAsiaTheme="majorEastAsia" w:hAnsiTheme="majorHAnsi"/>
+        <w:rFonts w:asciiTheme="majorHAnsi" w:cstheme="majorBidi" w:hAnsiTheme="majorHAnsi" w:eastAsia="黑体"/>
       </w:rPr>
       <w:tblPr/>
       <w:tcPr>
@@ -8625,6 +9084,7 @@
     </w:tblStylePr>
     <w:tblStylePr w:type="lastRow">
       <w:rPr>
+        <w:rFonts w:eastAsia="黑体"/>
         <w:b/>
         <w:bCs/>
         <w:color w:themeColor="text2" w:val="1F497D"/>
@@ -8639,12 +9099,14 @@
     </w:tblStylePr>
     <w:tblStylePr w:type="firstCol">
       <w:rPr>
+        <w:rFonts w:eastAsia="黑体"/>
         <w:b/>
         <w:bCs/>
       </w:rPr>
     </w:tblStylePr>
     <w:tblStylePr w:type="lastCol">
       <w:rPr>
+        <w:rFonts w:eastAsia="黑体"/>
         <w:b/>
         <w:bCs/>
       </w:rPr>
@@ -8678,6 +9140,7 @@
       <w:spacing w:after="0" w:line="240" w:lineRule="auto"/>
     </w:pPr>
     <w:rPr>
+      <w:rFonts w:eastAsia="黑体"/>
       <w:color w:themeColor="text1" w:val="000000"/>
     </w:rPr>
     <w:tblPr>
@@ -8697,7 +9160,7 @@
     </w:tblPr>
     <w:tblStylePr w:type="firstRow">
       <w:rPr>
-        <w:rFonts w:asciiTheme="majorHAnsi" w:cstheme="majorBidi" w:eastAsiaTheme="majorEastAsia" w:hAnsiTheme="majorHAnsi"/>
+        <w:rFonts w:asciiTheme="majorHAnsi" w:cstheme="majorBidi" w:hAnsiTheme="majorHAnsi" w:eastAsia="黑体"/>
       </w:rPr>
       <w:tblPr/>
       <w:tcPr>
@@ -8709,6 +9172,7 @@
     </w:tblStylePr>
     <w:tblStylePr w:type="lastRow">
       <w:rPr>
+        <w:rFonts w:eastAsia="黑体"/>
         <w:b/>
         <w:bCs/>
         <w:color w:themeColor="text2" w:val="1F497D"/>
@@ -8723,12 +9187,14 @@
     </w:tblStylePr>
     <w:tblStylePr w:type="firstCol">
       <w:rPr>
+        <w:rFonts w:eastAsia="黑体"/>
         <w:b/>
         <w:bCs/>
       </w:rPr>
     </w:tblStylePr>
     <w:tblStylePr w:type="lastCol">
       <w:rPr>
+        <w:rFonts w:eastAsia="黑体"/>
         <w:b/>
         <w:bCs/>
       </w:rPr>
@@ -8762,6 +9228,7 @@
       <w:spacing w:after="0" w:line="240" w:lineRule="auto"/>
     </w:pPr>
     <w:rPr>
+      <w:rFonts w:eastAsia="黑体"/>
       <w:color w:themeColor="text1" w:val="000000"/>
     </w:rPr>
     <w:tblPr>
@@ -8781,7 +9248,7 @@
     </w:tblPr>
     <w:tblStylePr w:type="firstRow">
       <w:rPr>
-        <w:rFonts w:asciiTheme="majorHAnsi" w:cstheme="majorBidi" w:eastAsiaTheme="majorEastAsia" w:hAnsiTheme="majorHAnsi"/>
+        <w:rFonts w:asciiTheme="majorHAnsi" w:cstheme="majorBidi" w:hAnsiTheme="majorHAnsi" w:eastAsia="黑体"/>
       </w:rPr>
       <w:tblPr/>
       <w:tcPr>
@@ -8793,6 +9260,7 @@
     </w:tblStylePr>
     <w:tblStylePr w:type="lastRow">
       <w:rPr>
+        <w:rFonts w:eastAsia="黑体"/>
         <w:b/>
         <w:bCs/>
         <w:color w:themeColor="text2" w:val="1F497D"/>
@@ -8807,12 +9275,14 @@
     </w:tblStylePr>
     <w:tblStylePr w:type="firstCol">
       <w:rPr>
+        <w:rFonts w:eastAsia="黑体"/>
         <w:b/>
         <w:bCs/>
       </w:rPr>
     </w:tblStylePr>
     <w:tblStylePr w:type="lastCol">
       <w:rPr>
+        <w:rFonts w:eastAsia="黑体"/>
         <w:b/>
         <w:bCs/>
       </w:rPr>
@@ -8846,6 +9316,7 @@
       <w:spacing w:after="0" w:line="240" w:lineRule="auto"/>
     </w:pPr>
     <w:rPr>
+      <w:rFonts w:eastAsia="黑体"/>
       <w:color w:themeColor="text1" w:val="000000"/>
     </w:rPr>
     <w:tblPr>
@@ -8865,7 +9336,7 @@
     </w:tblPr>
     <w:tblStylePr w:type="firstRow">
       <w:rPr>
-        <w:rFonts w:asciiTheme="majorHAnsi" w:cstheme="majorBidi" w:eastAsiaTheme="majorEastAsia" w:hAnsiTheme="majorHAnsi"/>
+        <w:rFonts w:asciiTheme="majorHAnsi" w:cstheme="majorBidi" w:hAnsiTheme="majorHAnsi" w:eastAsia="黑体"/>
       </w:rPr>
       <w:tblPr/>
       <w:tcPr>
@@ -8877,6 +9348,7 @@
     </w:tblStylePr>
     <w:tblStylePr w:type="lastRow">
       <w:rPr>
+        <w:rFonts w:eastAsia="黑体"/>
         <w:b/>
         <w:bCs/>
         <w:color w:themeColor="text2" w:val="1F497D"/>
@@ -8891,12 +9363,14 @@
     </w:tblStylePr>
     <w:tblStylePr w:type="firstCol">
       <w:rPr>
+        <w:rFonts w:eastAsia="黑体"/>
         <w:b/>
         <w:bCs/>
       </w:rPr>
     </w:tblStylePr>
     <w:tblStylePr w:type="lastCol">
       <w:rPr>
+        <w:rFonts w:eastAsia="黑体"/>
         <w:b/>
         <w:bCs/>
       </w:rPr>
@@ -8930,6 +9404,7 @@
       <w:spacing w:after="0" w:line="240" w:lineRule="auto"/>
     </w:pPr>
     <w:rPr>
+      <w:rFonts w:eastAsia="黑体"/>
       <w:color w:themeColor="text1" w:val="000000"/>
     </w:rPr>
     <w:tblPr>
@@ -8949,7 +9424,7 @@
     </w:tblPr>
     <w:tblStylePr w:type="firstRow">
       <w:rPr>
-        <w:rFonts w:asciiTheme="majorHAnsi" w:cstheme="majorBidi" w:eastAsiaTheme="majorEastAsia" w:hAnsiTheme="majorHAnsi"/>
+        <w:rFonts w:asciiTheme="majorHAnsi" w:cstheme="majorBidi" w:hAnsiTheme="majorHAnsi" w:eastAsia="黑体"/>
       </w:rPr>
       <w:tblPr/>
       <w:tcPr>
@@ -8961,6 +9436,7 @@
     </w:tblStylePr>
     <w:tblStylePr w:type="lastRow">
       <w:rPr>
+        <w:rFonts w:eastAsia="黑体"/>
         <w:b/>
         <w:bCs/>
         <w:color w:themeColor="text2" w:val="1F497D"/>
@@ -8975,12 +9451,14 @@
     </w:tblStylePr>
     <w:tblStylePr w:type="firstCol">
       <w:rPr>
+        <w:rFonts w:eastAsia="黑体"/>
         <w:b/>
         <w:bCs/>
       </w:rPr>
     </w:tblStylePr>
     <w:tblStylePr w:type="lastCol">
       <w:rPr>
+        <w:rFonts w:eastAsia="黑体"/>
         <w:b/>
         <w:bCs/>
       </w:rPr>
@@ -9014,6 +9492,7 @@
       <w:spacing w:after="0" w:line="240" w:lineRule="auto"/>
     </w:pPr>
     <w:rPr>
+      <w:rFonts w:eastAsia="黑体"/>
       <w:color w:themeColor="text1" w:val="000000"/>
     </w:rPr>
     <w:tblPr>
@@ -9033,7 +9512,7 @@
     </w:tblPr>
     <w:tblStylePr w:type="firstRow">
       <w:rPr>
-        <w:rFonts w:asciiTheme="majorHAnsi" w:cstheme="majorBidi" w:eastAsiaTheme="majorEastAsia" w:hAnsiTheme="majorHAnsi"/>
+        <w:rFonts w:asciiTheme="majorHAnsi" w:cstheme="majorBidi" w:hAnsiTheme="majorHAnsi" w:eastAsia="黑体"/>
       </w:rPr>
       <w:tblPr/>
       <w:tcPr>
@@ -9045,6 +9524,7 @@
     </w:tblStylePr>
     <w:tblStylePr w:type="lastRow">
       <w:rPr>
+        <w:rFonts w:eastAsia="黑体"/>
         <w:b/>
         <w:bCs/>
         <w:color w:themeColor="text2" w:val="1F497D"/>
@@ -9059,12 +9539,14 @@
     </w:tblStylePr>
     <w:tblStylePr w:type="firstCol">
       <w:rPr>
+        <w:rFonts w:eastAsia="黑体"/>
         <w:b/>
         <w:bCs/>
       </w:rPr>
     </w:tblStylePr>
     <w:tblStylePr w:type="lastCol">
       <w:rPr>
+        <w:rFonts w:eastAsia="黑体"/>
         <w:b/>
         <w:bCs/>
       </w:rPr>
@@ -9098,7 +9580,7 @@
       <w:spacing w:after="0" w:line="240" w:lineRule="auto"/>
     </w:pPr>
     <w:rPr>
-      <w:rFonts w:asciiTheme="majorHAnsi" w:cstheme="majorBidi" w:eastAsiaTheme="majorEastAsia" w:hAnsiTheme="majorHAnsi"/>
+      <w:rFonts w:asciiTheme="majorHAnsi" w:cstheme="majorBidi" w:hAnsiTheme="majorHAnsi" w:eastAsia="黑体"/>
       <w:color w:themeColor="text1" w:val="000000"/>
     </w:rPr>
     <w:tblPr>
@@ -9120,6 +9602,7 @@
     </w:tblPr>
     <w:tblStylePr w:type="firstRow">
       <w:rPr>
+        <w:rFonts w:eastAsia="黑体"/>
         <w:sz w:val="24"/>
         <w:szCs w:val="24"/>
       </w:rPr>
@@ -9226,7 +9709,7 @@
       <w:spacing w:after="0" w:line="240" w:lineRule="auto"/>
     </w:pPr>
     <w:rPr>
-      <w:rFonts w:asciiTheme="majorHAnsi" w:cstheme="majorBidi" w:eastAsiaTheme="majorEastAsia" w:hAnsiTheme="majorHAnsi"/>
+      <w:rFonts w:asciiTheme="majorHAnsi" w:cstheme="majorBidi" w:hAnsiTheme="majorHAnsi" w:eastAsia="黑体"/>
       <w:color w:themeColor="text1" w:val="000000"/>
     </w:rPr>
     <w:tblPr>
@@ -9248,6 +9731,7 @@
     </w:tblPr>
     <w:tblStylePr w:type="firstRow">
       <w:rPr>
+        <w:rFonts w:eastAsia="黑体"/>
         <w:sz w:val="24"/>
         <w:szCs w:val="24"/>
       </w:rPr>
@@ -9354,7 +9838,7 @@
       <w:spacing w:after="0" w:line="240" w:lineRule="auto"/>
     </w:pPr>
     <w:rPr>
-      <w:rFonts w:asciiTheme="majorHAnsi" w:cstheme="majorBidi" w:eastAsiaTheme="majorEastAsia" w:hAnsiTheme="majorHAnsi"/>
+      <w:rFonts w:asciiTheme="majorHAnsi" w:cstheme="majorBidi" w:hAnsiTheme="majorHAnsi" w:eastAsia="黑体"/>
       <w:color w:themeColor="text1" w:val="000000"/>
     </w:rPr>
     <w:tblPr>
@@ -9376,6 +9860,7 @@
     </w:tblPr>
     <w:tblStylePr w:type="firstRow">
       <w:rPr>
+        <w:rFonts w:eastAsia="黑体"/>
         <w:sz w:val="24"/>
         <w:szCs w:val="24"/>
       </w:rPr>
@@ -9482,7 +9967,7 @@
       <w:spacing w:after="0" w:line="240" w:lineRule="auto"/>
     </w:pPr>
     <w:rPr>
-      <w:rFonts w:asciiTheme="majorHAnsi" w:cstheme="majorBidi" w:eastAsiaTheme="majorEastAsia" w:hAnsiTheme="majorHAnsi"/>
+      <w:rFonts w:asciiTheme="majorHAnsi" w:cstheme="majorBidi" w:hAnsiTheme="majorHAnsi" w:eastAsia="黑体"/>
       <w:color w:themeColor="text1" w:val="000000"/>
     </w:rPr>
     <w:tblPr>
@@ -9504,6 +9989,7 @@
     </w:tblPr>
     <w:tblStylePr w:type="firstRow">
       <w:rPr>
+        <w:rFonts w:eastAsia="黑体"/>
         <w:sz w:val="24"/>
         <w:szCs w:val="24"/>
       </w:rPr>
@@ -9610,7 +10096,7 @@
       <w:spacing w:after="0" w:line="240" w:lineRule="auto"/>
     </w:pPr>
     <w:rPr>
-      <w:rFonts w:asciiTheme="majorHAnsi" w:cstheme="majorBidi" w:eastAsiaTheme="majorEastAsia" w:hAnsiTheme="majorHAnsi"/>
+      <w:rFonts w:asciiTheme="majorHAnsi" w:cstheme="majorBidi" w:hAnsiTheme="majorHAnsi" w:eastAsia="黑体"/>
       <w:color w:themeColor="text1" w:val="000000"/>
     </w:rPr>
     <w:tblPr>
@@ -9632,6 +10118,7 @@
     </w:tblPr>
     <w:tblStylePr w:type="firstRow">
       <w:rPr>
+        <w:rFonts w:eastAsia="黑体"/>
         <w:sz w:val="24"/>
         <w:szCs w:val="24"/>
       </w:rPr>
@@ -9738,7 +10225,7 @@
       <w:spacing w:after="0" w:line="240" w:lineRule="auto"/>
     </w:pPr>
     <w:rPr>
-      <w:rFonts w:asciiTheme="majorHAnsi" w:cstheme="majorBidi" w:eastAsiaTheme="majorEastAsia" w:hAnsiTheme="majorHAnsi"/>
+      <w:rFonts w:asciiTheme="majorHAnsi" w:cstheme="majorBidi" w:hAnsiTheme="majorHAnsi" w:eastAsia="黑体"/>
       <w:color w:themeColor="text1" w:val="000000"/>
     </w:rPr>
     <w:tblPr>
@@ -9760,6 +10247,7 @@
     </w:tblPr>
     <w:tblStylePr w:type="firstRow">
       <w:rPr>
+        <w:rFonts w:eastAsia="黑体"/>
         <w:sz w:val="24"/>
         <w:szCs w:val="24"/>
       </w:rPr>
@@ -9866,7 +10354,7 @@
       <w:spacing w:after="0" w:line="240" w:lineRule="auto"/>
     </w:pPr>
     <w:rPr>
-      <w:rFonts w:asciiTheme="majorHAnsi" w:cstheme="majorBidi" w:eastAsiaTheme="majorEastAsia" w:hAnsiTheme="majorHAnsi"/>
+      <w:rFonts w:asciiTheme="majorHAnsi" w:cstheme="majorBidi" w:hAnsiTheme="majorHAnsi" w:eastAsia="黑体"/>
       <w:color w:themeColor="text1" w:val="000000"/>
     </w:rPr>
     <w:tblPr>
@@ -9888,6 +10376,7 @@
     </w:tblPr>
     <w:tblStylePr w:type="firstRow">
       <w:rPr>
+        <w:rFonts w:eastAsia="黑体"/>
         <w:sz w:val="24"/>
         <w:szCs w:val="24"/>
       </w:rPr>
@@ -10017,12 +10506,14 @@
     </w:tcPr>
     <w:tblStylePr w:type="firstRow">
       <w:rPr>
+        <w:rFonts w:eastAsia="黑体"/>
         <w:b/>
         <w:bCs/>
       </w:rPr>
     </w:tblStylePr>
     <w:tblStylePr w:type="lastRow">
       <w:rPr>
+        <w:rFonts w:eastAsia="黑体"/>
         <w:b/>
         <w:bCs/>
       </w:rPr>
@@ -10035,12 +10526,14 @@
     </w:tblStylePr>
     <w:tblStylePr w:type="firstCol">
       <w:rPr>
+        <w:rFonts w:eastAsia="黑体"/>
         <w:b/>
         <w:bCs/>
       </w:rPr>
     </w:tblStylePr>
     <w:tblStylePr w:type="lastCol">
       <w:rPr>
+        <w:rFonts w:eastAsia="黑体"/>
         <w:b/>
         <w:bCs/>
       </w:rPr>
@@ -10090,12 +10583,14 @@
     </w:tcPr>
     <w:tblStylePr w:type="firstRow">
       <w:rPr>
+        <w:rFonts w:eastAsia="黑体"/>
         <w:b/>
         <w:bCs/>
       </w:rPr>
     </w:tblStylePr>
     <w:tblStylePr w:type="lastRow">
       <w:rPr>
+        <w:rFonts w:eastAsia="黑体"/>
         <w:b/>
         <w:bCs/>
       </w:rPr>
@@ -10108,12 +10603,14 @@
     </w:tblStylePr>
     <w:tblStylePr w:type="firstCol">
       <w:rPr>
+        <w:rFonts w:eastAsia="黑体"/>
         <w:b/>
         <w:bCs/>
       </w:rPr>
     </w:tblStylePr>
     <w:tblStylePr w:type="lastCol">
       <w:rPr>
+        <w:rFonts w:eastAsia="黑体"/>
         <w:b/>
         <w:bCs/>
       </w:rPr>
@@ -10163,12 +10660,14 @@
     </w:tcPr>
     <w:tblStylePr w:type="firstRow">
       <w:rPr>
+        <w:rFonts w:eastAsia="黑体"/>
         <w:b/>
         <w:bCs/>
       </w:rPr>
     </w:tblStylePr>
     <w:tblStylePr w:type="lastRow">
       <w:rPr>
+        <w:rFonts w:eastAsia="黑体"/>
         <w:b/>
         <w:bCs/>
       </w:rPr>
@@ -10181,12 +10680,14 @@
     </w:tblStylePr>
     <w:tblStylePr w:type="firstCol">
       <w:rPr>
+        <w:rFonts w:eastAsia="黑体"/>
         <w:b/>
         <w:bCs/>
       </w:rPr>
     </w:tblStylePr>
     <w:tblStylePr w:type="lastCol">
       <w:rPr>
+        <w:rFonts w:eastAsia="黑体"/>
         <w:b/>
         <w:bCs/>
       </w:rPr>
@@ -10236,12 +10737,14 @@
     </w:tcPr>
     <w:tblStylePr w:type="firstRow">
       <w:rPr>
+        <w:rFonts w:eastAsia="黑体"/>
         <w:b/>
         <w:bCs/>
       </w:rPr>
     </w:tblStylePr>
     <w:tblStylePr w:type="lastRow">
       <w:rPr>
+        <w:rFonts w:eastAsia="黑体"/>
         <w:b/>
         <w:bCs/>
       </w:rPr>
@@ -10254,12 +10757,14 @@
     </w:tblStylePr>
     <w:tblStylePr w:type="firstCol">
       <w:rPr>
+        <w:rFonts w:eastAsia="黑体"/>
         <w:b/>
         <w:bCs/>
       </w:rPr>
     </w:tblStylePr>
     <w:tblStylePr w:type="lastCol">
       <w:rPr>
+        <w:rFonts w:eastAsia="黑体"/>
         <w:b/>
         <w:bCs/>
       </w:rPr>
@@ -10309,12 +10814,14 @@
     </w:tcPr>
     <w:tblStylePr w:type="firstRow">
       <w:rPr>
+        <w:rFonts w:eastAsia="黑体"/>
         <w:b/>
         <w:bCs/>
       </w:rPr>
     </w:tblStylePr>
     <w:tblStylePr w:type="lastRow">
       <w:rPr>
+        <w:rFonts w:eastAsia="黑体"/>
         <w:b/>
         <w:bCs/>
       </w:rPr>
@@ -10327,12 +10834,14 @@
     </w:tblStylePr>
     <w:tblStylePr w:type="firstCol">
       <w:rPr>
+        <w:rFonts w:eastAsia="黑体"/>
         <w:b/>
         <w:bCs/>
       </w:rPr>
     </w:tblStylePr>
     <w:tblStylePr w:type="lastCol">
       <w:rPr>
+        <w:rFonts w:eastAsia="黑体"/>
         <w:b/>
         <w:bCs/>
       </w:rPr>
@@ -10382,12 +10891,14 @@
     </w:tcPr>
     <w:tblStylePr w:type="firstRow">
       <w:rPr>
+        <w:rFonts w:eastAsia="黑体"/>
         <w:b/>
         <w:bCs/>
       </w:rPr>
     </w:tblStylePr>
     <w:tblStylePr w:type="lastRow">
       <w:rPr>
+        <w:rFonts w:eastAsia="黑体"/>
         <w:b/>
         <w:bCs/>
       </w:rPr>
@@ -10400,12 +10911,14 @@
     </w:tblStylePr>
     <w:tblStylePr w:type="firstCol">
       <w:rPr>
+        <w:rFonts w:eastAsia="黑体"/>
         <w:b/>
         <w:bCs/>
       </w:rPr>
     </w:tblStylePr>
     <w:tblStylePr w:type="lastCol">
       <w:rPr>
+        <w:rFonts w:eastAsia="黑体"/>
         <w:b/>
         <w:bCs/>
       </w:rPr>
@@ -10455,12 +10968,14 @@
     </w:tcPr>
     <w:tblStylePr w:type="firstRow">
       <w:rPr>
+        <w:rFonts w:eastAsia="黑体"/>
         <w:b/>
         <w:bCs/>
       </w:rPr>
     </w:tblStylePr>
     <w:tblStylePr w:type="lastRow">
       <w:rPr>
+        <w:rFonts w:eastAsia="黑体"/>
         <w:b/>
         <w:bCs/>
       </w:rPr>
@@ -10473,12 +10988,14 @@
     </w:tblStylePr>
     <w:tblStylePr w:type="firstCol">
       <w:rPr>
+        <w:rFonts w:eastAsia="黑体"/>
         <w:b/>
         <w:bCs/>
       </w:rPr>
     </w:tblStylePr>
     <w:tblStylePr w:type="lastCol">
       <w:rPr>
+        <w:rFonts w:eastAsia="黑体"/>
         <w:b/>
         <w:bCs/>
       </w:rPr>
@@ -10505,7 +11022,7 @@
       <w:spacing w:after="0" w:line="240" w:lineRule="auto"/>
     </w:pPr>
     <w:rPr>
-      <w:rFonts w:asciiTheme="majorHAnsi" w:cstheme="majorBidi" w:eastAsiaTheme="majorEastAsia" w:hAnsiTheme="majorHAnsi"/>
+      <w:rFonts w:asciiTheme="majorHAnsi" w:cstheme="majorBidi" w:hAnsiTheme="majorHAnsi" w:eastAsia="黑体"/>
       <w:color w:themeColor="text1" w:val="000000"/>
     </w:rPr>
     <w:tblPr>
@@ -10532,6 +11049,7 @@
     </w:tcPr>
     <w:tblStylePr w:type="firstRow">
       <w:rPr>
+        <w:rFonts w:eastAsia="黑体"/>
         <w:b/>
         <w:bCs/>
         <w:color w:themeColor="text1" w:val="000000"/>
@@ -10543,6 +11061,7 @@
     </w:tblStylePr>
     <w:tblStylePr w:type="lastRow">
       <w:rPr>
+        <w:rFonts w:eastAsia="黑体"/>
         <w:b/>
         <w:bCs/>
         <w:color w:themeColor="text1" w:val="000000"/>
@@ -10562,6 +11081,7 @@
     </w:tblStylePr>
     <w:tblStylePr w:type="firstCol">
       <w:rPr>
+        <w:rFonts w:eastAsia="黑体"/>
         <w:b/>
         <w:bCs/>
         <w:color w:themeColor="text1" w:val="000000"/>
@@ -10581,6 +11101,7 @@
     </w:tblStylePr>
     <w:tblStylePr w:type="lastCol">
       <w:rPr>
+        <w:rFonts w:eastAsia="黑体"/>
         <w:b w:val="0"/>
         <w:bCs w:val="0"/>
         <w:color w:themeColor="text1" w:val="000000"/>
@@ -10630,7 +11151,7 @@
       <w:spacing w:after="0" w:line="240" w:lineRule="auto"/>
     </w:pPr>
     <w:rPr>
-      <w:rFonts w:asciiTheme="majorHAnsi" w:cstheme="majorBidi" w:eastAsiaTheme="majorEastAsia" w:hAnsiTheme="majorHAnsi"/>
+      <w:rFonts w:asciiTheme="majorHAnsi" w:cstheme="majorBidi" w:hAnsiTheme="majorHAnsi" w:eastAsia="黑体"/>
       <w:color w:themeColor="text1" w:val="000000"/>
     </w:rPr>
     <w:tblPr>
@@ -10657,6 +11178,7 @@
     </w:tcPr>
     <w:tblStylePr w:type="firstRow">
       <w:rPr>
+        <w:rFonts w:eastAsia="黑体"/>
         <w:b/>
         <w:bCs/>
         <w:color w:themeColor="text1" w:val="000000"/>
@@ -10668,6 +11190,7 @@
     </w:tblStylePr>
     <w:tblStylePr w:type="lastRow">
       <w:rPr>
+        <w:rFonts w:eastAsia="黑体"/>
         <w:b/>
         <w:bCs/>
         <w:color w:themeColor="text1" w:val="000000"/>
@@ -10687,6 +11210,7 @@
     </w:tblStylePr>
     <w:tblStylePr w:type="firstCol">
       <w:rPr>
+        <w:rFonts w:eastAsia="黑体"/>
         <w:b/>
         <w:bCs/>
         <w:color w:themeColor="text1" w:val="000000"/>
@@ -10706,6 +11230,7 @@
     </w:tblStylePr>
     <w:tblStylePr w:type="lastCol">
       <w:rPr>
+        <w:rFonts w:eastAsia="黑体"/>
         <w:b w:val="0"/>
         <w:bCs w:val="0"/>
         <w:color w:themeColor="text1" w:val="000000"/>
@@ -10755,7 +11280,7 @@
       <w:spacing w:after="0" w:line="240" w:lineRule="auto"/>
     </w:pPr>
     <w:rPr>
-      <w:rFonts w:asciiTheme="majorHAnsi" w:cstheme="majorBidi" w:eastAsiaTheme="majorEastAsia" w:hAnsiTheme="majorHAnsi"/>
+      <w:rFonts w:asciiTheme="majorHAnsi" w:cstheme="majorBidi" w:hAnsiTheme="majorHAnsi" w:eastAsia="黑体"/>
       <w:color w:themeColor="text1" w:val="000000"/>
     </w:rPr>
     <w:tblPr>
@@ -10782,6 +11307,7 @@
     </w:tcPr>
     <w:tblStylePr w:type="firstRow">
       <w:rPr>
+        <w:rFonts w:eastAsia="黑体"/>
         <w:b/>
         <w:bCs/>
         <w:color w:themeColor="text1" w:val="000000"/>
@@ -10793,6 +11319,7 @@
     </w:tblStylePr>
     <w:tblStylePr w:type="lastRow">
       <w:rPr>
+        <w:rFonts w:eastAsia="黑体"/>
         <w:b/>
         <w:bCs/>
         <w:color w:themeColor="text1" w:val="000000"/>
@@ -10812,6 +11339,7 @@
     </w:tblStylePr>
     <w:tblStylePr w:type="firstCol">
       <w:rPr>
+        <w:rFonts w:eastAsia="黑体"/>
         <w:b/>
         <w:bCs/>
         <w:color w:themeColor="text1" w:val="000000"/>
@@ -10831,6 +11359,7 @@
     </w:tblStylePr>
     <w:tblStylePr w:type="lastCol">
       <w:rPr>
+        <w:rFonts w:eastAsia="黑体"/>
         <w:b w:val="0"/>
         <w:bCs w:val="0"/>
         <w:color w:themeColor="text1" w:val="000000"/>
@@ -10880,7 +11409,7 @@
       <w:spacing w:after="0" w:line="240" w:lineRule="auto"/>
     </w:pPr>
     <w:rPr>
-      <w:rFonts w:asciiTheme="majorHAnsi" w:cstheme="majorBidi" w:eastAsiaTheme="majorEastAsia" w:hAnsiTheme="majorHAnsi"/>
+      <w:rFonts w:asciiTheme="majorHAnsi" w:cstheme="majorBidi" w:hAnsiTheme="majorHAnsi" w:eastAsia="黑体"/>
       <w:color w:themeColor="text1" w:val="000000"/>
     </w:rPr>
     <w:tblPr>
@@ -10907,6 +11436,7 @@
     </w:tcPr>
     <w:tblStylePr w:type="firstRow">
       <w:rPr>
+        <w:rFonts w:eastAsia="黑体"/>
         <w:b/>
         <w:bCs/>
         <w:color w:themeColor="text1" w:val="000000"/>
@@ -10918,6 +11448,7 @@
     </w:tblStylePr>
     <w:tblStylePr w:type="lastRow">
       <w:rPr>
+        <w:rFonts w:eastAsia="黑体"/>
         <w:b/>
         <w:bCs/>
         <w:color w:themeColor="text1" w:val="000000"/>
@@ -10937,6 +11468,7 @@
     </w:tblStylePr>
     <w:tblStylePr w:type="firstCol">
       <w:rPr>
+        <w:rFonts w:eastAsia="黑体"/>
         <w:b/>
         <w:bCs/>
         <w:color w:themeColor="text1" w:val="000000"/>
@@ -10956,6 +11488,7 @@
     </w:tblStylePr>
     <w:tblStylePr w:type="lastCol">
       <w:rPr>
+        <w:rFonts w:eastAsia="黑体"/>
         <w:b w:val="0"/>
         <w:bCs w:val="0"/>
         <w:color w:themeColor="text1" w:val="000000"/>
@@ -11005,7 +11538,7 @@
       <w:spacing w:after="0" w:line="240" w:lineRule="auto"/>
     </w:pPr>
     <w:rPr>
-      <w:rFonts w:asciiTheme="majorHAnsi" w:cstheme="majorBidi" w:eastAsiaTheme="majorEastAsia" w:hAnsiTheme="majorHAnsi"/>
+      <w:rFonts w:asciiTheme="majorHAnsi" w:cstheme="majorBidi" w:hAnsiTheme="majorHAnsi" w:eastAsia="黑体"/>
       <w:color w:themeColor="text1" w:val="000000"/>
     </w:rPr>
     <w:tblPr>
@@ -11032,6 +11565,7 @@
     </w:tcPr>
     <w:tblStylePr w:type="firstRow">
       <w:rPr>
+        <w:rFonts w:eastAsia="黑体"/>
         <w:b/>
         <w:bCs/>
         <w:color w:themeColor="text1" w:val="000000"/>
@@ -11043,6 +11577,7 @@
     </w:tblStylePr>
     <w:tblStylePr w:type="lastRow">
       <w:rPr>
+        <w:rFonts w:eastAsia="黑体"/>
         <w:b/>
         <w:bCs/>
         <w:color w:themeColor="text1" w:val="000000"/>
@@ -11062,6 +11597,7 @@
     </w:tblStylePr>
     <w:tblStylePr w:type="firstCol">
       <w:rPr>
+        <w:rFonts w:eastAsia="黑体"/>
         <w:b/>
         <w:bCs/>
         <w:color w:themeColor="text1" w:val="000000"/>
@@ -11081,6 +11617,7 @@
     </w:tblStylePr>
     <w:tblStylePr w:type="lastCol">
       <w:rPr>
+        <w:rFonts w:eastAsia="黑体"/>
         <w:b w:val="0"/>
         <w:bCs w:val="0"/>
         <w:color w:themeColor="text1" w:val="000000"/>
@@ -11130,7 +11667,7 @@
       <w:spacing w:after="0" w:line="240" w:lineRule="auto"/>
     </w:pPr>
     <w:rPr>
-      <w:rFonts w:asciiTheme="majorHAnsi" w:cstheme="majorBidi" w:eastAsiaTheme="majorEastAsia" w:hAnsiTheme="majorHAnsi"/>
+      <w:rFonts w:asciiTheme="majorHAnsi" w:cstheme="majorBidi" w:hAnsiTheme="majorHAnsi" w:eastAsia="黑体"/>
       <w:color w:themeColor="text1" w:val="000000"/>
     </w:rPr>
     <w:tblPr>
@@ -11157,6 +11694,7 @@
     </w:tcPr>
     <w:tblStylePr w:type="firstRow">
       <w:rPr>
+        <w:rFonts w:eastAsia="黑体"/>
         <w:b/>
         <w:bCs/>
         <w:color w:themeColor="text1" w:val="000000"/>
@@ -11168,6 +11706,7 @@
     </w:tblStylePr>
     <w:tblStylePr w:type="lastRow">
       <w:rPr>
+        <w:rFonts w:eastAsia="黑体"/>
         <w:b/>
         <w:bCs/>
         <w:color w:themeColor="text1" w:val="000000"/>
@@ -11187,6 +11726,7 @@
     </w:tblStylePr>
     <w:tblStylePr w:type="firstCol">
       <w:rPr>
+        <w:rFonts w:eastAsia="黑体"/>
         <w:b/>
         <w:bCs/>
         <w:color w:themeColor="text1" w:val="000000"/>
@@ -11206,6 +11746,7 @@
     </w:tblStylePr>
     <w:tblStylePr w:type="lastCol">
       <w:rPr>
+        <w:rFonts w:eastAsia="黑体"/>
         <w:b w:val="0"/>
         <w:bCs w:val="0"/>
         <w:color w:themeColor="text1" w:val="000000"/>
@@ -11255,7 +11796,7 @@
       <w:spacing w:after="0" w:line="240" w:lineRule="auto"/>
     </w:pPr>
     <w:rPr>
-      <w:rFonts w:asciiTheme="majorHAnsi" w:cstheme="majorBidi" w:eastAsiaTheme="majorEastAsia" w:hAnsiTheme="majorHAnsi"/>
+      <w:rFonts w:asciiTheme="majorHAnsi" w:cstheme="majorBidi" w:hAnsiTheme="majorHAnsi" w:eastAsia="黑体"/>
       <w:color w:themeColor="text1" w:val="000000"/>
     </w:rPr>
     <w:tblPr>
@@ -11282,6 +11823,7 @@
     </w:tcPr>
     <w:tblStylePr w:type="firstRow">
       <w:rPr>
+        <w:rFonts w:eastAsia="黑体"/>
         <w:b/>
         <w:bCs/>
         <w:color w:themeColor="text1" w:val="000000"/>
@@ -11293,6 +11835,7 @@
     </w:tblStylePr>
     <w:tblStylePr w:type="lastRow">
       <w:rPr>
+        <w:rFonts w:eastAsia="黑体"/>
         <w:b/>
         <w:bCs/>
         <w:color w:themeColor="text1" w:val="000000"/>
@@ -11312,6 +11855,7 @@
     </w:tblStylePr>
     <w:tblStylePr w:type="firstCol">
       <w:rPr>
+        <w:rFonts w:eastAsia="黑体"/>
         <w:b/>
         <w:bCs/>
         <w:color w:themeColor="text1" w:val="000000"/>
@@ -11331,6 +11875,7 @@
     </w:tblStylePr>
     <w:tblStylePr w:type="lastCol">
       <w:rPr>
+        <w:rFonts w:eastAsia="黑体"/>
         <w:b w:val="0"/>
         <w:bCs w:val="0"/>
         <w:color w:themeColor="text1" w:val="000000"/>
@@ -11403,6 +11948,7 @@
     </w:tcPr>
     <w:tblStylePr w:type="firstRow">
       <w:rPr>
+        <w:rFonts w:eastAsia="黑体"/>
         <w:b/>
         <w:bCs/>
         <w:i w:val="0"/>
@@ -11424,6 +11970,7 @@
     </w:tblStylePr>
     <w:tblStylePr w:type="lastRow">
       <w:rPr>
+        <w:rFonts w:eastAsia="黑体"/>
         <w:b/>
         <w:bCs/>
         <w:i w:val="0"/>
@@ -11445,6 +11992,7 @@
     </w:tblStylePr>
     <w:tblStylePr w:type="firstCol">
       <w:rPr>
+        <w:rFonts w:eastAsia="黑体"/>
         <w:b/>
         <w:bCs/>
         <w:i w:val="0"/>
@@ -11464,6 +12012,7 @@
     </w:tblStylePr>
     <w:tblStylePr w:type="lastCol">
       <w:rPr>
+        <w:rFonts w:eastAsia="黑体"/>
         <w:b/>
         <w:bCs/>
         <w:i w:val="0"/>
@@ -11544,6 +12093,7 @@
     </w:tcPr>
     <w:tblStylePr w:type="firstRow">
       <w:rPr>
+        <w:rFonts w:eastAsia="黑体"/>
         <w:b/>
         <w:bCs/>
         <w:i w:val="0"/>
@@ -11565,6 +12115,7 @@
     </w:tblStylePr>
     <w:tblStylePr w:type="lastRow">
       <w:rPr>
+        <w:rFonts w:eastAsia="黑体"/>
         <w:b/>
         <w:bCs/>
         <w:i w:val="0"/>
@@ -11586,6 +12137,7 @@
     </w:tblStylePr>
     <w:tblStylePr w:type="firstCol">
       <w:rPr>
+        <w:rFonts w:eastAsia="黑体"/>
         <w:b/>
         <w:bCs/>
         <w:i w:val="0"/>
@@ -11605,6 +12157,7 @@
     </w:tblStylePr>
     <w:tblStylePr w:type="lastCol">
       <w:rPr>
+        <w:rFonts w:eastAsia="黑体"/>
         <w:b/>
         <w:bCs/>
         <w:i w:val="0"/>
@@ -11685,6 +12238,7 @@
     </w:tcPr>
     <w:tblStylePr w:type="firstRow">
       <w:rPr>
+        <w:rFonts w:eastAsia="黑体"/>
         <w:b/>
         <w:bCs/>
         <w:i w:val="0"/>
@@ -11706,6 +12260,7 @@
     </w:tblStylePr>
     <w:tblStylePr w:type="lastRow">
       <w:rPr>
+        <w:rFonts w:eastAsia="黑体"/>
         <w:b/>
         <w:bCs/>
         <w:i w:val="0"/>
@@ -11727,6 +12282,7 @@
     </w:tblStylePr>
     <w:tblStylePr w:type="firstCol">
       <w:rPr>
+        <w:rFonts w:eastAsia="黑体"/>
         <w:b/>
         <w:bCs/>
         <w:i w:val="0"/>
@@ -11746,6 +12302,7 @@
     </w:tblStylePr>
     <w:tblStylePr w:type="lastCol">
       <w:rPr>
+        <w:rFonts w:eastAsia="黑体"/>
         <w:b/>
         <w:bCs/>
         <w:i w:val="0"/>
@@ -11826,6 +12383,7 @@
     </w:tcPr>
     <w:tblStylePr w:type="firstRow">
       <w:rPr>
+        <w:rFonts w:eastAsia="黑体"/>
         <w:b/>
         <w:bCs/>
         <w:i w:val="0"/>
@@ -11847,6 +12405,7 @@
     </w:tblStylePr>
     <w:tblStylePr w:type="lastRow">
       <w:rPr>
+        <w:rFonts w:eastAsia="黑体"/>
         <w:b/>
         <w:bCs/>
         <w:i w:val="0"/>
@@ -11868,6 +12427,7 @@
     </w:tblStylePr>
     <w:tblStylePr w:type="firstCol">
       <w:rPr>
+        <w:rFonts w:eastAsia="黑体"/>
         <w:b/>
         <w:bCs/>
         <w:i w:val="0"/>
@@ -11887,6 +12447,7 @@
     </w:tblStylePr>
     <w:tblStylePr w:type="lastCol">
       <w:rPr>
+        <w:rFonts w:eastAsia="黑体"/>
         <w:b/>
         <w:bCs/>
         <w:i w:val="0"/>
@@ -11967,6 +12528,7 @@
     </w:tcPr>
     <w:tblStylePr w:type="firstRow">
       <w:rPr>
+        <w:rFonts w:eastAsia="黑体"/>
         <w:b/>
         <w:bCs/>
         <w:i w:val="0"/>
@@ -11988,6 +12550,7 @@
     </w:tblStylePr>
     <w:tblStylePr w:type="lastRow">
       <w:rPr>
+        <w:rFonts w:eastAsia="黑体"/>
         <w:b/>
         <w:bCs/>
         <w:i w:val="0"/>
@@ -12009,6 +12572,7 @@
     </w:tblStylePr>
     <w:tblStylePr w:type="firstCol">
       <w:rPr>
+        <w:rFonts w:eastAsia="黑体"/>
         <w:b/>
         <w:bCs/>
         <w:i w:val="0"/>
@@ -12028,6 +12592,7 @@
     </w:tblStylePr>
     <w:tblStylePr w:type="lastCol">
       <w:rPr>
+        <w:rFonts w:eastAsia="黑体"/>
         <w:b/>
         <w:bCs/>
         <w:i w:val="0"/>
@@ -12108,6 +12673,7 @@
     </w:tcPr>
     <w:tblStylePr w:type="firstRow">
       <w:rPr>
+        <w:rFonts w:eastAsia="黑体"/>
         <w:b/>
         <w:bCs/>
         <w:i w:val="0"/>
@@ -12129,6 +12695,7 @@
     </w:tblStylePr>
     <w:tblStylePr w:type="lastRow">
       <w:rPr>
+        <w:rFonts w:eastAsia="黑体"/>
         <w:b/>
         <w:bCs/>
         <w:i w:val="0"/>
@@ -12150,6 +12717,7 @@
     </w:tblStylePr>
     <w:tblStylePr w:type="firstCol">
       <w:rPr>
+        <w:rFonts w:eastAsia="黑体"/>
         <w:b/>
         <w:bCs/>
         <w:i w:val="0"/>
@@ -12169,6 +12737,7 @@
     </w:tblStylePr>
     <w:tblStylePr w:type="lastCol">
       <w:rPr>
+        <w:rFonts w:eastAsia="黑体"/>
         <w:b/>
         <w:bCs/>
         <w:i w:val="0"/>
@@ -12249,6 +12818,7 @@
     </w:tcPr>
     <w:tblStylePr w:type="firstRow">
       <w:rPr>
+        <w:rFonts w:eastAsia="黑体"/>
         <w:b/>
         <w:bCs/>
         <w:i w:val="0"/>
@@ -12270,6 +12840,7 @@
     </w:tblStylePr>
     <w:tblStylePr w:type="lastRow">
       <w:rPr>
+        <w:rFonts w:eastAsia="黑体"/>
         <w:b/>
         <w:bCs/>
         <w:i w:val="0"/>
@@ -12291,6 +12862,7 @@
     </w:tblStylePr>
     <w:tblStylePr w:type="firstCol">
       <w:rPr>
+        <w:rFonts w:eastAsia="黑体"/>
         <w:b/>
         <w:bCs/>
         <w:i w:val="0"/>
@@ -12310,6 +12882,7 @@
     </w:tblStylePr>
     <w:tblStylePr w:type="lastCol">
       <w:rPr>
+        <w:rFonts w:eastAsia="黑体"/>
         <w:b/>
         <w:bCs/>
         <w:i w:val="0"/>
@@ -12367,6 +12940,7 @@
       <w:spacing w:after="0" w:line="240" w:lineRule="auto"/>
     </w:pPr>
     <w:rPr>
+      <w:rFonts w:eastAsia="黑体"/>
       <w:color w:themeColor="background1" w:val="FFFFFF"/>
     </w:rPr>
     <w:tblPr>
@@ -12385,6 +12959,7 @@
     </w:tcPr>
     <w:tblStylePr w:type="firstRow">
       <w:rPr>
+        <w:rFonts w:eastAsia="黑体"/>
         <w:b/>
         <w:bCs/>
       </w:rPr>
@@ -12481,6 +13056,7 @@
       <w:spacing w:after="0" w:line="240" w:lineRule="auto"/>
     </w:pPr>
     <w:rPr>
+      <w:rFonts w:eastAsia="黑体"/>
       <w:color w:themeColor="background1" w:val="FFFFFF"/>
     </w:rPr>
     <w:tblPr>
@@ -12499,6 +13075,7 @@
     </w:tcPr>
     <w:tblStylePr w:type="firstRow">
       <w:rPr>
+        <w:rFonts w:eastAsia="黑体"/>
         <w:b/>
         <w:bCs/>
       </w:rPr>
@@ -12595,6 +13172,7 @@
       <w:spacing w:after="0" w:line="240" w:lineRule="auto"/>
     </w:pPr>
     <w:rPr>
+      <w:rFonts w:eastAsia="黑体"/>
       <w:color w:themeColor="background1" w:val="FFFFFF"/>
     </w:rPr>
     <w:tblPr>
@@ -12613,6 +13191,7 @@
     </w:tcPr>
     <w:tblStylePr w:type="firstRow">
       <w:rPr>
+        <w:rFonts w:eastAsia="黑体"/>
         <w:b/>
         <w:bCs/>
       </w:rPr>
@@ -12709,6 +13288,7 @@
       <w:spacing w:after="0" w:line="240" w:lineRule="auto"/>
     </w:pPr>
     <w:rPr>
+      <w:rFonts w:eastAsia="黑体"/>
       <w:color w:themeColor="background1" w:val="FFFFFF"/>
     </w:rPr>
     <w:tblPr>
@@ -12727,6 +13307,7 @@
     </w:tcPr>
     <w:tblStylePr w:type="firstRow">
       <w:rPr>
+        <w:rFonts w:eastAsia="黑体"/>
         <w:b/>
         <w:bCs/>
       </w:rPr>
@@ -12823,6 +13404,7 @@
       <w:spacing w:after="0" w:line="240" w:lineRule="auto"/>
     </w:pPr>
     <w:rPr>
+      <w:rFonts w:eastAsia="黑体"/>
       <w:color w:themeColor="background1" w:val="FFFFFF"/>
     </w:rPr>
     <w:tblPr>
@@ -12841,6 +13423,7 @@
     </w:tcPr>
     <w:tblStylePr w:type="firstRow">
       <w:rPr>
+        <w:rFonts w:eastAsia="黑体"/>
         <w:b/>
         <w:bCs/>
       </w:rPr>
@@ -12937,6 +13520,7 @@
       <w:spacing w:after="0" w:line="240" w:lineRule="auto"/>
     </w:pPr>
     <w:rPr>
+      <w:rFonts w:eastAsia="黑体"/>
       <w:color w:themeColor="background1" w:val="FFFFFF"/>
     </w:rPr>
     <w:tblPr>
@@ -12955,6 +13539,7 @@
     </w:tcPr>
     <w:tblStylePr w:type="firstRow">
       <w:rPr>
+        <w:rFonts w:eastAsia="黑体"/>
         <w:b/>
         <w:bCs/>
       </w:rPr>
@@ -13051,6 +13636,7 @@
       <w:spacing w:after="0" w:line="240" w:lineRule="auto"/>
     </w:pPr>
     <w:rPr>
+      <w:rFonts w:eastAsia="黑体"/>
       <w:color w:themeColor="background1" w:val="FFFFFF"/>
     </w:rPr>
     <w:tblPr>
@@ -13069,6 +13655,7 @@
     </w:tcPr>
     <w:tblStylePr w:type="firstRow">
       <w:rPr>
+        <w:rFonts w:eastAsia="黑体"/>
         <w:b/>
         <w:bCs/>
       </w:rPr>
@@ -13165,6 +13752,7 @@
       <w:spacing w:after="0" w:line="240" w:lineRule="auto"/>
     </w:pPr>
     <w:rPr>
+      <w:rFonts w:eastAsia="黑体"/>
       <w:color w:themeColor="text1" w:val="000000"/>
     </w:rPr>
     <w:tblPr>
@@ -13191,6 +13779,7 @@
     </w:tcPr>
     <w:tblStylePr w:type="firstRow">
       <w:rPr>
+        <w:rFonts w:eastAsia="黑体"/>
         <w:b/>
         <w:bCs/>
       </w:rPr>
@@ -13209,6 +13798,7 @@
     </w:tblStylePr>
     <w:tblStylePr w:type="lastRow">
       <w:rPr>
+        <w:rFonts w:eastAsia="黑体"/>
         <w:b/>
         <w:bCs/>
         <w:color w:themeColor="background1" w:val="FFFFFF"/>
@@ -13223,6 +13813,7 @@
     </w:tblStylePr>
     <w:tblStylePr w:type="firstCol">
       <w:rPr>
+        <w:rFonts w:eastAsia="黑体"/>
         <w:color w:themeColor="background1" w:val="FFFFFF"/>
       </w:rPr>
       <w:tblPr/>
@@ -13240,6 +13831,7 @@
     </w:tblStylePr>
     <w:tblStylePr w:type="lastCol">
       <w:rPr>
+        <w:rFonts w:eastAsia="黑体"/>
         <w:color w:themeColor="background1" w:val="FFFFFF"/>
       </w:rPr>
       <w:tblPr/>
@@ -13269,11 +13861,13 @@
     </w:tblStylePr>
     <w:tblStylePr w:type="neCell">
       <w:rPr>
+        <w:rFonts w:eastAsia="黑体"/>
         <w:color w:themeColor="text1" w:val="000000"/>
       </w:rPr>
     </w:tblStylePr>
     <w:tblStylePr w:type="nwCell">
       <w:rPr>
+        <w:rFonts w:eastAsia="黑体"/>
         <w:color w:themeColor="text1" w:val="000000"/>
       </w:rPr>
     </w:tblStylePr>
@@ -13287,6 +13881,7 @@
       <w:spacing w:after="0" w:line="240" w:lineRule="auto"/>
     </w:pPr>
     <w:rPr>
+      <w:rFonts w:eastAsia="黑体"/>
       <w:color w:themeColor="text1" w:val="000000"/>
     </w:rPr>
     <w:tblPr>
@@ -13313,6 +13908,7 @@
     </w:tcPr>
     <w:tblStylePr w:type="firstRow">
       <w:rPr>
+        <w:rFonts w:eastAsia="黑体"/>
         <w:b/>
         <w:bCs/>
       </w:rPr>
@@ -13331,6 +13927,7 @@
     </w:tblStylePr>
     <w:tblStylePr w:type="lastRow">
       <w:rPr>
+        <w:rFonts w:eastAsia="黑体"/>
         <w:b/>
         <w:bCs/>
         <w:color w:themeColor="background1" w:val="FFFFFF"/>
@@ -13345,6 +13942,7 @@
     </w:tblStylePr>
     <w:tblStylePr w:type="firstCol">
       <w:rPr>
+        <w:rFonts w:eastAsia="黑体"/>
         <w:color w:themeColor="background1" w:val="FFFFFF"/>
       </w:rPr>
       <w:tblPr/>
@@ -13362,6 +13960,7 @@
     </w:tblStylePr>
     <w:tblStylePr w:type="lastCol">
       <w:rPr>
+        <w:rFonts w:eastAsia="黑体"/>
         <w:color w:themeColor="background1" w:val="FFFFFF"/>
       </w:rPr>
       <w:tblPr/>
@@ -13391,11 +13990,13 @@
     </w:tblStylePr>
     <w:tblStylePr w:type="neCell">
       <w:rPr>
+        <w:rFonts w:eastAsia="黑体"/>
         <w:color w:themeColor="text1" w:val="000000"/>
       </w:rPr>
     </w:tblStylePr>
     <w:tblStylePr w:type="nwCell">
       <w:rPr>
+        <w:rFonts w:eastAsia="黑体"/>
         <w:color w:themeColor="text1" w:val="000000"/>
       </w:rPr>
     </w:tblStylePr>
@@ -13409,6 +14010,7 @@
       <w:spacing w:after="0" w:line="240" w:lineRule="auto"/>
     </w:pPr>
     <w:rPr>
+      <w:rFonts w:eastAsia="黑体"/>
       <w:color w:themeColor="text1" w:val="000000"/>
     </w:rPr>
     <w:tblPr>
@@ -13435,6 +14037,7 @@
     </w:tcPr>
     <w:tblStylePr w:type="firstRow">
       <w:rPr>
+        <w:rFonts w:eastAsia="黑体"/>
         <w:b/>
         <w:bCs/>
       </w:rPr>
@@ -13453,6 +14056,7 @@
     </w:tblStylePr>
     <w:tblStylePr w:type="lastRow">
       <w:rPr>
+        <w:rFonts w:eastAsia="黑体"/>
         <w:b/>
         <w:bCs/>
         <w:color w:themeColor="background1" w:val="FFFFFF"/>
@@ -13467,6 +14071,7 @@
     </w:tblStylePr>
     <w:tblStylePr w:type="firstCol">
       <w:rPr>
+        <w:rFonts w:eastAsia="黑体"/>
         <w:color w:themeColor="background1" w:val="FFFFFF"/>
       </w:rPr>
       <w:tblPr/>
@@ -13484,6 +14089,7 @@
     </w:tblStylePr>
     <w:tblStylePr w:type="lastCol">
       <w:rPr>
+        <w:rFonts w:eastAsia="黑体"/>
         <w:color w:themeColor="background1" w:val="FFFFFF"/>
       </w:rPr>
       <w:tblPr/>
@@ -13513,11 +14119,13 @@
     </w:tblStylePr>
     <w:tblStylePr w:type="neCell">
       <w:rPr>
+        <w:rFonts w:eastAsia="黑体"/>
         <w:color w:themeColor="text1" w:val="000000"/>
       </w:rPr>
     </w:tblStylePr>
     <w:tblStylePr w:type="nwCell">
       <w:rPr>
+        <w:rFonts w:eastAsia="黑体"/>
         <w:color w:themeColor="text1" w:val="000000"/>
       </w:rPr>
     </w:tblStylePr>
@@ -13531,6 +14139,7 @@
       <w:spacing w:after="0" w:line="240" w:lineRule="auto"/>
     </w:pPr>
     <w:rPr>
+      <w:rFonts w:eastAsia="黑体"/>
       <w:color w:themeColor="text1" w:val="000000"/>
     </w:rPr>
     <w:tblPr>
@@ -13557,6 +14166,7 @@
     </w:tcPr>
     <w:tblStylePr w:type="firstRow">
       <w:rPr>
+        <w:rFonts w:eastAsia="黑体"/>
         <w:b/>
         <w:bCs/>
       </w:rPr>
@@ -13575,6 +14185,7 @@
     </w:tblStylePr>
     <w:tblStylePr w:type="lastRow">
       <w:rPr>
+        <w:rFonts w:eastAsia="黑体"/>
         <w:b/>
         <w:bCs/>
         <w:color w:themeColor="background1" w:val="FFFFFF"/>
@@ -13589,6 +14200,7 @@
     </w:tblStylePr>
     <w:tblStylePr w:type="firstCol">
       <w:rPr>
+        <w:rFonts w:eastAsia="黑体"/>
         <w:color w:themeColor="background1" w:val="FFFFFF"/>
       </w:rPr>
       <w:tblPr/>
@@ -13606,6 +14218,7 @@
     </w:tblStylePr>
     <w:tblStylePr w:type="lastCol">
       <w:rPr>
+        <w:rFonts w:eastAsia="黑体"/>
         <w:color w:themeColor="background1" w:val="FFFFFF"/>
       </w:rPr>
       <w:tblPr/>
@@ -13643,6 +14256,7 @@
       <w:spacing w:after="0" w:line="240" w:lineRule="auto"/>
     </w:pPr>
     <w:rPr>
+      <w:rFonts w:eastAsia="黑体"/>
       <w:color w:themeColor="text1" w:val="000000"/>
     </w:rPr>
     <w:tblPr>
@@ -13669,6 +14283,7 @@
     </w:tcPr>
     <w:tblStylePr w:type="firstRow">
       <w:rPr>
+        <w:rFonts w:eastAsia="黑体"/>
         <w:b/>
         <w:bCs/>
       </w:rPr>
@@ -13687,6 +14302,7 @@
     </w:tblStylePr>
     <w:tblStylePr w:type="lastRow">
       <w:rPr>
+        <w:rFonts w:eastAsia="黑体"/>
         <w:b/>
         <w:bCs/>
         <w:color w:themeColor="background1" w:val="FFFFFF"/>
@@ -13701,6 +14317,7 @@
     </w:tblStylePr>
     <w:tblStylePr w:type="firstCol">
       <w:rPr>
+        <w:rFonts w:eastAsia="黑体"/>
         <w:color w:themeColor="background1" w:val="FFFFFF"/>
       </w:rPr>
       <w:tblPr/>
@@ -13718,6 +14335,7 @@
     </w:tblStylePr>
     <w:tblStylePr w:type="lastCol">
       <w:rPr>
+        <w:rFonts w:eastAsia="黑体"/>
         <w:color w:themeColor="background1" w:val="FFFFFF"/>
       </w:rPr>
       <w:tblPr/>
@@ -13747,11 +14365,13 @@
     </w:tblStylePr>
     <w:tblStylePr w:type="neCell">
       <w:rPr>
+        <w:rFonts w:eastAsia="黑体"/>
         <w:color w:themeColor="text1" w:val="000000"/>
       </w:rPr>
     </w:tblStylePr>
     <w:tblStylePr w:type="nwCell">
       <w:rPr>
+        <w:rFonts w:eastAsia="黑体"/>
         <w:color w:themeColor="text1" w:val="000000"/>
       </w:rPr>
     </w:tblStylePr>
@@ -13765,6 +14385,7 @@
       <w:spacing w:after="0" w:line="240" w:lineRule="auto"/>
     </w:pPr>
     <w:rPr>
+      <w:rFonts w:eastAsia="黑体"/>
       <w:color w:themeColor="text1" w:val="000000"/>
     </w:rPr>
     <w:tblPr>
@@ -13791,6 +14412,7 @@
     </w:tcPr>
     <w:tblStylePr w:type="firstRow">
       <w:rPr>
+        <w:rFonts w:eastAsia="黑体"/>
         <w:b/>
         <w:bCs/>
       </w:rPr>
@@ -13809,6 +14431,7 @@
     </w:tblStylePr>
     <w:tblStylePr w:type="lastRow">
       <w:rPr>
+        <w:rFonts w:eastAsia="黑体"/>
         <w:b/>
         <w:bCs/>
         <w:color w:themeColor="background1" w:val="FFFFFF"/>
@@ -13823,6 +14446,7 @@
     </w:tblStylePr>
     <w:tblStylePr w:type="firstCol">
       <w:rPr>
+        <w:rFonts w:eastAsia="黑体"/>
         <w:color w:themeColor="background1" w:val="FFFFFF"/>
       </w:rPr>
       <w:tblPr/>
@@ -13840,6 +14464,7 @@
     </w:tblStylePr>
     <w:tblStylePr w:type="lastCol">
       <w:rPr>
+        <w:rFonts w:eastAsia="黑体"/>
         <w:color w:themeColor="background1" w:val="FFFFFF"/>
       </w:rPr>
       <w:tblPr/>
@@ -13869,11 +14494,13 @@
     </w:tblStylePr>
     <w:tblStylePr w:type="neCell">
       <w:rPr>
+        <w:rFonts w:eastAsia="黑体"/>
         <w:color w:themeColor="text1" w:val="000000"/>
       </w:rPr>
     </w:tblStylePr>
     <w:tblStylePr w:type="nwCell">
       <w:rPr>
+        <w:rFonts w:eastAsia="黑体"/>
         <w:color w:themeColor="text1" w:val="000000"/>
       </w:rPr>
     </w:tblStylePr>
@@ -13887,6 +14514,7 @@
       <w:spacing w:after="0" w:line="240" w:lineRule="auto"/>
     </w:pPr>
     <w:rPr>
+      <w:rFonts w:eastAsia="黑体"/>
       <w:color w:themeColor="text1" w:val="000000"/>
     </w:rPr>
     <w:tblPr>
@@ -13913,6 +14541,7 @@
     </w:tcPr>
     <w:tblStylePr w:type="firstRow">
       <w:rPr>
+        <w:rFonts w:eastAsia="黑体"/>
         <w:b/>
         <w:bCs/>
       </w:rPr>
@@ -13931,6 +14560,7 @@
     </w:tblStylePr>
     <w:tblStylePr w:type="lastRow">
       <w:rPr>
+        <w:rFonts w:eastAsia="黑体"/>
         <w:b/>
         <w:bCs/>
         <w:color w:themeColor="background1" w:val="FFFFFF"/>
@@ -13945,6 +14575,7 @@
     </w:tblStylePr>
     <w:tblStylePr w:type="firstCol">
       <w:rPr>
+        <w:rFonts w:eastAsia="黑体"/>
         <w:color w:themeColor="background1" w:val="FFFFFF"/>
       </w:rPr>
       <w:tblPr/>
@@ -13962,6 +14593,7 @@
     </w:tblStylePr>
     <w:tblStylePr w:type="lastCol">
       <w:rPr>
+        <w:rFonts w:eastAsia="黑体"/>
         <w:color w:themeColor="background1" w:val="FFFFFF"/>
       </w:rPr>
       <w:tblPr/>
@@ -13991,11 +14623,13 @@
     </w:tblStylePr>
     <w:tblStylePr w:type="neCell">
       <w:rPr>
+        <w:rFonts w:eastAsia="黑体"/>
         <w:color w:themeColor="text1" w:val="000000"/>
       </w:rPr>
     </w:tblStylePr>
     <w:tblStylePr w:type="nwCell">
       <w:rPr>
+        <w:rFonts w:eastAsia="黑体"/>
         <w:color w:themeColor="text1" w:val="000000"/>
       </w:rPr>
     </w:tblStylePr>
@@ -14009,6 +14643,7 @@
       <w:spacing w:after="0" w:line="240" w:lineRule="auto"/>
     </w:pPr>
     <w:rPr>
+      <w:rFonts w:eastAsia="黑体"/>
       <w:color w:themeColor="text1" w:val="000000"/>
     </w:rPr>
     <w:tblPr>
@@ -14027,6 +14662,7 @@
     </w:tcPr>
     <w:tblStylePr w:type="firstRow">
       <w:rPr>
+        <w:rFonts w:eastAsia="黑体"/>
         <w:b/>
         <w:bCs/>
         <w:color w:themeColor="background1" w:val="FFFFFF"/>
@@ -14041,6 +14677,7 @@
     </w:tblStylePr>
     <w:tblStylePr w:type="lastRow">
       <w:rPr>
+        <w:rFonts w:eastAsia="黑体"/>
         <w:b/>
         <w:bCs/>
         <w:color w:themeColor="accent2" w:themeShade="CC" w:val="9E3A38"/>
@@ -14055,12 +14692,14 @@
     </w:tblStylePr>
     <w:tblStylePr w:type="firstCol">
       <w:rPr>
+        <w:rFonts w:eastAsia="黑体"/>
         <w:b/>
         <w:bCs/>
       </w:rPr>
     </w:tblStylePr>
     <w:tblStylePr w:type="lastCol">
       <w:rPr>
+        <w:rFonts w:eastAsia="黑体"/>
         <w:b/>
         <w:bCs/>
       </w:rPr>
@@ -14095,6 +14734,7 @@
       <w:spacing w:after="0" w:line="240" w:lineRule="auto"/>
     </w:pPr>
     <w:rPr>
+      <w:rFonts w:eastAsia="黑体"/>
       <w:color w:themeColor="text1" w:val="000000"/>
     </w:rPr>
     <w:tblPr>
@@ -14113,6 +14753,7 @@
     </w:tcPr>
     <w:tblStylePr w:type="firstRow">
       <w:rPr>
+        <w:rFonts w:eastAsia="黑体"/>
         <w:b/>
         <w:bCs/>
         <w:color w:themeColor="background1" w:val="FFFFFF"/>
@@ -14127,6 +14768,7 @@
     </w:tblStylePr>
     <w:tblStylePr w:type="lastRow">
       <w:rPr>
+        <w:rFonts w:eastAsia="黑体"/>
         <w:b/>
         <w:bCs/>
         <w:color w:themeColor="accent2" w:themeShade="CC" w:val="9E3A38"/>
@@ -14141,12 +14783,14 @@
     </w:tblStylePr>
     <w:tblStylePr w:type="firstCol">
       <w:rPr>
+        <w:rFonts w:eastAsia="黑体"/>
         <w:b/>
         <w:bCs/>
       </w:rPr>
     </w:tblStylePr>
     <w:tblStylePr w:type="lastCol">
       <w:rPr>
+        <w:rFonts w:eastAsia="黑体"/>
         <w:b/>
         <w:bCs/>
       </w:rPr>
@@ -14181,6 +14825,7 @@
       <w:spacing w:after="0" w:line="240" w:lineRule="auto"/>
     </w:pPr>
     <w:rPr>
+      <w:rFonts w:eastAsia="黑体"/>
       <w:color w:themeColor="text1" w:val="000000"/>
     </w:rPr>
     <w:tblPr>
@@ -14199,6 +14844,7 @@
     </w:tcPr>
     <w:tblStylePr w:type="firstRow">
       <w:rPr>
+        <w:rFonts w:eastAsia="黑体"/>
         <w:b/>
         <w:bCs/>
         <w:color w:themeColor="background1" w:val="FFFFFF"/>
@@ -14213,6 +14859,7 @@
     </w:tblStylePr>
     <w:tblStylePr w:type="lastRow">
       <w:rPr>
+        <w:rFonts w:eastAsia="黑体"/>
         <w:b/>
         <w:bCs/>
         <w:color w:themeColor="accent2" w:themeShade="CC" w:val="9E3A38"/>
@@ -14227,12 +14874,14 @@
     </w:tblStylePr>
     <w:tblStylePr w:type="firstCol">
       <w:rPr>
+        <w:rFonts w:eastAsia="黑体"/>
         <w:b/>
         <w:bCs/>
       </w:rPr>
     </w:tblStylePr>
     <w:tblStylePr w:type="lastCol">
       <w:rPr>
+        <w:rFonts w:eastAsia="黑体"/>
         <w:b/>
         <w:bCs/>
       </w:rPr>
@@ -14267,6 +14916,7 @@
       <w:spacing w:after="0" w:line="240" w:lineRule="auto"/>
     </w:pPr>
     <w:rPr>
+      <w:rFonts w:eastAsia="黑体"/>
       <w:color w:themeColor="text1" w:val="000000"/>
     </w:rPr>
     <w:tblPr>
@@ -14285,6 +14935,7 @@
     </w:tcPr>
     <w:tblStylePr w:type="firstRow">
       <w:rPr>
+        <w:rFonts w:eastAsia="黑体"/>
         <w:b/>
         <w:bCs/>
         <w:color w:themeColor="background1" w:val="FFFFFF"/>
@@ -14299,6 +14950,7 @@
     </w:tblStylePr>
     <w:tblStylePr w:type="lastRow">
       <w:rPr>
+        <w:rFonts w:eastAsia="黑体"/>
         <w:b/>
         <w:bCs/>
         <w:color w:themeColor="accent4" w:themeShade="CC" w:val="664E82"/>
@@ -14313,12 +14965,14 @@
     </w:tblStylePr>
     <w:tblStylePr w:type="firstCol">
       <w:rPr>
+        <w:rFonts w:eastAsia="黑体"/>
         <w:b/>
         <w:bCs/>
       </w:rPr>
     </w:tblStylePr>
     <w:tblStylePr w:type="lastCol">
       <w:rPr>
+        <w:rFonts w:eastAsia="黑体"/>
         <w:b/>
         <w:bCs/>
       </w:rPr>
@@ -14353,6 +15007,7 @@
       <w:spacing w:after="0" w:line="240" w:lineRule="auto"/>
     </w:pPr>
     <w:rPr>
+      <w:rFonts w:eastAsia="黑体"/>
       <w:color w:themeColor="text1" w:val="000000"/>
     </w:rPr>
     <w:tblPr>
@@ -14371,6 +15026,7 @@
     </w:tcPr>
     <w:tblStylePr w:type="firstRow">
       <w:rPr>
+        <w:rFonts w:eastAsia="黑体"/>
         <w:b/>
         <w:bCs/>
         <w:color w:themeColor="background1" w:val="FFFFFF"/>
@@ -14385,6 +15041,7 @@
     </w:tblStylePr>
     <w:tblStylePr w:type="lastRow">
       <w:rPr>
+        <w:rFonts w:eastAsia="黑体"/>
         <w:b/>
         <w:bCs/>
         <w:color w:themeColor="accent3" w:themeShade="CC" w:val="7E9C40"/>
@@ -14399,12 +15056,14 @@
     </w:tblStylePr>
     <w:tblStylePr w:type="firstCol">
       <w:rPr>
+        <w:rFonts w:eastAsia="黑体"/>
         <w:b/>
         <w:bCs/>
       </w:rPr>
     </w:tblStylePr>
     <w:tblStylePr w:type="lastCol">
       <w:rPr>
+        <w:rFonts w:eastAsia="黑体"/>
         <w:b/>
         <w:bCs/>
       </w:rPr>
@@ -14439,6 +15098,7 @@
       <w:spacing w:after="0" w:line="240" w:lineRule="auto"/>
     </w:pPr>
     <w:rPr>
+      <w:rFonts w:eastAsia="黑体"/>
       <w:color w:themeColor="text1" w:val="000000"/>
     </w:rPr>
     <w:tblPr>
@@ -14457,6 +15117,7 @@
     </w:tcPr>
     <w:tblStylePr w:type="firstRow">
       <w:rPr>
+        <w:rFonts w:eastAsia="黑体"/>
         <w:b/>
         <w:bCs/>
         <w:color w:themeColor="background1" w:val="FFFFFF"/>
@@ -14471,6 +15132,7 @@
     </w:tblStylePr>
     <w:tblStylePr w:type="lastRow">
       <w:rPr>
+        <w:rFonts w:eastAsia="黑体"/>
         <w:b/>
         <w:bCs/>
         <w:color w:themeColor="accent6" w:themeShade="CC" w:val="F2730A"/>
@@ -14485,12 +15147,14 @@
     </w:tblStylePr>
     <w:tblStylePr w:type="firstCol">
       <w:rPr>
+        <w:rFonts w:eastAsia="黑体"/>
         <w:b/>
         <w:bCs/>
       </w:rPr>
     </w:tblStylePr>
     <w:tblStylePr w:type="lastCol">
       <w:rPr>
+        <w:rFonts w:eastAsia="黑体"/>
         <w:b/>
         <w:bCs/>
       </w:rPr>
@@ -14525,6 +15189,7 @@
       <w:spacing w:after="0" w:line="240" w:lineRule="auto"/>
     </w:pPr>
     <w:rPr>
+      <w:rFonts w:eastAsia="黑体"/>
       <w:color w:themeColor="text1" w:val="000000"/>
     </w:rPr>
     <w:tblPr>
@@ -14543,6 +15208,7 @@
     </w:tcPr>
     <w:tblStylePr w:type="firstRow">
       <w:rPr>
+        <w:rFonts w:eastAsia="黑体"/>
         <w:b/>
         <w:bCs/>
         <w:color w:themeColor="background1" w:val="FFFFFF"/>
@@ -14557,6 +15223,7 @@
     </w:tblStylePr>
     <w:tblStylePr w:type="lastRow">
       <w:rPr>
+        <w:rFonts w:eastAsia="黑体"/>
         <w:b/>
         <w:bCs/>
         <w:color w:themeColor="accent5" w:themeShade="CC" w:val="348DA5"/>
@@ -14571,12 +15238,14 @@
     </w:tblStylePr>
     <w:tblStylePr w:type="firstCol">
       <w:rPr>
+        <w:rFonts w:eastAsia="黑体"/>
         <w:b/>
         <w:bCs/>
       </w:rPr>
     </w:tblStylePr>
     <w:tblStylePr w:type="lastCol">
       <w:rPr>
+        <w:rFonts w:eastAsia="黑体"/>
         <w:b/>
         <w:bCs/>
       </w:rPr>
@@ -14611,6 +15280,7 @@
       <w:spacing w:after="0" w:line="240" w:lineRule="auto"/>
     </w:pPr>
     <w:rPr>
+      <w:rFonts w:eastAsia="黑体"/>
       <w:color w:themeColor="text1" w:val="000000"/>
     </w:rPr>
     <w:tblPr>
@@ -14632,6 +15302,7 @@
     </w:tcPr>
     <w:tblStylePr w:type="firstRow">
       <w:rPr>
+        <w:rFonts w:eastAsia="黑体"/>
         <w:b/>
         <w:bCs/>
       </w:rPr>
@@ -14642,6 +15313,7 @@
     </w:tblStylePr>
     <w:tblStylePr w:type="lastRow">
       <w:rPr>
+        <w:rFonts w:eastAsia="黑体"/>
         <w:b/>
         <w:bCs/>
         <w:color w:themeColor="text1" w:val="000000"/>
@@ -14653,6 +15325,7 @@
     </w:tblStylePr>
     <w:tblStylePr w:type="firstCol">
       <w:rPr>
+        <w:rFonts w:eastAsia="黑体"/>
         <w:color w:themeColor="background1" w:val="FFFFFF"/>
       </w:rPr>
       <w:tblPr/>
@@ -14662,6 +15335,7 @@
     </w:tblStylePr>
     <w:tblStylePr w:type="lastCol">
       <w:rPr>
+        <w:rFonts w:eastAsia="黑体"/>
         <w:color w:themeColor="background1" w:val="FFFFFF"/>
       </w:rPr>
       <w:tblPr/>
@@ -14691,6 +15365,7 @@
       <w:spacing w:after="0" w:line="240" w:lineRule="auto"/>
     </w:pPr>
     <w:rPr>
+      <w:rFonts w:eastAsia="黑体"/>
       <w:color w:themeColor="text1" w:val="000000"/>
     </w:rPr>
     <w:tblPr>
@@ -14712,6 +15387,7 @@
     </w:tcPr>
     <w:tblStylePr w:type="firstRow">
       <w:rPr>
+        <w:rFonts w:eastAsia="黑体"/>
         <w:b/>
         <w:bCs/>
       </w:rPr>
@@ -14722,6 +15398,7 @@
     </w:tblStylePr>
     <w:tblStylePr w:type="lastRow">
       <w:rPr>
+        <w:rFonts w:eastAsia="黑体"/>
         <w:b/>
         <w:bCs/>
         <w:color w:themeColor="text1" w:val="000000"/>
@@ -14733,6 +15410,7 @@
     </w:tblStylePr>
     <w:tblStylePr w:type="firstCol">
       <w:rPr>
+        <w:rFonts w:eastAsia="黑体"/>
         <w:color w:themeColor="background1" w:val="FFFFFF"/>
       </w:rPr>
       <w:tblPr/>
@@ -14742,6 +15420,7 @@
     </w:tblStylePr>
     <w:tblStylePr w:type="lastCol">
       <w:rPr>
+        <w:rFonts w:eastAsia="黑体"/>
         <w:color w:themeColor="background1" w:val="FFFFFF"/>
       </w:rPr>
       <w:tblPr/>
@@ -14771,6 +15450,7 @@
       <w:spacing w:after="0" w:line="240" w:lineRule="auto"/>
     </w:pPr>
     <w:rPr>
+      <w:rFonts w:eastAsia="黑体"/>
       <w:color w:themeColor="text1" w:val="000000"/>
     </w:rPr>
     <w:tblPr>
@@ -14792,6 +15472,7 @@
     </w:tcPr>
     <w:tblStylePr w:type="firstRow">
       <w:rPr>
+        <w:rFonts w:eastAsia="黑体"/>
         <w:b/>
         <w:bCs/>
       </w:rPr>
@@ -14802,6 +15483,7 @@
     </w:tblStylePr>
     <w:tblStylePr w:type="lastRow">
       <w:rPr>
+        <w:rFonts w:eastAsia="黑体"/>
         <w:b/>
         <w:bCs/>
         <w:color w:themeColor="text1" w:val="000000"/>
@@ -14813,6 +15495,7 @@
     </w:tblStylePr>
     <w:tblStylePr w:type="firstCol">
       <w:rPr>
+        <w:rFonts w:eastAsia="黑体"/>
         <w:color w:themeColor="background1" w:val="FFFFFF"/>
       </w:rPr>
       <w:tblPr/>
@@ -14822,6 +15505,7 @@
     </w:tblStylePr>
     <w:tblStylePr w:type="lastCol">
       <w:rPr>
+        <w:rFonts w:eastAsia="黑体"/>
         <w:color w:themeColor="background1" w:val="FFFFFF"/>
       </w:rPr>
       <w:tblPr/>
@@ -14851,6 +15535,7 @@
       <w:spacing w:after="0" w:line="240" w:lineRule="auto"/>
     </w:pPr>
     <w:rPr>
+      <w:rFonts w:eastAsia="黑体"/>
       <w:color w:themeColor="text1" w:val="000000"/>
     </w:rPr>
     <w:tblPr>
@@ -14872,6 +15557,7 @@
     </w:tcPr>
     <w:tblStylePr w:type="firstRow">
       <w:rPr>
+        <w:rFonts w:eastAsia="黑体"/>
         <w:b/>
         <w:bCs/>
       </w:rPr>
@@ -14882,6 +15568,7 @@
     </w:tblStylePr>
     <w:tblStylePr w:type="lastRow">
       <w:rPr>
+        <w:rFonts w:eastAsia="黑体"/>
         <w:b/>
         <w:bCs/>
         <w:color w:themeColor="text1" w:val="000000"/>
@@ -14893,6 +15580,7 @@
     </w:tblStylePr>
     <w:tblStylePr w:type="firstCol">
       <w:rPr>
+        <w:rFonts w:eastAsia="黑体"/>
         <w:color w:themeColor="background1" w:val="FFFFFF"/>
       </w:rPr>
       <w:tblPr/>
@@ -14902,6 +15590,7 @@
     </w:tblStylePr>
     <w:tblStylePr w:type="lastCol">
       <w:rPr>
+        <w:rFonts w:eastAsia="黑体"/>
         <w:color w:themeColor="background1" w:val="FFFFFF"/>
       </w:rPr>
       <w:tblPr/>
@@ -14931,6 +15620,7 @@
       <w:spacing w:after="0" w:line="240" w:lineRule="auto"/>
     </w:pPr>
     <w:rPr>
+      <w:rFonts w:eastAsia="黑体"/>
       <w:color w:themeColor="text1" w:val="000000"/>
     </w:rPr>
     <w:tblPr>
@@ -14952,6 +15642,7 @@
     </w:tcPr>
     <w:tblStylePr w:type="firstRow">
       <w:rPr>
+        <w:rFonts w:eastAsia="黑体"/>
         <w:b/>
         <w:bCs/>
       </w:rPr>
@@ -14962,6 +15653,7 @@
     </w:tblStylePr>
     <w:tblStylePr w:type="lastRow">
       <w:rPr>
+        <w:rFonts w:eastAsia="黑体"/>
         <w:b/>
         <w:bCs/>
         <w:color w:themeColor="text1" w:val="000000"/>
@@ -14973,6 +15665,7 @@
     </w:tblStylePr>
     <w:tblStylePr w:type="firstCol">
       <w:rPr>
+        <w:rFonts w:eastAsia="黑体"/>
         <w:color w:themeColor="background1" w:val="FFFFFF"/>
       </w:rPr>
       <w:tblPr/>
@@ -14982,6 +15675,7 @@
     </w:tblStylePr>
     <w:tblStylePr w:type="lastCol">
       <w:rPr>
+        <w:rFonts w:eastAsia="黑体"/>
         <w:color w:themeColor="background1" w:val="FFFFFF"/>
       </w:rPr>
       <w:tblPr/>
@@ -15011,6 +15705,7 @@
       <w:spacing w:after="0" w:line="240" w:lineRule="auto"/>
     </w:pPr>
     <w:rPr>
+      <w:rFonts w:eastAsia="黑体"/>
       <w:color w:themeColor="text1" w:val="000000"/>
     </w:rPr>
     <w:tblPr>
@@ -15032,6 +15727,7 @@
     </w:tcPr>
     <w:tblStylePr w:type="firstRow">
       <w:rPr>
+        <w:rFonts w:eastAsia="黑体"/>
         <w:b/>
         <w:bCs/>
       </w:rPr>
@@ -15042,6 +15738,7 @@
     </w:tblStylePr>
     <w:tblStylePr w:type="lastRow">
       <w:rPr>
+        <w:rFonts w:eastAsia="黑体"/>
         <w:b/>
         <w:bCs/>
         <w:color w:themeColor="text1" w:val="000000"/>
@@ -15053,6 +15750,7 @@
     </w:tblStylePr>
     <w:tblStylePr w:type="firstCol">
       <w:rPr>
+        <w:rFonts w:eastAsia="黑体"/>
         <w:color w:themeColor="background1" w:val="FFFFFF"/>
       </w:rPr>
       <w:tblPr/>
@@ -15062,6 +15760,7 @@
     </w:tblStylePr>
     <w:tblStylePr w:type="lastCol">
       <w:rPr>
+        <w:rFonts w:eastAsia="黑体"/>
         <w:color w:themeColor="background1" w:val="FFFFFF"/>
       </w:rPr>
       <w:tblPr/>
@@ -15091,6 +15790,7 @@
       <w:spacing w:after="0" w:line="240" w:lineRule="auto"/>
     </w:pPr>
     <w:rPr>
+      <w:rFonts w:eastAsia="黑体"/>
       <w:color w:themeColor="text1" w:val="000000"/>
     </w:rPr>
     <w:tblPr>
@@ -15112,6 +15812,7 @@
     </w:tcPr>
     <w:tblStylePr w:type="firstRow">
       <w:rPr>
+        <w:rFonts w:eastAsia="黑体"/>
         <w:b/>
         <w:bCs/>
       </w:rPr>
@@ -15122,6 +15823,7 @@
     </w:tblStylePr>
     <w:tblStylePr w:type="lastRow">
       <w:rPr>
+        <w:rFonts w:eastAsia="黑体"/>
         <w:b/>
         <w:bCs/>
         <w:color w:themeColor="text1" w:val="000000"/>
@@ -15133,6 +15835,7 @@
     </w:tblStylePr>
     <w:tblStylePr w:type="firstCol">
       <w:rPr>
+        <w:rFonts w:eastAsia="黑体"/>
         <w:color w:themeColor="background1" w:val="FFFFFF"/>
       </w:rPr>
       <w:tblPr/>
@@ -15142,6 +15845,7 @@
     </w:tblStylePr>
     <w:tblStylePr w:type="lastCol">
       <w:rPr>
+        <w:rFonts w:eastAsia="黑体"/>
         <w:color w:themeColor="background1" w:val="FFFFFF"/>
       </w:rPr>
       <w:tblPr/>
@@ -15174,6 +15878,7 @@
     <w:name w:val="KeywordTok"/>
     <w:basedOn w:val="VerbatimChar"/>
     <w:rPr>
+      <w:rFonts w:eastAsia="黑体"/>
       <w:b/>
       <w:color w:val="007020"/>
     </w:rPr>
@@ -15182,6 +15887,7 @@
     <w:name w:val="DataTypeTok"/>
     <w:basedOn w:val="VerbatimChar"/>
     <w:rPr>
+      <w:rFonts w:eastAsia="黑体"/>
       <w:color w:val="902000"/>
     </w:rPr>
   </w:style>
@@ -15189,6 +15895,7 @@
     <w:name w:val="DecValTok"/>
     <w:basedOn w:val="VerbatimChar"/>
     <w:rPr>
+      <w:rFonts w:eastAsia="黑体"/>
       <w:color w:val="40a070"/>
     </w:rPr>
   </w:style>
@@ -15196,6 +15903,7 @@
     <w:name w:val="BaseNTok"/>
     <w:basedOn w:val="VerbatimChar"/>
     <w:rPr>
+      <w:rFonts w:eastAsia="黑体"/>
       <w:color w:val="40a070"/>
     </w:rPr>
   </w:style>
@@ -15203,6 +15911,7 @@
     <w:name w:val="FloatTok"/>
     <w:basedOn w:val="VerbatimChar"/>
     <w:rPr>
+      <w:rFonts w:eastAsia="黑体"/>
       <w:color w:val="40a070"/>
     </w:rPr>
   </w:style>
@@ -15210,6 +15919,7 @@
     <w:name w:val="ConstantTok"/>
     <w:basedOn w:val="VerbatimChar"/>
     <w:rPr>
+      <w:rFonts w:eastAsia="黑体"/>
       <w:color w:val="880000"/>
     </w:rPr>
   </w:style>
@@ -15217,6 +15927,7 @@
     <w:name w:val="CharTok"/>
     <w:basedOn w:val="VerbatimChar"/>
     <w:rPr>
+      <w:rFonts w:eastAsia="黑体"/>
       <w:color w:val="4070a0"/>
     </w:rPr>
   </w:style>
@@ -15224,6 +15935,7 @@
     <w:name w:val="SpecialCharTok"/>
     <w:basedOn w:val="VerbatimChar"/>
     <w:rPr>
+      <w:rFonts w:eastAsia="黑体"/>
       <w:color w:val="4070a0"/>
     </w:rPr>
   </w:style>
@@ -15231,6 +15943,7 @@
     <w:name w:val="StringTok"/>
     <w:basedOn w:val="VerbatimChar"/>
     <w:rPr>
+      <w:rFonts w:eastAsia="黑体"/>
       <w:color w:val="4070a0"/>
     </w:rPr>
   </w:style>
@@ -15238,6 +15951,7 @@
     <w:name w:val="VerbatimStringTok"/>
     <w:basedOn w:val="VerbatimChar"/>
     <w:rPr>
+      <w:rFonts w:eastAsia="黑体"/>
       <w:color w:val="4070a0"/>
     </w:rPr>
   </w:style>
@@ -15245,6 +15959,7 @@
     <w:name w:val="SpecialStringTok"/>
     <w:basedOn w:val="VerbatimChar"/>
     <w:rPr>
+      <w:rFonts w:eastAsia="黑体"/>
       <w:color w:val="bb6688"/>
     </w:rPr>
   </w:style>
@@ -15252,6 +15967,7 @@
     <w:name w:val="ImportTok"/>
     <w:basedOn w:val="VerbatimChar"/>
     <w:rPr>
+      <w:rFonts w:eastAsia="黑体"/>
       <w:b/>
       <w:color w:val="008000"/>
     </w:rPr>
@@ -15260,6 +15976,7 @@
     <w:name w:val="CommentTok"/>
     <w:basedOn w:val="VerbatimChar"/>
     <w:rPr>
+      <w:rFonts w:eastAsia="黑体"/>
       <w:i/>
       <w:color w:val="60a0b0"/>
     </w:rPr>
@@ -15268,6 +15985,7 @@
     <w:name w:val="DocumentationTok"/>
     <w:basedOn w:val="VerbatimChar"/>
     <w:rPr>
+      <w:rFonts w:eastAsia="黑体"/>
       <w:i/>
       <w:color w:val="ba2121"/>
     </w:rPr>
@@ -15276,6 +15994,7 @@
     <w:name w:val="AnnotationTok"/>
     <w:basedOn w:val="VerbatimChar"/>
     <w:rPr>
+      <w:rFonts w:eastAsia="黑体"/>
       <w:b/>
       <w:i/>
       <w:color w:val="60a0b0"/>
@@ -15285,6 +16004,7 @@
     <w:name w:val="CommentVarTok"/>
     <w:basedOn w:val="VerbatimChar"/>
     <w:rPr>
+      <w:rFonts w:eastAsia="黑体"/>
       <w:b/>
       <w:i/>
       <w:color w:val="60a0b0"/>
@@ -15294,6 +16014,7 @@
     <w:name w:val="OtherTok"/>
     <w:basedOn w:val="VerbatimChar"/>
     <w:rPr>
+      <w:rFonts w:eastAsia="黑体"/>
       <w:color w:val="007020"/>
     </w:rPr>
   </w:style>
@@ -15301,6 +16022,7 @@
     <w:name w:val="FunctionTok"/>
     <w:basedOn w:val="VerbatimChar"/>
     <w:rPr>
+      <w:rFonts w:eastAsia="黑体"/>
       <w:color w:val="06287e"/>
     </w:rPr>
   </w:style>
@@ -15308,6 +16030,7 @@
     <w:name w:val="VariableTok"/>
     <w:basedOn w:val="VerbatimChar"/>
     <w:rPr>
+      <w:rFonts w:eastAsia="黑体"/>
       <w:color w:val="19177c"/>
     </w:rPr>
   </w:style>
@@ -15315,6 +16038,7 @@
     <w:name w:val="ControlFlowTok"/>
     <w:basedOn w:val="VerbatimChar"/>
     <w:rPr>
+      <w:rFonts w:eastAsia="黑体"/>
       <w:b/>
       <w:color w:val="007020"/>
     </w:rPr>
@@ -15323,6 +16047,7 @@
     <w:name w:val="OperatorTok"/>
     <w:basedOn w:val="VerbatimChar"/>
     <w:rPr>
+      <w:rFonts w:eastAsia="黑体"/>
       <w:color w:val="666666"/>
     </w:rPr>
   </w:style>
@@ -15330,18 +16055,22 @@
     <w:name w:val="BuiltInTok"/>
     <w:basedOn w:val="VerbatimChar"/>
     <w:rPr>
+      <w:rFonts w:eastAsia="黑体"/>
       <w:color w:val="008000"/>
     </w:rPr>
   </w:style>
   <w:style w:type="character" w:customStyle="1" w:styleId="ExtensionTok">
     <w:name w:val="ExtensionTok"/>
     <w:basedOn w:val="VerbatimChar"/>
-    <w:rPr/>
+    <w:rPr>
+      <w:rFonts w:eastAsia="黑体"/>
+    </w:rPr>
   </w:style>
   <w:style w:type="character" w:customStyle="1" w:styleId="PreprocessorTok">
     <w:name w:val="PreprocessorTok"/>
     <w:basedOn w:val="VerbatimChar"/>
     <w:rPr>
+      <w:rFonts w:eastAsia="黑体"/>
       <w:color w:val="bc7a00"/>
     </w:rPr>
   </w:style>
@@ -15349,18 +16078,22 @@
     <w:name w:val="AttributeTok"/>
     <w:basedOn w:val="VerbatimChar"/>
     <w:rPr>
+      <w:rFonts w:eastAsia="黑体"/>
       <w:color w:val="7d9029"/>
     </w:rPr>
   </w:style>
   <w:style w:type="character" w:customStyle="1" w:styleId="RegionMarkerTok">
     <w:name w:val="RegionMarkerTok"/>
     <w:basedOn w:val="VerbatimChar"/>
-    <w:rPr/>
+    <w:rPr>
+      <w:rFonts w:eastAsia="黑体"/>
+    </w:rPr>
   </w:style>
   <w:style w:type="character" w:customStyle="1" w:styleId="InformationTok">
     <w:name w:val="InformationTok"/>
     <w:basedOn w:val="VerbatimChar"/>
     <w:rPr>
+      <w:rFonts w:eastAsia="黑体"/>
       <w:b/>
       <w:i/>
       <w:color w:val="60a0b0"/>
@@ -15370,6 +16103,7 @@
     <w:name w:val="WarningTok"/>
     <w:basedOn w:val="VerbatimChar"/>
     <w:rPr>
+      <w:rFonts w:eastAsia="黑体"/>
       <w:b/>
       <w:i/>
       <w:color w:val="60a0b0"/>
@@ -15379,6 +16113,7 @@
     <w:name w:val="AlertTok"/>
     <w:basedOn w:val="VerbatimChar"/>
     <w:rPr>
+      <w:rFonts w:eastAsia="黑体"/>
       <w:b/>
       <w:color w:val="ff0000"/>
     </w:rPr>
@@ -15387,6 +16122,7 @@
     <w:name w:val="ErrorTok"/>
     <w:basedOn w:val="VerbatimChar"/>
     <w:rPr>
+      <w:rFonts w:eastAsia="黑体"/>
       <w:b/>
       <w:color w:val="ff0000"/>
     </w:rPr>
@@ -15394,7 +16130,9 @@
   <w:style w:type="character" w:customStyle="1" w:styleId="NormalTok">
     <w:name w:val="NormalTok"/>
     <w:basedOn w:val="VerbatimChar"/>
-    <w:rPr/>
+    <w:rPr>
+      <w:rFonts w:eastAsia="黑体"/>
+    </w:rPr>
   </w:style>
 </w:styles>
 </file>
@@ -15443,12 +16181,12 @@
     <a:fontScheme name="Office">
       <a:majorFont>
         <a:latin typeface="Calibri"/>
-        <a:ea typeface=""/>
+        <a:ea typeface="黑体"/>
         <a:cs typeface=""/>
         <a:font script="Jpan" typeface="ＭＳ ゴシック"/>
         <a:font script="Hang" typeface="맑은 고딕"/>
-        <a:font script="Hans" typeface="宋体"/>
-        <a:font script="Hant" typeface="新細明體"/>
+        <a:font script="Hans" typeface="黑体"/>
+        <a:font script="Hant" typeface="黑体"/>
         <a:font script="Arab" typeface="Times New Roman"/>
         <a:font script="Hebr" typeface="Times New Roman"/>
         <a:font script="Thai" typeface="Angsana New"/>
@@ -15478,12 +16216,12 @@
       </a:majorFont>
       <a:minorFont>
         <a:latin typeface="Cambria"/>
-        <a:ea typeface=""/>
+        <a:ea typeface="黑体"/>
         <a:cs typeface=""/>
         <a:font script="Jpan" typeface="ＭＳ 明朝"/>
         <a:font script="Hang" typeface="맑은 고딕"/>
-        <a:font script="Hans" typeface="宋体"/>
-        <a:font script="Hant" typeface="新細明體"/>
+        <a:font script="Hans" typeface="黑体"/>
+        <a:font script="Hant" typeface="黑体"/>
         <a:font script="Arab" typeface="Arial"/>
         <a:font script="Hebr" typeface="Arial"/>
         <a:font script="Thai" typeface="Cordia New"/>

--- a/07-驱动电路/01-电机驱动/伺服电机驱动电路/伺服电机驱动电路.docx
+++ b/07-驱动电路/01-电机驱动/伺服电机驱动电路/伺服电机驱动电路.docx
@@ -3110,7 +3110,7 @@
           <w:color w:val="555555"/>
           <w:sz w:val="21"/>
         </w:rPr>
-        <w:t>材料收集者：杜文杰，WX手机：19519196569，QQ:3478827729</w:t>
+        <w:t>材料收集者：杜文杰，微信/手机：19519196569，QQ:3478827729</w:t>
       </w:r>
     </w:p>
     <w:sectPr>
